--- a/engg-fable-docs/output/Technical_User_Manual.docx
+++ b/engg-fable-docs/output/Technical_User_Manual.docx
@@ -2,12 +2,201 @@
 <file path=word/document.xml><?xml version="1.0" encoding="utf-8"?>
 <w:document xmlns:wpc="http://schemas.microsoft.com/office/word/2010/wordprocessingCanvas" xmlns:mo="http://schemas.microsoft.com/office/mac/office/2008/main" xmlns:mc="http://schemas.openxmlformats.org/markup-compatibility/2006" xmlns:mv="urn:schemas-microsoft-com:mac:vml" xmlns:o="urn:schemas-microsoft-com:office:office" xmlns:r="http://schemas.openxmlformats.org/officeDocument/2006/relationships" xmlns:m="http://schemas.openxmlformats.org/officeDocument/2006/math" xmlns:v="urn:schemas-microsoft-com:vml" xmlns:wp14="http://schemas.microsoft.com/office/word/2010/wordprocessingDrawing" xmlns:wp="http://schemas.openxmlformats.org/drawingml/2006/wordprocessingDrawing" xmlns:w10="urn:schemas-microsoft-com:office:word" xmlns:w="http://schemas.openxmlformats.org/wordprocessingml/2006/main" xmlns:w14="http://schemas.microsoft.com/office/word/2010/wordml" xmlns:wpg="http://schemas.microsoft.com/office/word/2010/wordprocessingGroup" xmlns:wpi="http://schemas.microsoft.com/office/word/2010/wordprocessingInk" xmlns:wne="http://schemas.microsoft.com/office/word/2006/wordml" xmlns:wps="http://schemas.microsoft.com/office/word/2010/wordprocessingShape" mc:Ignorable="w14 wp14">
   <w:body>
+    <w:p/>
+    <w:p/>
+    <w:p/>
+    <w:p/>
+    <w:p/>
+    <w:p/>
     <w:p>
       <w:pPr>
-        <w:pStyle w:val="Title"/>
+        <w:jc w:val="center"/>
       </w:pPr>
       <w:r>
-        <w:t>BLDC_Controller - Technical User Manual</w:t>
+        <w:rPr>
+          <w:b/>
+          <w:color w:val="1F4E79"/>
+          <w:sz w:val="72"/>
+        </w:rPr>
+        <w:t>BLDC Controller</w:t>
+      </w:r>
+    </w:p>
+    <w:p>
+      <w:pPr>
+        <w:jc w:val="center"/>
+      </w:pPr>
+      <w:r>
+        <w:rPr>
+          <w:color w:val="606060"/>
+          <w:sz w:val="40"/>
+        </w:rPr>
+        <w:t>Technical User Manual</w:t>
+      </w:r>
+    </w:p>
+    <w:p/>
+    <w:p/>
+    <w:p/>
+    <w:p/>
+    <w:p/>
+    <w:p/>
+    <w:p/>
+    <w:p/>
+    <w:p>
+      <w:pPr>
+        <w:jc w:val="center"/>
+      </w:pPr>
+      <w:r>
+        <w:rPr>
+          <w:sz w:val="22"/>
+        </w:rPr>
+        <w:t>Document No: TUM-001    Version: 1.0    Date: 2026-07-05</w:t>
+        <w:br/>
+        <w:t>Prepared by: Engineering Documentation Generator</w:t>
+      </w:r>
+    </w:p>
+    <w:p>
+      <w:r>
+        <w:br w:type="page"/>
+      </w:r>
+    </w:p>
+    <w:p>
+      <w:pPr>
+        <w:pStyle w:val="Heading1"/>
+      </w:pPr>
+      <w:r>
+        <w:t>Revision History</w:t>
+      </w:r>
+    </w:p>
+    <w:tbl>
+      <w:tblPr>
+        <w:tblStyle w:val="LightGrid-Accent1"/>
+        <w:tblW w:type="auto" w:w="0"/>
+        <w:tblLook w:firstColumn="1" w:firstRow="1" w:lastColumn="0" w:lastRow="0" w:noHBand="0" w:noVBand="1" w:val="04A0"/>
+      </w:tblPr>
+      <w:tblGrid>
+        <w:gridCol w:w="2160"/>
+        <w:gridCol w:w="2160"/>
+        <w:gridCol w:w="2160"/>
+        <w:gridCol w:w="2160"/>
+      </w:tblGrid>
+      <w:tr>
+        <w:tc>
+          <w:tcPr>
+            <w:tcW w:type="dxa" w:w="2160"/>
+          </w:tcPr>
+          <w:p>
+            <w:r>
+              <w:rPr>
+                <w:b/>
+              </w:rPr>
+              <w:t>Version</w:t>
+            </w:r>
+          </w:p>
+        </w:tc>
+        <w:tc>
+          <w:tcPr>
+            <w:tcW w:type="dxa" w:w="2160"/>
+          </w:tcPr>
+          <w:p>
+            <w:r>
+              <w:rPr>
+                <w:b/>
+              </w:rPr>
+              <w:t>Date</w:t>
+            </w:r>
+          </w:p>
+        </w:tc>
+        <w:tc>
+          <w:tcPr>
+            <w:tcW w:type="dxa" w:w="2160"/>
+          </w:tcPr>
+          <w:p>
+            <w:r>
+              <w:rPr>
+                <w:b/>
+              </w:rPr>
+              <w:t>Author</w:t>
+            </w:r>
+          </w:p>
+        </w:tc>
+        <w:tc>
+          <w:tcPr>
+            <w:tcW w:type="dxa" w:w="2160"/>
+          </w:tcPr>
+          <w:p>
+            <w:r>
+              <w:rPr>
+                <w:b/>
+              </w:rPr>
+              <w:t>Description</w:t>
+            </w:r>
+          </w:p>
+        </w:tc>
+      </w:tr>
+      <w:tr>
+        <w:tc>
+          <w:tcPr>
+            <w:tcW w:type="dxa" w:w="2160"/>
+          </w:tcPr>
+          <w:p>
+            <w:r>
+              <w:t>1.0</w:t>
+            </w:r>
+          </w:p>
+        </w:tc>
+        <w:tc>
+          <w:tcPr>
+            <w:tcW w:type="dxa" w:w="2160"/>
+          </w:tcPr>
+          <w:p>
+            <w:r>
+              <w:t>2026-07-05</w:t>
+            </w:r>
+          </w:p>
+        </w:tc>
+        <w:tc>
+          <w:tcPr>
+            <w:tcW w:type="dxa" w:w="2160"/>
+          </w:tcPr>
+          <w:p>
+            <w:r>
+              <w:t>Engineering Documentation Generator</w:t>
+            </w:r>
+          </w:p>
+        </w:tc>
+        <w:tc>
+          <w:tcPr>
+            <w:tcW w:type="dxa" w:w="2160"/>
+          </w:tcPr>
+          <w:p>
+            <w:r>
+              <w:t>Initial release</w:t>
+            </w:r>
+          </w:p>
+        </w:tc>
+      </w:tr>
+    </w:tbl>
+    <w:p/>
+    <w:p>
+      <w:pPr>
+        <w:pStyle w:val="Heading1"/>
+      </w:pPr>
+      <w:r>
+        <w:t>Table of Contents</w:t>
+      </w:r>
+    </w:p>
+    <w:p>
+      <w:r>
+        <w:fldChar w:fldCharType="begin"/>
+        <w:instrText xml:space="preserve">TOC \o "1-3" \h \z \u</w:instrText>
+        <w:fldChar w:fldCharType="separate"/>
+        <w:t>Right-click here and choose 'Update Field' to generate the Table of Contents.</w:t>
+        <w:fldChar w:fldCharType="end"/>
+      </w:r>
+    </w:p>
+    <w:p>
+      <w:r>
+        <w:br w:type="page"/>
       </w:r>
     </w:p>
     <w:p>
@@ -25,92 +214,102 @@
         <w:tblLook w:firstColumn="1" w:firstRow="1" w:lastColumn="0" w:lastRow="0" w:noHBand="0" w:noVBand="1" w:val="04A0"/>
       </w:tblPr>
       <w:tblGrid>
-        <w:gridCol w:w="1080"/>
-        <w:gridCol w:w="1080"/>
-        <w:gridCol w:w="1080"/>
-        <w:gridCol w:w="1080"/>
-        <w:gridCol w:w="1080"/>
-        <w:gridCol w:w="1080"/>
-        <w:gridCol w:w="1080"/>
-        <w:gridCol w:w="1080"/>
+        <w:gridCol w:w="1234"/>
+        <w:gridCol w:w="1234"/>
+        <w:gridCol w:w="1234"/>
+        <w:gridCol w:w="1234"/>
+        <w:gridCol w:w="1234"/>
+        <w:gridCol w:w="1234"/>
+        <w:gridCol w:w="1234"/>
       </w:tblGrid>
       <w:tr>
         <w:tc>
           <w:tcPr>
-            <w:tcW w:type="dxa" w:w="1080"/>
-          </w:tcPr>
-          <w:p>
-            <w:r>
-              <w:t>Unnamed: 0</w:t>
-            </w:r>
-          </w:p>
-        </w:tc>
-        <w:tc>
-          <w:tcPr>
-            <w:tcW w:type="dxa" w:w="1080"/>
-          </w:tcPr>
-          <w:p>
-            <w:r>
+            <w:tcW w:type="dxa" w:w="1234"/>
+          </w:tcPr>
+          <w:p>
+            <w:r>
+              <w:rPr>
+                <w:b/>
+              </w:rPr>
               <w:t>Reference_IDs</w:t>
             </w:r>
           </w:p>
         </w:tc>
         <w:tc>
           <w:tcPr>
-            <w:tcW w:type="dxa" w:w="1080"/>
-          </w:tcPr>
-          <w:p>
-            <w:r>
+            <w:tcW w:type="dxa" w:w="1234"/>
+          </w:tcPr>
+          <w:p>
+            <w:r>
+              <w:rPr>
+                <w:b/>
+              </w:rPr>
               <w:t>Make</w:t>
             </w:r>
           </w:p>
         </w:tc>
         <w:tc>
           <w:tcPr>
-            <w:tcW w:type="dxa" w:w="1080"/>
-          </w:tcPr>
-          <w:p>
-            <w:r>
+            <w:tcW w:type="dxa" w:w="1234"/>
+          </w:tcPr>
+          <w:p>
+            <w:r>
+              <w:rPr>
+                <w:b/>
+              </w:rPr>
               <w:t>Model</w:t>
             </w:r>
           </w:p>
         </w:tc>
         <w:tc>
           <w:tcPr>
-            <w:tcW w:type="dxa" w:w="1080"/>
-          </w:tcPr>
-          <w:p>
-            <w:r>
+            <w:tcW w:type="dxa" w:w="1234"/>
+          </w:tcPr>
+          <w:p>
+            <w:r>
+              <w:rPr>
+                <w:b/>
+              </w:rPr>
               <w:t>Part_Number</w:t>
             </w:r>
           </w:p>
         </w:tc>
         <w:tc>
           <w:tcPr>
-            <w:tcW w:type="dxa" w:w="1080"/>
-          </w:tcPr>
-          <w:p>
-            <w:r>
+            <w:tcW w:type="dxa" w:w="1234"/>
+          </w:tcPr>
+          <w:p>
+            <w:r>
+              <w:rPr>
+                <w:b/>
+              </w:rPr>
               <w:t>Type</w:t>
             </w:r>
           </w:p>
         </w:tc>
         <w:tc>
           <w:tcPr>
-            <w:tcW w:type="dxa" w:w="1080"/>
-          </w:tcPr>
-          <w:p>
-            <w:r>
+            <w:tcW w:type="dxa" w:w="1234"/>
+          </w:tcPr>
+          <w:p>
+            <w:r>
+              <w:rPr>
+                <w:b/>
+              </w:rPr>
               <w:t>Description</w:t>
             </w:r>
           </w:p>
         </w:tc>
         <w:tc>
           <w:tcPr>
-            <w:tcW w:type="dxa" w:w="1080"/>
-          </w:tcPr>
-          <w:p>
-            <w:r>
+            <w:tcW w:type="dxa" w:w="1234"/>
+          </w:tcPr>
+          <w:p>
+            <w:r>
+              <w:rPr>
+                <w:b/>
+              </w:rPr>
               <w:t>Qty</w:t>
             </w:r>
           </w:p>
@@ -119,17 +318,7 @@
       <w:tr>
         <w:tc>
           <w:tcPr>
-            <w:tcW w:type="dxa" w:w="1080"/>
-          </w:tcPr>
-          <w:p>
-            <w:r>
-              <w:t>0</w:t>
-            </w:r>
-          </w:p>
-        </w:tc>
-        <w:tc>
-          <w:tcPr>
-            <w:tcW w:type="dxa" w:w="1080"/>
+            <w:tcW w:type="dxa" w:w="1234"/>
           </w:tcPr>
           <w:p>
             <w:r>
@@ -139,7 +328,7 @@
         </w:tc>
         <w:tc>
           <w:tcPr>
-            <w:tcW w:type="dxa" w:w="1080"/>
+            <w:tcW w:type="dxa" w:w="1234"/>
           </w:tcPr>
           <w:p>
             <w:r>
@@ -149,7 +338,7 @@
         </w:tc>
         <w:tc>
           <w:tcPr>
-            <w:tcW w:type="dxa" w:w="1080"/>
+            <w:tcW w:type="dxa" w:w="1234"/>
           </w:tcPr>
           <w:p>
             <w:r>
@@ -159,7 +348,7 @@
         </w:tc>
         <w:tc>
           <w:tcPr>
-            <w:tcW w:type="dxa" w:w="1080"/>
+            <w:tcW w:type="dxa" w:w="1234"/>
           </w:tcPr>
           <w:p>
             <w:r>
@@ -169,29 +358,27 @@
         </w:tc>
         <w:tc>
           <w:tcPr>
-            <w:tcW w:type="dxa" w:w="1080"/>
-          </w:tcPr>
-          <w:p>
-            <w:r>
-              <w:t>Power Management IC</w:t>
-            </w:r>
-          </w:p>
-        </w:tc>
-        <w:tc>
-          <w:tcPr>
-            <w:tcW w:type="dxa" w:w="1080"/>
-          </w:tcPr>
-          <w:p>
-            <w:r>
-              <w:t>Power Management IC</w:t>
-              <w:br/>
-              <w:t>&lt;|im_end|&gt;</w:t>
-            </w:r>
-          </w:p>
-        </w:tc>
-        <w:tc>
-          <w:tcPr>
-            <w:tcW w:type="dxa" w:w="1080"/>
+            <w:tcW w:type="dxa" w:w="1234"/>
+          </w:tcPr>
+          <w:p>
+            <w:r>
+              <w:t>Motor Controller IC</w:t>
+            </w:r>
+          </w:p>
+        </w:tc>
+        <w:tc>
+          <w:tcPr>
+            <w:tcW w:type="dxa" w:w="1234"/>
+          </w:tcPr>
+          <w:p>
+            <w:r>
+              <w:t>Integrated motor control IC combining a motion-control engine with a three-phase gate driver.</w:t>
+            </w:r>
+          </w:p>
+        </w:tc>
+        <w:tc>
+          <w:tcPr>
+            <w:tcW w:type="dxa" w:w="1234"/>
           </w:tcPr>
           <w:p>
             <w:r>
@@ -203,17 +390,7 @@
       <w:tr>
         <w:tc>
           <w:tcPr>
-            <w:tcW w:type="dxa" w:w="1080"/>
-          </w:tcPr>
-          <w:p>
-            <w:r>
-              <w:t>1</w:t>
-            </w:r>
-          </w:p>
-        </w:tc>
-        <w:tc>
-          <w:tcPr>
-            <w:tcW w:type="dxa" w:w="1080"/>
+            <w:tcW w:type="dxa" w:w="1234"/>
           </w:tcPr>
           <w:p>
             <w:r>
@@ -223,7 +400,7 @@
         </w:tc>
         <w:tc>
           <w:tcPr>
-            <w:tcW w:type="dxa" w:w="1080"/>
+            <w:tcW w:type="dxa" w:w="1234"/>
           </w:tcPr>
           <w:p>
             <w:r>
@@ -233,7 +410,7 @@
         </w:tc>
         <w:tc>
           <w:tcPr>
-            <w:tcW w:type="dxa" w:w="1080"/>
+            <w:tcW w:type="dxa" w:w="1234"/>
           </w:tcPr>
           <w:p>
             <w:r>
@@ -243,7 +420,7 @@
         </w:tc>
         <w:tc>
           <w:tcPr>
-            <w:tcW w:type="dxa" w:w="1080"/>
+            <w:tcW w:type="dxa" w:w="1234"/>
           </w:tcPr>
           <w:p>
             <w:r>
@@ -253,29 +430,27 @@
         </w:tc>
         <w:tc>
           <w:tcPr>
-            <w:tcW w:type="dxa" w:w="1080"/>
-          </w:tcPr>
-          <w:p>
-            <w:r>
-              <w:t>Capacitor</w:t>
-            </w:r>
-          </w:p>
-        </w:tc>
-        <w:tc>
-          <w:tcPr>
-            <w:tcW w:type="dxa" w:w="1080"/>
-          </w:tcPr>
-          <w:p>
-            <w:r>
-              <w:t>Multilayer Ceramic Capacitor</w:t>
-              <w:br/>
-              <w:t>&lt;|im_end|&gt;</w:t>
-            </w:r>
-          </w:p>
-        </w:tc>
-        <w:tc>
-          <w:tcPr>
-            <w:tcW w:type="dxa" w:w="1080"/>
+            <w:tcW w:type="dxa" w:w="1234"/>
+          </w:tcPr>
+          <w:p>
+            <w:r>
+              <w:t>Ceramic Capacitor</w:t>
+            </w:r>
+          </w:p>
+        </w:tc>
+        <w:tc>
+          <w:tcPr>
+            <w:tcW w:type="dxa" w:w="1234"/>
+          </w:tcPr>
+          <w:p>
+            <w:r>
+              <w:t>10 uF / 25 V X7R multilayer ceramic capacitor.</w:t>
+            </w:r>
+          </w:p>
+        </w:tc>
+        <w:tc>
+          <w:tcPr>
+            <w:tcW w:type="dxa" w:w="1234"/>
           </w:tcPr>
           <w:p>
             <w:r>
@@ -287,17 +462,7 @@
       <w:tr>
         <w:tc>
           <w:tcPr>
-            <w:tcW w:type="dxa" w:w="1080"/>
-          </w:tcPr>
-          <w:p>
-            <w:r>
-              <w:t>2</w:t>
-            </w:r>
-          </w:p>
-        </w:tc>
-        <w:tc>
-          <w:tcPr>
-            <w:tcW w:type="dxa" w:w="1080"/>
+            <w:tcW w:type="dxa" w:w="1234"/>
           </w:tcPr>
           <w:p>
             <w:r>
@@ -307,7 +472,7 @@
         </w:tc>
         <w:tc>
           <w:tcPr>
-            <w:tcW w:type="dxa" w:w="1080"/>
+            <w:tcW w:type="dxa" w:w="1234"/>
           </w:tcPr>
           <w:p>
             <w:r>
@@ -317,7 +482,7 @@
         </w:tc>
         <w:tc>
           <w:tcPr>
-            <w:tcW w:type="dxa" w:w="1080"/>
+            <w:tcW w:type="dxa" w:w="1234"/>
           </w:tcPr>
           <w:p>
             <w:r>
@@ -327,7 +492,7 @@
         </w:tc>
         <w:tc>
           <w:tcPr>
-            <w:tcW w:type="dxa" w:w="1080"/>
+            <w:tcW w:type="dxa" w:w="1234"/>
           </w:tcPr>
           <w:p>
             <w:r>
@@ -337,27 +502,27 @@
         </w:tc>
         <w:tc>
           <w:tcPr>
-            <w:tcW w:type="dxa" w:w="1080"/>
-          </w:tcPr>
-          <w:p>
-            <w:r>
-              <w:t>Terminal Block</w:t>
-            </w:r>
-          </w:p>
-        </w:tc>
-        <w:tc>
-          <w:tcPr>
-            <w:tcW w:type="dxa" w:w="1080"/>
-          </w:tcPr>
-          <w:p>
-            <w:r>
-              <w:t>Terminal block, 2.5 mm² cross-section, 2-pole, with spring connection&lt;|im_end|&gt;</w:t>
-            </w:r>
-          </w:p>
-        </w:tc>
-        <w:tc>
-          <w:tcPr>
-            <w:tcW w:type="dxa" w:w="1080"/>
+            <w:tcW w:type="dxa" w:w="1234"/>
+          </w:tcPr>
+          <w:p>
+            <w:r>
+              <w:t>Connector</w:t>
+            </w:r>
+          </w:p>
+        </w:tc>
+        <w:tc>
+          <w:tcPr>
+            <w:tcW w:type="dxa" w:w="1234"/>
+          </w:tcPr>
+          <w:p>
+            <w:r>
+              <w:t>Phoenix Contact MSTBVA 2.5 series PCB header (5.08 mm pitch, rated 12 A / 320 V).</w:t>
+            </w:r>
+          </w:p>
+        </w:tc>
+        <w:tc>
+          <w:tcPr>
+            <w:tcW w:type="dxa" w:w="1234"/>
           </w:tcPr>
           <w:p>
             <w:r>
@@ -369,17 +534,7 @@
       <w:tr>
         <w:tc>
           <w:tcPr>
-            <w:tcW w:type="dxa" w:w="1080"/>
-          </w:tcPr>
-          <w:p>
-            <w:r>
-              <w:t>3</w:t>
-            </w:r>
-          </w:p>
-        </w:tc>
-        <w:tc>
-          <w:tcPr>
-            <w:tcW w:type="dxa" w:w="1080"/>
+            <w:tcW w:type="dxa" w:w="1234"/>
           </w:tcPr>
           <w:p>
             <w:r>
@@ -389,7 +544,7 @@
         </w:tc>
         <w:tc>
           <w:tcPr>
-            <w:tcW w:type="dxa" w:w="1080"/>
+            <w:tcW w:type="dxa" w:w="1234"/>
           </w:tcPr>
           <w:p>
             <w:r>
@@ -399,7 +554,7 @@
         </w:tc>
         <w:tc>
           <w:tcPr>
-            <w:tcW w:type="dxa" w:w="1080"/>
+            <w:tcW w:type="dxa" w:w="1234"/>
           </w:tcPr>
           <w:p>
             <w:r>
@@ -409,7 +564,7 @@
         </w:tc>
         <w:tc>
           <w:tcPr>
-            <w:tcW w:type="dxa" w:w="1080"/>
+            <w:tcW w:type="dxa" w:w="1234"/>
           </w:tcPr>
           <w:p>
             <w:r>
@@ -419,7 +574,7 @@
         </w:tc>
         <w:tc>
           <w:tcPr>
-            <w:tcW w:type="dxa" w:w="1080"/>
+            <w:tcW w:type="dxa" w:w="1234"/>
           </w:tcPr>
           <w:p>
             <w:r>
@@ -429,19 +584,17 @@
         </w:tc>
         <w:tc>
           <w:tcPr>
-            <w:tcW w:type="dxa" w:w="1080"/>
-          </w:tcPr>
-          <w:p>
-            <w:r>
-              <w:t>32-bit ARM Cortex-M4F Microcontroller</w:t>
-              <w:br/>
-              <w:t>&lt;|im_end|&gt;</w:t>
-            </w:r>
-          </w:p>
-        </w:tc>
-        <w:tc>
-          <w:tcPr>
-            <w:tcW w:type="dxa" w:w="1080"/>
+            <w:tcW w:type="dxa" w:w="1234"/>
+          </w:tcPr>
+          <w:p>
+            <w:r>
+              <w:t>Arm Cortex-M4 microcontroller (170 MHz) optimized for digital power and motor control, with high-resolution timers for PWM generation, fast 12-bit ADCs, and rich connectivity (SPI, I2C, UART, CAN-FD).</w:t>
+            </w:r>
+          </w:p>
+        </w:tc>
+        <w:tc>
+          <w:tcPr>
+            <w:tcW w:type="dxa" w:w="1234"/>
           </w:tcPr>
           <w:p>
             <w:r>
@@ -453,17 +606,7 @@
       <w:tr>
         <w:tc>
           <w:tcPr>
-            <w:tcW w:type="dxa" w:w="1080"/>
-          </w:tcPr>
-          <w:p>
-            <w:r>
-              <w:t>4</w:t>
-            </w:r>
-          </w:p>
-        </w:tc>
-        <w:tc>
-          <w:tcPr>
-            <w:tcW w:type="dxa" w:w="1080"/>
+            <w:tcW w:type="dxa" w:w="1234"/>
           </w:tcPr>
           <w:p>
             <w:r>
@@ -473,7 +616,7 @@
         </w:tc>
         <w:tc>
           <w:tcPr>
-            <w:tcW w:type="dxa" w:w="1080"/>
+            <w:tcW w:type="dxa" w:w="1234"/>
           </w:tcPr>
           <w:p>
             <w:r>
@@ -483,7 +626,7 @@
         </w:tc>
         <w:tc>
           <w:tcPr>
-            <w:tcW w:type="dxa" w:w="1080"/>
+            <w:tcW w:type="dxa" w:w="1234"/>
           </w:tcPr>
           <w:p>
             <w:r>
@@ -493,7 +636,7 @@
         </w:tc>
         <w:tc>
           <w:tcPr>
-            <w:tcW w:type="dxa" w:w="1080"/>
+            <w:tcW w:type="dxa" w:w="1234"/>
           </w:tcPr>
           <w:p>
             <w:r>
@@ -503,27 +646,27 @@
         </w:tc>
         <w:tc>
           <w:tcPr>
-            <w:tcW w:type="dxa" w:w="1080"/>
-          </w:tcPr>
-          <w:p>
-            <w:r>
-              <w:t>IC</w:t>
-            </w:r>
-          </w:p>
-        </w:tc>
-        <w:tc>
-          <w:tcPr>
-            <w:tcW w:type="dxa" w:w="1080"/>
-          </w:tcPr>
-          <w:p>
-            <w:r>
-              <w:t>Power Management IC, Battery Management</w:t>
-            </w:r>
-          </w:p>
-        </w:tc>
-        <w:tc>
-          <w:tcPr>
-            <w:tcW w:type="dxa" w:w="1080"/>
+            <w:tcW w:type="dxa" w:w="1234"/>
+          </w:tcPr>
+          <w:p>
+            <w:r>
+              <w:t>Battery Monitor IC</w:t>
+            </w:r>
+          </w:p>
+        </w:tc>
+        <w:tc>
+          <w:tcPr>
+            <w:tcW w:type="dxa" w:w="1234"/>
+          </w:tcPr>
+          <w:p>
+            <w:r>
+              <w:t>16-series battery monitor and protector for Li-ion/LiFePO4 packs.</w:t>
+            </w:r>
+          </w:p>
+        </w:tc>
+        <w:tc>
+          <w:tcPr>
+            <w:tcW w:type="dxa" w:w="1234"/>
           </w:tcPr>
           <w:p>
             <w:r>
@@ -535,17 +678,7 @@
       <w:tr>
         <w:tc>
           <w:tcPr>
-            <w:tcW w:type="dxa" w:w="1080"/>
-          </w:tcPr>
-          <w:p>
-            <w:r>
-              <w:t>5</w:t>
-            </w:r>
-          </w:p>
-        </w:tc>
-        <w:tc>
-          <w:tcPr>
-            <w:tcW w:type="dxa" w:w="1080"/>
+            <w:tcW w:type="dxa" w:w="1234"/>
           </w:tcPr>
           <w:p>
             <w:r>
@@ -555,7 +688,7 @@
         </w:tc>
         <w:tc>
           <w:tcPr>
-            <w:tcW w:type="dxa" w:w="1080"/>
+            <w:tcW w:type="dxa" w:w="1234"/>
           </w:tcPr>
           <w:p>
             <w:r>
@@ -565,7 +698,7 @@
         </w:tc>
         <w:tc>
           <w:tcPr>
-            <w:tcW w:type="dxa" w:w="1080"/>
+            <w:tcW w:type="dxa" w:w="1234"/>
           </w:tcPr>
           <w:p>
             <w:r>
@@ -575,7 +708,7 @@
         </w:tc>
         <w:tc>
           <w:tcPr>
-            <w:tcW w:type="dxa" w:w="1080"/>
+            <w:tcW w:type="dxa" w:w="1234"/>
           </w:tcPr>
           <w:p>
             <w:r>
@@ -585,29 +718,27 @@
         </w:tc>
         <w:tc>
           <w:tcPr>
-            <w:tcW w:type="dxa" w:w="1080"/>
-          </w:tcPr>
-          <w:p>
-            <w:r>
-              <w:t>Resistor</w:t>
-            </w:r>
-          </w:p>
-        </w:tc>
-        <w:tc>
-          <w:tcPr>
-            <w:tcW w:type="dxa" w:w="1080"/>
-          </w:tcPr>
-          <w:p>
-            <w:r>
-              <w:t>0.25W, 1% Metal Film Resistor</w:t>
-              <w:br/>
-              <w:t>&lt;|im_end|&gt;</w:t>
-            </w:r>
-          </w:p>
-        </w:tc>
-        <w:tc>
-          <w:tcPr>
-            <w:tcW w:type="dxa" w:w="1080"/>
+            <w:tcW w:type="dxa" w:w="1234"/>
+          </w:tcPr>
+          <w:p>
+            <w:r>
+              <w:t>Schottky Diode</w:t>
+            </w:r>
+          </w:p>
+        </w:tc>
+        <w:tc>
+          <w:tcPr>
+            <w:tcW w:type="dxa" w:w="1234"/>
+          </w:tcPr>
+          <w:p>
+            <w:r>
+              <w:t>3 A / 40 V Schottky barrier rectifier.</w:t>
+            </w:r>
+          </w:p>
+        </w:tc>
+        <w:tc>
+          <w:tcPr>
+            <w:tcW w:type="dxa" w:w="1234"/>
           </w:tcPr>
           <w:p>
             <w:r>
@@ -619,17 +750,7 @@
       <w:tr>
         <w:tc>
           <w:tcPr>
-            <w:tcW w:type="dxa" w:w="1080"/>
-          </w:tcPr>
-          <w:p>
-            <w:r>
-              <w:t>6</w:t>
-            </w:r>
-          </w:p>
-        </w:tc>
-        <w:tc>
-          <w:tcPr>
-            <w:tcW w:type="dxa" w:w="1080"/>
+            <w:tcW w:type="dxa" w:w="1234"/>
           </w:tcPr>
           <w:p>
             <w:r>
@@ -639,7 +760,7 @@
         </w:tc>
         <w:tc>
           <w:tcPr>
-            <w:tcW w:type="dxa" w:w="1080"/>
+            <w:tcW w:type="dxa" w:w="1234"/>
           </w:tcPr>
           <w:p>
             <w:r>
@@ -649,7 +770,7 @@
         </w:tc>
         <w:tc>
           <w:tcPr>
-            <w:tcW w:type="dxa" w:w="1080"/>
+            <w:tcW w:type="dxa" w:w="1234"/>
           </w:tcPr>
           <w:p>
             <w:r>
@@ -659,7 +780,7 @@
         </w:tc>
         <w:tc>
           <w:tcPr>
-            <w:tcW w:type="dxa" w:w="1080"/>
+            <w:tcW w:type="dxa" w:w="1234"/>
           </w:tcPr>
           <w:p>
             <w:r>
@@ -669,7 +790,7 @@
         </w:tc>
         <w:tc>
           <w:tcPr>
-            <w:tcW w:type="dxa" w:w="1080"/>
+            <w:tcW w:type="dxa" w:w="1234"/>
           </w:tcPr>
           <w:p>
             <w:r>
@@ -679,17 +800,17 @@
         </w:tc>
         <w:tc>
           <w:tcPr>
-            <w:tcW w:type="dxa" w:w="1080"/>
-          </w:tcPr>
-          <w:p>
-            <w:r>
-              <w:t>0710kOhm, 0402 package</w:t>
-            </w:r>
-          </w:p>
-        </w:tc>
-        <w:tc>
-          <w:tcPr>
-            <w:tcW w:type="dxa" w:w="1080"/>
+            <w:tcW w:type="dxa" w:w="1234"/>
+          </w:tcPr>
+          <w:p>
+            <w:r>
+              <w:t>Yageo thick-film chip resistor, 0402, 1% tolerance.</w:t>
+            </w:r>
+          </w:p>
+        </w:tc>
+        <w:tc>
+          <w:tcPr>
+            <w:tcW w:type="dxa" w:w="1234"/>
           </w:tcPr>
           <w:p>
             <w:r>
@@ -699,6 +820,11 @@
         </w:tc>
       </w:tr>
     </w:tbl>
+    <w:p>
+      <w:r>
+        <w:br w:type="page"/>
+      </w:r>
+    </w:p>
     <w:p>
       <w:pPr>
         <w:pStyle w:val="Heading1"/>
@@ -709,131 +835,9 @@
     </w:p>
     <w:p>
       <w:r>
-        <w:t>**Power_Distribution - Functional Description**</w:t>
-        <w:br/>
-        <w:br/>
-        <w:t>**Overview:**</w:t>
-        <w:br/>
-        <w:t>The Power_Distribution subsystem consists of 5 components connected via 6 unique signals.</w:t>
-        <w:br/>
-        <w:br/>
-        <w:t>**Components:**</w:t>
-        <w:br/>
-        <w:t xml:space="preserve">  - CON1: Phoenix Contact MSTBVA 2.5/2-G</w:t>
-        <w:br/>
-        <w:t xml:space="preserve">  - D1: Phoenix Contact MSTBVA 2.5/2-G</w:t>
-        <w:br/>
-        <w:t xml:space="preserve">  - C1: Phoenix Contact MSTBVA 2.5/2-G</w:t>
-        <w:br/>
-        <w:t xml:space="preserve">  - U1: Vishay SS34</w:t>
-        <w:br/>
-        <w:t xml:space="preserve">  - CON2: Texas Instruments BQ76952</w:t>
-        <w:br/>
-        <w:br/>
-        <w:t>**Signals:**</w:t>
-        <w:br/>
-        <w:t xml:space="preserve">  - 12V_IN</w:t>
-        <w:br/>
-        <w:t xml:space="preserve">  - GND</w:t>
-        <w:br/>
-        <w:t xml:space="preserve">  - 12V_PROT</w:t>
-        <w:br/>
-        <w:t xml:space="preserve">  - V_BAT</w:t>
-        <w:br/>
-        <w:t xml:space="preserve">  - GND_REF</w:t>
-        <w:br/>
-        <w:t xml:space="preserve">  - BMS_HW_ALERT</w:t>
-        <w:br/>
-        <w:br/>
-        <w:t>**Signal Flow:**</w:t>
-        <w:br/>
-        <w:t xml:space="preserve">  CON1(Pin_1) -&gt; D1(ANODE): 12V_IN</w:t>
-        <w:br/>
-        <w:t xml:space="preserve">  CON1(Pin_2) -&gt; C1(NEG): GND</w:t>
-        <w:br/>
-        <w:t xml:space="preserve">  D1(CATHODE) -&gt; C1(POS): 12V_PROT</w:t>
-        <w:br/>
-        <w:t xml:space="preserve">  D1(CATHODE) -&gt; U1(BAT+): V_BAT</w:t>
-        <w:br/>
-        <w:t xml:space="preserve">  C1(NEG) -&gt; U1(GND): GND_REF</w:t>
-        <w:br/>
-        <w:t xml:space="preserve">  U1(ALERT) -&gt; CON2(Pin_1): BMS_HW_ALERT</w:t>
-      </w:r>
-    </w:p>
-    <w:p>
-      <w:pPr>
-        <w:pStyle w:val="Heading1"/>
-      </w:pPr>
-      <w:r>
-        <w:t>3. Subsystems &amp; Wiring Diagrams</w:t>
-      </w:r>
-    </w:p>
-    <w:p>
-      <w:pPr>
-        <w:pStyle w:val="Heading2"/>
-      </w:pPr>
-      <w:r>
-        <w:t>Power_Distribution</w:t>
-      </w:r>
-    </w:p>
-    <w:p>
-      <w:r>
-        <w:t>**Power_Distribution - Functional Description**</w:t>
-        <w:br/>
-        <w:br/>
-        <w:t>**Overview:**</w:t>
-        <w:br/>
-        <w:t>The Power_Distribution subsystem consists of 5 components connected via 6 unique signals.</w:t>
-        <w:br/>
-        <w:br/>
-        <w:t>**Components:**</w:t>
-        <w:br/>
-        <w:t xml:space="preserve">  - CON1: Phoenix Contact MSTBVA 2.5/2-G</w:t>
-        <w:br/>
-        <w:t xml:space="preserve">  - D1: Phoenix Contact MSTBVA 2.5/2-G</w:t>
-        <w:br/>
-        <w:t xml:space="preserve">  - C1: Phoenix Contact MSTBVA 2.5/2-G</w:t>
-        <w:br/>
-        <w:t xml:space="preserve">  - U1: Vishay SS34</w:t>
-        <w:br/>
-        <w:t xml:space="preserve">  - CON2: Texas Instruments BQ76952</w:t>
-        <w:br/>
-        <w:br/>
-        <w:t>**Signals:**</w:t>
-        <w:br/>
-        <w:t xml:space="preserve">  - 12V_IN</w:t>
-        <w:br/>
-        <w:t xml:space="preserve">  - GND</w:t>
-        <w:br/>
-        <w:t xml:space="preserve">  - 12V_PROT</w:t>
-        <w:br/>
-        <w:t xml:space="preserve">  - V_BAT</w:t>
-        <w:br/>
-        <w:t xml:space="preserve">  - GND_REF</w:t>
-        <w:br/>
-        <w:t xml:space="preserve">  - BMS_HW_ALERT</w:t>
-        <w:br/>
-        <w:br/>
-        <w:t>**Signal Flow:**</w:t>
-        <w:br/>
-        <w:t xml:space="preserve">  CON1(Pin_1) -&gt; D1(ANODE): 12V_IN</w:t>
-        <w:br/>
-        <w:t xml:space="preserve">  CON1(Pin_2) -&gt; C1(NEG): GND</w:t>
-        <w:br/>
-        <w:t xml:space="preserve">  D1(CATHODE) -&gt; C1(POS): 12V_PROT</w:t>
-        <w:br/>
-        <w:t xml:space="preserve">  D1(CATHODE) -&gt; U1(BAT+): V_BAT</w:t>
-        <w:br/>
-        <w:t xml:space="preserve">  C1(NEG) -&gt; U1(GND): GND_REF</w:t>
-        <w:br/>
-        <w:t xml:space="preserve">  U1(ALERT) -&gt; CON2(Pin_1): BMS_HW_ALERT</w:t>
-      </w:r>
-    </w:p>
-    <w:p>
-      <w:r>
         <w:drawing>
           <wp:inline xmlns:a="http://schemas.openxmlformats.org/drawingml/2006/main" xmlns:pic="http://schemas.openxmlformats.org/drawingml/2006/picture">
-            <wp:extent cx="5029200" cy="730738"/>
+            <wp:extent cx="5760720" cy="2456121"/>
             <wp:docPr id="1" name="Picture 1"/>
             <wp:cNvGraphicFramePr>
               <a:graphicFrameLocks noChangeAspect="1"/>
@@ -842,7 +846,7 @@
               <a:graphicData uri="http://schemas.openxmlformats.org/drawingml/2006/picture">
                 <pic:pic>
                   <pic:nvPicPr>
-                    <pic:cNvPr id="0" name="Power_Distribution_diagram.png"/>
+                    <pic:cNvPr id="0" name="System_Overview_diagram.png"/>
                     <pic:cNvPicPr/>
                   </pic:nvPicPr>
                   <pic:blipFill>
@@ -854,7 +858,7 @@
                   <pic:spPr>
                     <a:xfrm>
                       <a:off x="0" y="0"/>
-                      <a:ext cx="5029200" cy="730738"/>
+                      <a:ext cx="5760720" cy="2456121"/>
                     </a:xfrm>
                     <a:prstGeom prst="rect"/>
                   </pic:spPr>
@@ -870,79 +874,249 @@
         <w:pStyle w:val="Heading2"/>
       </w:pPr>
       <w:r>
-        <w:t>Control_Interface</w:t>
+        <w:t>2.1 Functional Description</w:t>
       </w:r>
     </w:p>
     <w:p>
       <w:r>
-        <w:t>**Control_Interface - Functional Description**</w:t>
-        <w:br/>
-        <w:br/>
-        <w:t>**Overview:**</w:t>
-        <w:br/>
-        <w:t>The Control_Interface subsystem consists of 5 components connected via 9 unique signals.</w:t>
-        <w:br/>
-        <w:br/>
-        <w:t>**Components:**</w:t>
-        <w:br/>
-        <w:t xml:space="preserve">  - U1: Texas Instruments BQ76952</w:t>
-        <w:br/>
-        <w:t xml:space="preserve">  - U3: Texas Instruments BQ76952</w:t>
-        <w:br/>
-        <w:t xml:space="preserve">  - U2: STMicroelectronics STM32G474</w:t>
-        <w:br/>
-        <w:t xml:space="preserve">  - R1: STMicroelectronics STM32G474</w:t>
-        <w:br/>
-        <w:t xml:space="preserve">  - PWR_3V3: Yageo RC0402FR-0710KL</w:t>
-        <w:br/>
-        <w:br/>
-        <w:t>**Signals:**</w:t>
-        <w:br/>
-        <w:t xml:space="preserve">  - I2C_Data</w:t>
-        <w:br/>
-        <w:t xml:space="preserve">  - I2C_Clock</w:t>
-        <w:br/>
-        <w:t xml:space="preserve">  - BMS_ALERT</w:t>
-        <w:br/>
-        <w:t xml:space="preserve">  - SPI_CLK</w:t>
-        <w:br/>
-        <w:t xml:space="preserve">  - SPI_MOSI</w:t>
-        <w:br/>
-        <w:t xml:space="preserve">  - SPI_MISO</w:t>
-        <w:br/>
-        <w:t xml:space="preserve">  - SPI_CS</w:t>
-        <w:br/>
-        <w:t xml:space="preserve">  - CS_PULLUP</w:t>
-        <w:br/>
-        <w:t xml:space="preserve">  - 3V3_SYS</w:t>
-        <w:br/>
-        <w:br/>
-        <w:t>**Signal Flow:**</w:t>
-        <w:br/>
-        <w:t xml:space="preserve">  U1(SDA) -&gt; U3(I2C_SDA): I2C_Data</w:t>
-        <w:br/>
-        <w:t xml:space="preserve">  U1(SCL) -&gt; U3(I2C_SCL): I2C_Clock</w:t>
-        <w:br/>
-        <w:t xml:space="preserve">  U1(ALERT) -&gt; U3(PE0): BMS_ALERT</w:t>
-        <w:br/>
-        <w:t xml:space="preserve">  U3(SPI1_SCK) -&gt; U2(SPI_CLK): SPI_CLK</w:t>
-        <w:br/>
-        <w:t xml:space="preserve">  U3(SPI1_MOSI) -&gt; U2(SPI_MOSI): SPI_MOSI</w:t>
-        <w:br/>
-        <w:t xml:space="preserve">  U2(SPI_MISO) -&gt; U3(SPI1_MISO): SPI_MISO</w:t>
-        <w:br/>
-        <w:t xml:space="preserve">  U3(SPI1_NSS) -&gt; U2(SPI_CS): SPI_CS</w:t>
-        <w:br/>
-        <w:t xml:space="preserve">  U3(SPI1_NSS) -&gt; R1(Pin_1): CS_PULLUP</w:t>
-        <w:br/>
-        <w:t xml:space="preserve">  R1(Pin_2) -&gt; PWR_3V3(NET): 3V3_SYS</w:t>
+        <w:t>The BLDC Controller is organized into 3 functional subsystems: Power Distribution, Control Interface, Motor Drive.</w:t>
+      </w:r>
+    </w:p>
+    <w:p>
+      <w:r>
+        <w:t>Power Distribution: The Power Distribution subsystem conditions and distributes electrical power to the rest of the system.</w:t>
+      </w:r>
+    </w:p>
+    <w:p>
+      <w:r>
+        <w:t>Control Interface: The Control Interface subsystem provides the digital communication backbone between the system's intelligent devices.</w:t>
+      </w:r>
+    </w:p>
+    <w:p>
+      <w:r>
+        <w:t>Motor Drive: The Motor Drive subsystem carries the command and status signals that coordinate system operation.</w:t>
+      </w:r>
+    </w:p>
+    <w:p>
+      <w:r>
+        <w:t>Subsystem integration: D1 spans Motor Drive and Power Distribution, carrying power signals across the boundary. U1 spans Control Interface and Power Distribution, carrying control / status, data / communication, ground, power signals across the boundary. U2 spans Control Interface and Motor Drive, carrying analog / sense, control / status, data / communication, motor phase, power signals across the boundary. U3 spans Control Interface and Motor Drive, carrying control / status, data / communication signals across the boundary.</w:t>
+      </w:r>
+    </w:p>
+    <w:p>
+      <w:pPr>
+        <w:pStyle w:val="Heading2"/>
+      </w:pPr>
+      <w:r>
+        <w:t>2.2 Subsystem Interconnections</w:t>
+      </w:r>
+    </w:p>
+    <w:tbl>
+      <w:tblPr>
+        <w:tblStyle w:val="LightGrid-Accent1"/>
+        <w:tblW w:type="auto" w:w="0"/>
+        <w:tblLook w:firstColumn="1" w:firstRow="1" w:lastColumn="0" w:lastRow="0" w:noHBand="0" w:noVBand="1" w:val="04A0"/>
+      </w:tblPr>
+      <w:tblGrid>
+        <w:gridCol w:w="2880"/>
+        <w:gridCol w:w="2880"/>
+        <w:gridCol w:w="2880"/>
+      </w:tblGrid>
+      <w:tr>
+        <w:tc>
+          <w:tcPr>
+            <w:tcW w:type="dxa" w:w="2880"/>
+          </w:tcPr>
+          <w:p>
+            <w:r>
+              <w:rPr>
+                <w:b/>
+              </w:rPr>
+              <w:t>Bridging Component</w:t>
+            </w:r>
+          </w:p>
+        </w:tc>
+        <w:tc>
+          <w:tcPr>
+            <w:tcW w:type="dxa" w:w="2880"/>
+          </w:tcPr>
+          <w:p>
+            <w:r>
+              <w:rPr>
+                <w:b/>
+              </w:rPr>
+              <w:t>Subsystems</w:t>
+            </w:r>
+          </w:p>
+        </w:tc>
+        <w:tc>
+          <w:tcPr>
+            <w:tcW w:type="dxa" w:w="2880"/>
+          </w:tcPr>
+          <w:p>
+            <w:r>
+              <w:rPr>
+                <w:b/>
+              </w:rPr>
+              <w:t>Signal Classes</w:t>
+            </w:r>
+          </w:p>
+        </w:tc>
+      </w:tr>
+      <w:tr>
+        <w:tc>
+          <w:tcPr>
+            <w:tcW w:type="dxa" w:w="2880"/>
+          </w:tcPr>
+          <w:p>
+            <w:r>
+              <w:t>D1</w:t>
+            </w:r>
+          </w:p>
+        </w:tc>
+        <w:tc>
+          <w:tcPr>
+            <w:tcW w:type="dxa" w:w="2880"/>
+          </w:tcPr>
+          <w:p>
+            <w:r>
+              <w:t>Motor_Drive ↔ Power_Distribution</w:t>
+            </w:r>
+          </w:p>
+        </w:tc>
+        <w:tc>
+          <w:tcPr>
+            <w:tcW w:type="dxa" w:w="2880"/>
+          </w:tcPr>
+          <w:p>
+            <w:r>
+              <w:t>Power</w:t>
+            </w:r>
+          </w:p>
+        </w:tc>
+      </w:tr>
+      <w:tr>
+        <w:tc>
+          <w:tcPr>
+            <w:tcW w:type="dxa" w:w="2880"/>
+          </w:tcPr>
+          <w:p>
+            <w:r>
+              <w:t>U1</w:t>
+            </w:r>
+          </w:p>
+        </w:tc>
+        <w:tc>
+          <w:tcPr>
+            <w:tcW w:type="dxa" w:w="2880"/>
+          </w:tcPr>
+          <w:p>
+            <w:r>
+              <w:t>Control_Interface ↔ Power_Distribution</w:t>
+            </w:r>
+          </w:p>
+        </w:tc>
+        <w:tc>
+          <w:tcPr>
+            <w:tcW w:type="dxa" w:w="2880"/>
+          </w:tcPr>
+          <w:p>
+            <w:r>
+              <w:t>Control / Status, Data / Communication, Ground, Power</w:t>
+            </w:r>
+          </w:p>
+        </w:tc>
+      </w:tr>
+      <w:tr>
+        <w:tc>
+          <w:tcPr>
+            <w:tcW w:type="dxa" w:w="2880"/>
+          </w:tcPr>
+          <w:p>
+            <w:r>
+              <w:t>U2</w:t>
+            </w:r>
+          </w:p>
+        </w:tc>
+        <w:tc>
+          <w:tcPr>
+            <w:tcW w:type="dxa" w:w="2880"/>
+          </w:tcPr>
+          <w:p>
+            <w:r>
+              <w:t>Control_Interface ↔ Motor_Drive</w:t>
+            </w:r>
+          </w:p>
+        </w:tc>
+        <w:tc>
+          <w:tcPr>
+            <w:tcW w:type="dxa" w:w="2880"/>
+          </w:tcPr>
+          <w:p>
+            <w:r>
+              <w:t>Analog / Sense, Control / Status, Data / Communication, Motor Phase, Power</w:t>
+            </w:r>
+          </w:p>
+        </w:tc>
+      </w:tr>
+      <w:tr>
+        <w:tc>
+          <w:tcPr>
+            <w:tcW w:type="dxa" w:w="2880"/>
+          </w:tcPr>
+          <w:p>
+            <w:r>
+              <w:t>U3</w:t>
+            </w:r>
+          </w:p>
+        </w:tc>
+        <w:tc>
+          <w:tcPr>
+            <w:tcW w:type="dxa" w:w="2880"/>
+          </w:tcPr>
+          <w:p>
+            <w:r>
+              <w:t>Control_Interface ↔ Motor_Drive</w:t>
+            </w:r>
+          </w:p>
+        </w:tc>
+        <w:tc>
+          <w:tcPr>
+            <w:tcW w:type="dxa" w:w="2880"/>
+          </w:tcPr>
+          <w:p>
+            <w:r>
+              <w:t>Control / Status, Data / Communication</w:t>
+            </w:r>
+          </w:p>
+        </w:tc>
+      </w:tr>
+    </w:tbl>
+    <w:p>
+      <w:r>
+        <w:br w:type="page"/>
+      </w:r>
+    </w:p>
+    <w:p>
+      <w:pPr>
+        <w:pStyle w:val="Heading1"/>
+      </w:pPr>
+      <w:r>
+        <w:t>3. Subsystem Descriptions</w:t>
+      </w:r>
+    </w:p>
+    <w:p>
+      <w:pPr>
+        <w:pStyle w:val="Heading2"/>
+      </w:pPr>
+      <w:r>
+        <w:t>3.1 Power Distribution</w:t>
       </w:r>
     </w:p>
     <w:p>
       <w:r>
         <w:drawing>
           <wp:inline xmlns:a="http://schemas.openxmlformats.org/drawingml/2006/main" xmlns:pic="http://schemas.openxmlformats.org/drawingml/2006/picture">
-            <wp:extent cx="5029200" cy="1888404"/>
+            <wp:extent cx="5760720" cy="2224963"/>
             <wp:docPr id="2" name="Picture 2"/>
             <wp:cNvGraphicFramePr>
               <a:graphicFrameLocks noChangeAspect="1"/>
@@ -951,7 +1125,7 @@
               <a:graphicData uri="http://schemas.openxmlformats.org/drawingml/2006/picture">
                 <pic:pic>
                   <pic:nvPicPr>
-                    <pic:cNvPr id="0" name="Control_Interface_diagram.png"/>
+                    <pic:cNvPr id="0" name="Power_Distribution_diagram.png"/>
                     <pic:cNvPicPr/>
                   </pic:nvPicPr>
                   <pic:blipFill>
@@ -963,7 +1137,7 @@
                   <pic:spPr>
                     <a:xfrm>
                       <a:off x="0" y="0"/>
-                      <a:ext cx="5029200" cy="1888404"/>
+                      <a:ext cx="5760720" cy="2224963"/>
                     </a:xfrm>
                     <a:prstGeom prst="rect"/>
                   </pic:spPr>
@@ -976,82 +1150,471 @@
     </w:p>
     <w:p>
       <w:pPr>
-        <w:pStyle w:val="Heading2"/>
+        <w:pStyle w:val="Heading3"/>
       </w:pPr>
       <w:r>
-        <w:t>Motor_Drive</w:t>
+        <w:t>3.1.1 Functional Description</w:t>
       </w:r>
     </w:p>
     <w:p>
       <w:r>
-        <w:t>**Motor_Drive - Functional Description**</w:t>
-        <w:br/>
-        <w:br/>
-        <w:t>**Overview:**</w:t>
-        <w:br/>
-        <w:t>The Motor_Drive subsystem consists of 5 components connected via 9 unique signals.</w:t>
-        <w:br/>
-        <w:br/>
-        <w:t>**Components:**</w:t>
-        <w:br/>
-        <w:t xml:space="preserve">  - U3: STMicroelectronics STM32G474</w:t>
-        <w:br/>
-        <w:t xml:space="preserve">  - U2: STMicroelectronics STM32G474</w:t>
-        <w:br/>
-        <w:t xml:space="preserve">  - M1: Infineon IMC300A</w:t>
-        <w:br/>
-        <w:t xml:space="preserve">  - R2: Yageo RC0402FR-0710KL</w:t>
-        <w:br/>
-        <w:t xml:space="preserve">  - D1: Vishay SS34</w:t>
-        <w:br/>
-        <w:br/>
-        <w:t>**Signals:**</w:t>
-        <w:br/>
-        <w:t xml:space="preserve">  - PWM_U</w:t>
-        <w:br/>
-        <w:t xml:space="preserve">  - PWM_V</w:t>
-        <w:br/>
-        <w:t xml:space="preserve">  - PWM_W</w:t>
-        <w:br/>
-        <w:t xml:space="preserve">  - DRV_FAULT</w:t>
-        <w:br/>
-        <w:t xml:space="preserve">  - PHASE_U</w:t>
-        <w:br/>
-        <w:t xml:space="preserve">  - PHASE_V</w:t>
-        <w:br/>
-        <w:t xml:space="preserve">  - PHASE_W</w:t>
-        <w:br/>
-        <w:t xml:space="preserve">  - V_SENSE</w:t>
-        <w:br/>
-        <w:t xml:space="preserve">  - DC_BUS</w:t>
-        <w:br/>
-        <w:br/>
-        <w:t>**Signal Flow:**</w:t>
-        <w:br/>
-        <w:t xml:space="preserve">  U3(PA0) -&gt; U2(IN_U): PWM_U</w:t>
-        <w:br/>
-        <w:t xml:space="preserve">  U3(PA1) -&gt; U2(IN_V): PWM_V</w:t>
-        <w:br/>
-        <w:t xml:space="preserve">  U3(PA2) -&gt; U2(IN_W): PWM_W</w:t>
-        <w:br/>
-        <w:t xml:space="preserve">  U2(FAULT) -&gt; U3(PB0): DRV_FAULT</w:t>
-        <w:br/>
-        <w:t xml:space="preserve">  U2(OUT1) -&gt; M1(U): PHASE_U</w:t>
-        <w:br/>
-        <w:t xml:space="preserve">  U2(OUT2) -&gt; M1(V): PHASE_V</w:t>
-        <w:br/>
-        <w:t xml:space="preserve">  U2(OUT3) -&gt; M1(W): PHASE_W</w:t>
-        <w:br/>
-        <w:t xml:space="preserve">  R2(Pin_1) -&gt; U2(VDC): V_SENSE</w:t>
-        <w:br/>
-        <w:t xml:space="preserve">  D1(CATHODE) -&gt; U2(VDC): DC_BUS</w:t>
+        <w:t>The Power Distribution subsystem conditions and distributes electrical power to the rest of the system.</w:t>
+      </w:r>
+    </w:p>
+    <w:p>
+      <w:r>
+        <w:t>Power flow: 12V_IN passes from CON1 (pin Pin_1) to D1 (pin ANODE). 12V_PROT passes from D1 (pin CATHODE) to C1 (pin POS). V_BAT passes from D1 (pin CATHODE) to U1 (pin BAT+).</w:t>
+      </w:r>
+    </w:p>
+    <w:p>
+      <w:r>
+        <w:t>Signal flow: C1 connects to U1 via GND_REF (NEG → GND). U1 signals CON2 via BMS_HW_ALERT (ALERT → Pin_1).</w:t>
+      </w:r>
+    </w:p>
+    <w:p>
+      <w:pPr>
+        <w:pStyle w:val="Heading3"/>
+      </w:pPr>
+      <w:r>
+        <w:t>3.1.2 Component Roles</w:t>
+      </w:r>
+    </w:p>
+    <w:p>
+      <w:pPr>
+        <w:pStyle w:val="ListBullet"/>
+      </w:pPr>
+      <w:r>
+        <w:t>C1 — Murata GRM31CR71E106KA12 (Ceramic Capacitor). 10 uF / 25 V X7R multilayer ceramic capacitor. Provides bulk decoupling and input filtering on the protected supply rail, smoothing transients before power reaches downstream ICs. In this subsystem, C1 drives GND_REF to U1; receives 12V_PROT from D1, GND from CON1.</w:t>
+      </w:r>
+    </w:p>
+    <w:p>
+      <w:pPr>
+        <w:pStyle w:val="ListBullet"/>
+      </w:pPr>
+      <w:r>
+        <w:t>CON1 — Phoenix Contact MSTBVA 2.5/2-G (Connector). Phoenix Contact MSTBVA 2.5 series PCB header (5.08 mm pitch, rated 12 A / 320 V). Serves as the main power entry point for the external 12 V supply and its return. In this subsystem, CON1 drives 12V_IN to D1, GND to C1.</w:t>
+      </w:r>
+    </w:p>
+    <w:p>
+      <w:pPr>
+        <w:pStyle w:val="ListBullet"/>
+      </w:pPr>
+      <w:r>
+        <w:t>CON2 (Connector). Connector used in this subsystem. In this subsystem, CON2 receives BMS_HW_ALERT from U1.</w:t>
+      </w:r>
+    </w:p>
+    <w:p>
+      <w:pPr>
+        <w:pStyle w:val="ListBullet"/>
+      </w:pPr>
+      <w:r>
+        <w:t>D1 — Vishay SS34 (Schottky Diode). 3 A / 40 V Schottky barrier rectifier. Used here for reverse-polarity protection of the 12 V input: low forward drop (~0.5 V) minimizes loss while blocking reverse-connected supply voltage. In this subsystem, D1 drives 12V_PROT to C1, V_BAT to U1; receives 12V_IN from CON1.</w:t>
+      </w:r>
+    </w:p>
+    <w:p>
+      <w:pPr>
+        <w:pStyle w:val="ListBullet"/>
+      </w:pPr>
+      <w:r>
+        <w:t>U1 — Texas Instruments BQ76952 (Battery Monitor IC). 16-series battery monitor and protector for Li-ion/LiFePO4 packs. Provides per-cell voltage measurement, coulomb counting, integrated protection (OV/UV/OCC/OCD/SCD), and a host interface over I2C/SPI. The ALERT output signals protection faults to the host controller. In this subsystem, U1 drives BMS_HW_ALERT to CON2; receives GND_REF from C1, V_BAT from D1.</w:t>
+      </w:r>
+    </w:p>
+    <w:p>
+      <w:pPr>
+        <w:pStyle w:val="Heading3"/>
+      </w:pPr>
+      <w:r>
+        <w:t>3.1.3 Interconnections with Other Subsystems</w:t>
+      </w:r>
+    </w:p>
+    <w:tbl>
+      <w:tblPr>
+        <w:tblStyle w:val="LightGrid-Accent1"/>
+        <w:tblW w:type="auto" w:w="0"/>
+        <w:tblLook w:firstColumn="1" w:firstRow="1" w:lastColumn="0" w:lastRow="0" w:noHBand="0" w:noVBand="1" w:val="04A0"/>
+      </w:tblPr>
+      <w:tblGrid>
+        <w:gridCol w:w="2880"/>
+        <w:gridCol w:w="2880"/>
+        <w:gridCol w:w="2880"/>
+      </w:tblGrid>
+      <w:tr>
+        <w:tc>
+          <w:tcPr>
+            <w:tcW w:type="dxa" w:w="2880"/>
+          </w:tcPr>
+          <w:p>
+            <w:r>
+              <w:rPr>
+                <w:b/>
+              </w:rPr>
+              <w:t>Connected Subsystem</w:t>
+            </w:r>
+          </w:p>
+        </w:tc>
+        <w:tc>
+          <w:tcPr>
+            <w:tcW w:type="dxa" w:w="2880"/>
+          </w:tcPr>
+          <w:p>
+            <w:r>
+              <w:rPr>
+                <w:b/>
+              </w:rPr>
+              <w:t>Via Components</w:t>
+            </w:r>
+          </w:p>
+        </w:tc>
+        <w:tc>
+          <w:tcPr>
+            <w:tcW w:type="dxa" w:w="2880"/>
+          </w:tcPr>
+          <w:p>
+            <w:r>
+              <w:rPr>
+                <w:b/>
+              </w:rPr>
+              <w:t>Signals</w:t>
+            </w:r>
+          </w:p>
+        </w:tc>
+      </w:tr>
+      <w:tr>
+        <w:tc>
+          <w:tcPr>
+            <w:tcW w:type="dxa" w:w="2880"/>
+          </w:tcPr>
+          <w:p>
+            <w:r>
+              <w:t>Control Interface</w:t>
+            </w:r>
+          </w:p>
+        </w:tc>
+        <w:tc>
+          <w:tcPr>
+            <w:tcW w:type="dxa" w:w="2880"/>
+          </w:tcPr>
+          <w:p>
+            <w:r>
+              <w:t>U1</w:t>
+            </w:r>
+          </w:p>
+        </w:tc>
+        <w:tc>
+          <w:tcPr>
+            <w:tcW w:type="dxa" w:w="2880"/>
+          </w:tcPr>
+          <w:p>
+            <w:r>
+              <w:t>BMS_ALERT, I2C_Clock, I2C_Data</w:t>
+            </w:r>
+          </w:p>
+        </w:tc>
+      </w:tr>
+      <w:tr>
+        <w:tc>
+          <w:tcPr>
+            <w:tcW w:type="dxa" w:w="2880"/>
+          </w:tcPr>
+          <w:p>
+            <w:r>
+              <w:t>Motor Drive</w:t>
+            </w:r>
+          </w:p>
+        </w:tc>
+        <w:tc>
+          <w:tcPr>
+            <w:tcW w:type="dxa" w:w="2880"/>
+          </w:tcPr>
+          <w:p>
+            <w:r>
+              <w:t>D1</w:t>
+            </w:r>
+          </w:p>
+        </w:tc>
+        <w:tc>
+          <w:tcPr>
+            <w:tcW w:type="dxa" w:w="2880"/>
+          </w:tcPr>
+          <w:p>
+            <w:r>
+              <w:t>DC_BUS</w:t>
+            </w:r>
+          </w:p>
+        </w:tc>
+      </w:tr>
+    </w:tbl>
+    <w:p>
+      <w:pPr>
+        <w:pStyle w:val="Heading3"/>
+      </w:pPr>
+      <w:r>
+        <w:t>3.1.4 Signal List</w:t>
+      </w:r>
+    </w:p>
+    <w:tbl>
+      <w:tblPr>
+        <w:tblStyle w:val="LightGrid-Accent1"/>
+        <w:tblW w:type="auto" w:w="0"/>
+        <w:tblLook w:firstColumn="1" w:firstRow="1" w:lastColumn="0" w:lastRow="0" w:noHBand="0" w:noVBand="1" w:val="04A0"/>
+      </w:tblPr>
+      <w:tblGrid>
+        <w:gridCol w:w="2880"/>
+        <w:gridCol w:w="2880"/>
+        <w:gridCol w:w="2880"/>
+      </w:tblGrid>
+      <w:tr>
+        <w:tc>
+          <w:tcPr>
+            <w:tcW w:type="dxa" w:w="2880"/>
+          </w:tcPr>
+          <w:p>
+            <w:r>
+              <w:rPr>
+                <w:b/>
+              </w:rPr>
+              <w:t>Signal</w:t>
+            </w:r>
+          </w:p>
+        </w:tc>
+        <w:tc>
+          <w:tcPr>
+            <w:tcW w:type="dxa" w:w="2880"/>
+          </w:tcPr>
+          <w:p>
+            <w:r>
+              <w:rPr>
+                <w:b/>
+              </w:rPr>
+              <w:t>Class</w:t>
+            </w:r>
+          </w:p>
+        </w:tc>
+        <w:tc>
+          <w:tcPr>
+            <w:tcW w:type="dxa" w:w="2880"/>
+          </w:tcPr>
+          <w:p>
+            <w:r>
+              <w:rPr>
+                <w:b/>
+              </w:rPr>
+              <w:t>Connections</w:t>
+            </w:r>
+          </w:p>
+        </w:tc>
+      </w:tr>
+      <w:tr>
+        <w:tc>
+          <w:tcPr>
+            <w:tcW w:type="dxa" w:w="2880"/>
+          </w:tcPr>
+          <w:p>
+            <w:r>
+              <w:t>12V_IN</w:t>
+            </w:r>
+          </w:p>
+        </w:tc>
+        <w:tc>
+          <w:tcPr>
+            <w:tcW w:type="dxa" w:w="2880"/>
+          </w:tcPr>
+          <w:p>
+            <w:r>
+              <w:t>Power</w:t>
+            </w:r>
+          </w:p>
+        </w:tc>
+        <w:tc>
+          <w:tcPr>
+            <w:tcW w:type="dxa" w:w="2880"/>
+          </w:tcPr>
+          <w:p>
+            <w:r>
+              <w:t>CON1.Pin_1 → D1.ANODE</w:t>
+            </w:r>
+          </w:p>
+        </w:tc>
+      </w:tr>
+      <w:tr>
+        <w:tc>
+          <w:tcPr>
+            <w:tcW w:type="dxa" w:w="2880"/>
+          </w:tcPr>
+          <w:p>
+            <w:r>
+              <w:t>12V_PROT</w:t>
+            </w:r>
+          </w:p>
+        </w:tc>
+        <w:tc>
+          <w:tcPr>
+            <w:tcW w:type="dxa" w:w="2880"/>
+          </w:tcPr>
+          <w:p>
+            <w:r>
+              <w:t>Power</w:t>
+            </w:r>
+          </w:p>
+        </w:tc>
+        <w:tc>
+          <w:tcPr>
+            <w:tcW w:type="dxa" w:w="2880"/>
+          </w:tcPr>
+          <w:p>
+            <w:r>
+              <w:t>D1.CATHODE → C1.POS</w:t>
+            </w:r>
+          </w:p>
+        </w:tc>
+      </w:tr>
+      <w:tr>
+        <w:tc>
+          <w:tcPr>
+            <w:tcW w:type="dxa" w:w="2880"/>
+          </w:tcPr>
+          <w:p>
+            <w:r>
+              <w:t>V_BAT</w:t>
+            </w:r>
+          </w:p>
+        </w:tc>
+        <w:tc>
+          <w:tcPr>
+            <w:tcW w:type="dxa" w:w="2880"/>
+          </w:tcPr>
+          <w:p>
+            <w:r>
+              <w:t>Power</w:t>
+            </w:r>
+          </w:p>
+        </w:tc>
+        <w:tc>
+          <w:tcPr>
+            <w:tcW w:type="dxa" w:w="2880"/>
+          </w:tcPr>
+          <w:p>
+            <w:r>
+              <w:t>D1.CATHODE → U1.BAT+</w:t>
+            </w:r>
+          </w:p>
+        </w:tc>
+      </w:tr>
+      <w:tr>
+        <w:tc>
+          <w:tcPr>
+            <w:tcW w:type="dxa" w:w="2880"/>
+          </w:tcPr>
+          <w:p>
+            <w:r>
+              <w:t>GND</w:t>
+            </w:r>
+          </w:p>
+        </w:tc>
+        <w:tc>
+          <w:tcPr>
+            <w:tcW w:type="dxa" w:w="2880"/>
+          </w:tcPr>
+          <w:p>
+            <w:r>
+              <w:t>Ground</w:t>
+            </w:r>
+          </w:p>
+        </w:tc>
+        <w:tc>
+          <w:tcPr>
+            <w:tcW w:type="dxa" w:w="2880"/>
+          </w:tcPr>
+          <w:p>
+            <w:r>
+              <w:t>CON1.Pin_2 → C1.NEG</w:t>
+            </w:r>
+          </w:p>
+        </w:tc>
+      </w:tr>
+      <w:tr>
+        <w:tc>
+          <w:tcPr>
+            <w:tcW w:type="dxa" w:w="2880"/>
+          </w:tcPr>
+          <w:p>
+            <w:r>
+              <w:t>GND_REF</w:t>
+            </w:r>
+          </w:p>
+        </w:tc>
+        <w:tc>
+          <w:tcPr>
+            <w:tcW w:type="dxa" w:w="2880"/>
+          </w:tcPr>
+          <w:p>
+            <w:r>
+              <w:t>Ground</w:t>
+            </w:r>
+          </w:p>
+        </w:tc>
+        <w:tc>
+          <w:tcPr>
+            <w:tcW w:type="dxa" w:w="2880"/>
+          </w:tcPr>
+          <w:p>
+            <w:r>
+              <w:t>C1.NEG → U1.GND</w:t>
+            </w:r>
+          </w:p>
+        </w:tc>
+      </w:tr>
+      <w:tr>
+        <w:tc>
+          <w:tcPr>
+            <w:tcW w:type="dxa" w:w="2880"/>
+          </w:tcPr>
+          <w:p>
+            <w:r>
+              <w:t>BMS_HW_ALERT</w:t>
+            </w:r>
+          </w:p>
+        </w:tc>
+        <w:tc>
+          <w:tcPr>
+            <w:tcW w:type="dxa" w:w="2880"/>
+          </w:tcPr>
+          <w:p>
+            <w:r>
+              <w:t>Control / Status</w:t>
+            </w:r>
+          </w:p>
+        </w:tc>
+        <w:tc>
+          <w:tcPr>
+            <w:tcW w:type="dxa" w:w="2880"/>
+          </w:tcPr>
+          <w:p>
+            <w:r>
+              <w:t>U1.ALERT → CON2.Pin_1</w:t>
+            </w:r>
+          </w:p>
+        </w:tc>
+      </w:tr>
+    </w:tbl>
+    <w:p>
+      <w:r>
+        <w:br w:type="page"/>
+      </w:r>
+    </w:p>
+    <w:p>
+      <w:pPr>
+        <w:pStyle w:val="Heading2"/>
+      </w:pPr>
+      <w:r>
+        <w:t>3.2 Control Interface</w:t>
       </w:r>
     </w:p>
     <w:p>
       <w:r>
         <w:drawing>
           <wp:inline xmlns:a="http://schemas.openxmlformats.org/drawingml/2006/main" xmlns:pic="http://schemas.openxmlformats.org/drawingml/2006/picture">
-            <wp:extent cx="5029200" cy="3801356"/>
+            <wp:extent cx="5760720" cy="3325294"/>
             <wp:docPr id="3" name="Picture 3"/>
             <wp:cNvGraphicFramePr>
               <a:graphicFrameLocks noChangeAspect="1"/>
@@ -1060,7 +1623,7 @@
               <a:graphicData uri="http://schemas.openxmlformats.org/drawingml/2006/picture">
                 <pic:pic>
                   <pic:nvPicPr>
-                    <pic:cNvPr id="0" name="Motor_Drive_diagram.png"/>
+                    <pic:cNvPr id="0" name="Control_Interface_diagram.png"/>
                     <pic:cNvPicPr/>
                   </pic:nvPicPr>
                   <pic:blipFill>
@@ -1072,7 +1635,7 @@
                   <pic:spPr>
                     <a:xfrm>
                       <a:off x="0" y="0"/>
-                      <a:ext cx="5029200" cy="3801356"/>
+                      <a:ext cx="5760720" cy="3325294"/>
                     </a:xfrm>
                     <a:prstGeom prst="rect"/>
                   </pic:spPr>
@@ -1085,18 +1648,81 @@
     </w:p>
     <w:p>
       <w:pPr>
-        <w:pStyle w:val="Heading1"/>
+        <w:pStyle w:val="Heading3"/>
       </w:pPr>
       <w:r>
-        <w:t>4. Connectivity Data</w:t>
+        <w:t>3.2.1 Functional Description</w:t>
+      </w:r>
+    </w:p>
+    <w:p>
+      <w:r>
+        <w:t>The Control Interface subsystem provides the digital communication backbone between the system's intelligent devices.</w:t>
+      </w:r>
+    </w:p>
+    <w:p>
+      <w:r>
+        <w:t>Power flow: 3V3_SYS passes from R1 (pin Pin_2) to PWR_3V3 (pin NET).</w:t>
+      </w:r>
+    </w:p>
+    <w:p>
+      <w:r>
+        <w:t>Signal flow: U1 communicates with U3 via I2C_Data (SDA → I2C_SDA); I2C_Clock (SCL → I2C_SCL); BMS_ALERT (ALERT → PE0). U3 communicates with U2 via SPI_CLK (SPI1_SCK → SPI_CLK); SPI_MOSI (SPI1_MOSI → SPI_MOSI); SPI_CS (SPI1_NSS → SPI_CS). U2 communicates with U3 via SPI_MISO (SPI_MISO → SPI1_MISO). U3 communicates with R1 via CS_PULLUP (SPI1_NSS → Pin_1).</w:t>
       </w:r>
     </w:p>
     <w:p>
       <w:pPr>
-        <w:pStyle w:val="Heading2"/>
+        <w:pStyle w:val="Heading3"/>
       </w:pPr>
       <w:r>
-        <w:t>Control_Interface</w:t>
+        <w:t>3.2.2 Component Roles</w:t>
+      </w:r>
+    </w:p>
+    <w:p>
+      <w:pPr>
+        <w:pStyle w:val="ListBullet"/>
+      </w:pPr>
+      <w:r>
+        <w:t>PWR_3V3 (Power Rail). Power Rail used in this subsystem. In this subsystem, PWR_3V3 receives 3V3_SYS from R1.</w:t>
+      </w:r>
+    </w:p>
+    <w:p>
+      <w:pPr>
+        <w:pStyle w:val="ListBullet"/>
+      </w:pPr>
+      <w:r>
+        <w:t>R1 — Yageo RC0402FR-0710KL (Resistor). Yageo thick-film chip resistor, 0402, 1% tolerance. Used for pull-up biasing and voltage sensing dividers. In this subsystem, R1 drives 3V3_SYS to PWR_3V3; receives CS_PULLUP from U3.</w:t>
+      </w:r>
+    </w:p>
+    <w:p>
+      <w:pPr>
+        <w:pStyle w:val="ListBullet"/>
+      </w:pPr>
+      <w:r>
+        <w:t>U1 — Texas Instruments BQ76952 (Battery Monitor IC). 16-series battery monitor and protector for Li-ion/LiFePO4 packs. Provides per-cell voltage measurement, coulomb counting, integrated protection (OV/UV/OCC/OCD/SCD), and a host interface over I2C/SPI. The ALERT output signals protection faults to the host controller. In this subsystem, U1 drives BMS_ALERT to U3, I2C_Clock to U3, I2C_Data to U3.</w:t>
+      </w:r>
+    </w:p>
+    <w:p>
+      <w:pPr>
+        <w:pStyle w:val="ListBullet"/>
+      </w:pPr>
+      <w:r>
+        <w:t>U2 — Infineon IMC300A (Motor Controller IC). Integrated motor control IC combining a motion-control engine with a three-phase gate driver. Receives PWM commands, drives the power stage for phases U/V/W, monitors the DC bus, and reports faults (overcurrent, overtemperature) via a dedicated FAULT output. In this subsystem, U2 drives SPI_MISO to U3; receives SPI_CLK from U3, SPI_CS from U3, SPI_MOSI from U3.</w:t>
+      </w:r>
+    </w:p>
+    <w:p>
+      <w:pPr>
+        <w:pStyle w:val="ListBullet"/>
+      </w:pPr>
+      <w:r>
+        <w:t>U3 — STMicroelectronics STM32G474 (Microcontroller). Arm Cortex-M4 microcontroller (170 MHz) optimized for digital power and motor control, with high-resolution timers for PWM generation, fast 12-bit ADCs, and rich connectivity (SPI, I2C, UART, CAN-FD). Acts as the central controller: it supervises the battery monitor over I2C, commands the gate driver over SPI, and generates the three-phase PWM signals. In this subsystem, U3 drives CS_PULLUP to R1, SPI_CLK to U2, SPI_CS to U2, SPI_MOSI to U2; receives BMS_ALERT from U1, I2C_Clock from U1, I2C_Data from U1, SPI_MISO from U2.</w:t>
+      </w:r>
+    </w:p>
+    <w:p>
+      <w:pPr>
+        <w:pStyle w:val="Heading3"/>
+      </w:pPr>
+      <w:r>
+        <w:t>3.2.3 Interconnections with Other Subsystems</w:t>
       </w:r>
     </w:p>
     <w:tbl>
@@ -1106,104 +1732,47 @@
         <w:tblLook w:firstColumn="1" w:firstRow="1" w:lastColumn="0" w:lastRow="0" w:noHBand="0" w:noVBand="1" w:val="04A0"/>
       </w:tblPr>
       <w:tblGrid>
-        <w:gridCol w:w="960"/>
-        <w:gridCol w:w="960"/>
-        <w:gridCol w:w="960"/>
-        <w:gridCol w:w="960"/>
-        <w:gridCol w:w="960"/>
-        <w:gridCol w:w="960"/>
-        <w:gridCol w:w="960"/>
-        <w:gridCol w:w="960"/>
-        <w:gridCol w:w="960"/>
+        <w:gridCol w:w="2880"/>
+        <w:gridCol w:w="2880"/>
+        <w:gridCol w:w="2880"/>
       </w:tblGrid>
       <w:tr>
         <w:tc>
           <w:tcPr>
-            <w:tcW w:type="dxa" w:w="960"/>
-          </w:tcPr>
-          <w:p>
-            <w:r>
-              <w:t>System_Name</w:t>
-            </w:r>
-          </w:p>
-        </w:tc>
-        <w:tc>
-          <w:tcPr>
-            <w:tcW w:type="dxa" w:w="960"/>
-          </w:tcPr>
-          <w:p>
-            <w:r>
-              <w:t>Subsystem_Name</w:t>
-            </w:r>
-          </w:p>
-        </w:tc>
-        <w:tc>
-          <w:tcPr>
-            <w:tcW w:type="dxa" w:w="960"/>
-          </w:tcPr>
-          <w:p>
-            <w:r>
-              <w:t>Component_ID</w:t>
-            </w:r>
-          </w:p>
-        </w:tc>
-        <w:tc>
-          <w:tcPr>
-            <w:tcW w:type="dxa" w:w="960"/>
-          </w:tcPr>
-          <w:p>
-            <w:r>
-              <w:t>Make</w:t>
-            </w:r>
-          </w:p>
-        </w:tc>
-        <w:tc>
-          <w:tcPr>
-            <w:tcW w:type="dxa" w:w="960"/>
-          </w:tcPr>
-          <w:p>
-            <w:r>
-              <w:t>Model</w:t>
-            </w:r>
-          </w:p>
-        </w:tc>
-        <w:tc>
-          <w:tcPr>
-            <w:tcW w:type="dxa" w:w="960"/>
-          </w:tcPr>
-          <w:p>
-            <w:r>
-              <w:t>Source_Pin</w:t>
-            </w:r>
-          </w:p>
-        </w:tc>
-        <w:tc>
-          <w:tcPr>
-            <w:tcW w:type="dxa" w:w="960"/>
-          </w:tcPr>
-          <w:p>
-            <w:r>
-              <w:t>Target_ID</w:t>
-            </w:r>
-          </w:p>
-        </w:tc>
-        <w:tc>
-          <w:tcPr>
-            <w:tcW w:type="dxa" w:w="960"/>
-          </w:tcPr>
-          <w:p>
-            <w:r>
-              <w:t>Target_Pin</w:t>
-            </w:r>
-          </w:p>
-        </w:tc>
-        <w:tc>
-          <w:tcPr>
-            <w:tcW w:type="dxa" w:w="960"/>
-          </w:tcPr>
-          <w:p>
-            <w:r>
-              <w:t>Signal_Name</w:t>
+            <w:tcW w:type="dxa" w:w="2880"/>
+          </w:tcPr>
+          <w:p>
+            <w:r>
+              <w:rPr>
+                <w:b/>
+              </w:rPr>
+              <w:t>Connected Subsystem</w:t>
+            </w:r>
+          </w:p>
+        </w:tc>
+        <w:tc>
+          <w:tcPr>
+            <w:tcW w:type="dxa" w:w="2880"/>
+          </w:tcPr>
+          <w:p>
+            <w:r>
+              <w:rPr>
+                <w:b/>
+              </w:rPr>
+              <w:t>Via Components</w:t>
+            </w:r>
+          </w:p>
+        </w:tc>
+        <w:tc>
+          <w:tcPr>
+            <w:tcW w:type="dxa" w:w="2880"/>
+          </w:tcPr>
+          <w:p>
+            <w:r>
+              <w:rPr>
+                <w:b/>
+              </w:rPr>
+              <w:t>Signals</w:t>
             </w:r>
           </w:p>
         </w:tc>
@@ -1211,91 +1780,31 @@
       <w:tr>
         <w:tc>
           <w:tcPr>
-            <w:tcW w:type="dxa" w:w="960"/>
-          </w:tcPr>
-          <w:p>
-            <w:r>
-              <w:t>BLDC_Controller</w:t>
-            </w:r>
-          </w:p>
-        </w:tc>
-        <w:tc>
-          <w:tcPr>
-            <w:tcW w:type="dxa" w:w="960"/>
-          </w:tcPr>
-          <w:p>
-            <w:r>
-              <w:t>Control_Interface</w:t>
-            </w:r>
-          </w:p>
-        </w:tc>
-        <w:tc>
-          <w:tcPr>
-            <w:tcW w:type="dxa" w:w="960"/>
-          </w:tcPr>
-          <w:p>
-            <w:r>
-              <w:t>U1</w:t>
-            </w:r>
-          </w:p>
-        </w:tc>
-        <w:tc>
-          <w:tcPr>
-            <w:tcW w:type="dxa" w:w="960"/>
-          </w:tcPr>
-          <w:p>
-            <w:r>
-              <w:t>Texas Instruments</w:t>
-            </w:r>
-          </w:p>
-        </w:tc>
-        <w:tc>
-          <w:tcPr>
-            <w:tcW w:type="dxa" w:w="960"/>
-          </w:tcPr>
-          <w:p>
-            <w:r>
-              <w:t>BQ76952</w:t>
-            </w:r>
-          </w:p>
-        </w:tc>
-        <w:tc>
-          <w:tcPr>
-            <w:tcW w:type="dxa" w:w="960"/>
-          </w:tcPr>
-          <w:p>
-            <w:r>
-              <w:t>SDA</w:t>
-            </w:r>
-          </w:p>
-        </w:tc>
-        <w:tc>
-          <w:tcPr>
-            <w:tcW w:type="dxa" w:w="960"/>
-          </w:tcPr>
-          <w:p>
-            <w:r>
-              <w:t>U3</w:t>
-            </w:r>
-          </w:p>
-        </w:tc>
-        <w:tc>
-          <w:tcPr>
-            <w:tcW w:type="dxa" w:w="960"/>
-          </w:tcPr>
-          <w:p>
-            <w:r>
-              <w:t>I2C_SDA</w:t>
-            </w:r>
-          </w:p>
-        </w:tc>
-        <w:tc>
-          <w:tcPr>
-            <w:tcW w:type="dxa" w:w="960"/>
-          </w:tcPr>
-          <w:p>
-            <w:r>
-              <w:t>I2C_Data</w:t>
+            <w:tcW w:type="dxa" w:w="2880"/>
+          </w:tcPr>
+          <w:p>
+            <w:r>
+              <w:t>Motor Drive</w:t>
+            </w:r>
+          </w:p>
+        </w:tc>
+        <w:tc>
+          <w:tcPr>
+            <w:tcW w:type="dxa" w:w="2880"/>
+          </w:tcPr>
+          <w:p>
+            <w:r>
+              <w:t>U2, U3</w:t>
+            </w:r>
+          </w:p>
+        </w:tc>
+        <w:tc>
+          <w:tcPr>
+            <w:tcW w:type="dxa" w:w="2880"/>
+          </w:tcPr>
+          <w:p>
+            <w:r>
+              <w:t>DC_BUS, DRV_FAULT, PHASE_U, PHASE_V, PHASE_W, PWM_U, PWM_V, PWM_W…</w:t>
             </w:r>
           </w:p>
         </w:tc>
@@ -1303,27 +1812,17 @@
       <w:tr>
         <w:tc>
           <w:tcPr>
-            <w:tcW w:type="dxa" w:w="960"/>
-          </w:tcPr>
-          <w:p>
-            <w:r>
-              <w:t>BLDC_Controller</w:t>
-            </w:r>
-          </w:p>
-        </w:tc>
-        <w:tc>
-          <w:tcPr>
-            <w:tcW w:type="dxa" w:w="960"/>
-          </w:tcPr>
-          <w:p>
-            <w:r>
-              <w:t>Control_Interface</w:t>
-            </w:r>
-          </w:p>
-        </w:tc>
-        <w:tc>
-          <w:tcPr>
-            <w:tcW w:type="dxa" w:w="960"/>
+            <w:tcW w:type="dxa" w:w="2880"/>
+          </w:tcPr>
+          <w:p>
+            <w:r>
+              <w:t>Power Distribution</w:t>
+            </w:r>
+          </w:p>
+        </w:tc>
+        <w:tc>
+          <w:tcPr>
+            <w:tcW w:type="dxa" w:w="2880"/>
           </w:tcPr>
           <w:p>
             <w:r>
@@ -1333,705 +1832,11 @@
         </w:tc>
         <w:tc>
           <w:tcPr>
-            <w:tcW w:type="dxa" w:w="960"/>
-          </w:tcPr>
-          <w:p>
-            <w:r>
-              <w:t>Texas Instruments</w:t>
-            </w:r>
-          </w:p>
-        </w:tc>
-        <w:tc>
-          <w:tcPr>
-            <w:tcW w:type="dxa" w:w="960"/>
-          </w:tcPr>
-          <w:p>
-            <w:r>
-              <w:t>BQ76952</w:t>
-            </w:r>
-          </w:p>
-        </w:tc>
-        <w:tc>
-          <w:tcPr>
-            <w:tcW w:type="dxa" w:w="960"/>
-          </w:tcPr>
-          <w:p>
-            <w:r>
-              <w:t>SCL</w:t>
-            </w:r>
-          </w:p>
-        </w:tc>
-        <w:tc>
-          <w:tcPr>
-            <w:tcW w:type="dxa" w:w="960"/>
-          </w:tcPr>
-          <w:p>
-            <w:r>
-              <w:t>U3</w:t>
-            </w:r>
-          </w:p>
-        </w:tc>
-        <w:tc>
-          <w:tcPr>
-            <w:tcW w:type="dxa" w:w="960"/>
-          </w:tcPr>
-          <w:p>
-            <w:r>
-              <w:t>I2C_SCL</w:t>
-            </w:r>
-          </w:p>
-        </w:tc>
-        <w:tc>
-          <w:tcPr>
-            <w:tcW w:type="dxa" w:w="960"/>
-          </w:tcPr>
-          <w:p>
-            <w:r>
-              <w:t>I2C_Clock</w:t>
-            </w:r>
-          </w:p>
-        </w:tc>
-      </w:tr>
-      <w:tr>
-        <w:tc>
-          <w:tcPr>
-            <w:tcW w:type="dxa" w:w="960"/>
-          </w:tcPr>
-          <w:p>
-            <w:r>
-              <w:t>BLDC_Controller</w:t>
-            </w:r>
-          </w:p>
-        </w:tc>
-        <w:tc>
-          <w:tcPr>
-            <w:tcW w:type="dxa" w:w="960"/>
-          </w:tcPr>
-          <w:p>
-            <w:r>
-              <w:t>Control_Interface</w:t>
-            </w:r>
-          </w:p>
-        </w:tc>
-        <w:tc>
-          <w:tcPr>
-            <w:tcW w:type="dxa" w:w="960"/>
-          </w:tcPr>
-          <w:p>
-            <w:r>
-              <w:t>U1</w:t>
-            </w:r>
-          </w:p>
-        </w:tc>
-        <w:tc>
-          <w:tcPr>
-            <w:tcW w:type="dxa" w:w="960"/>
-          </w:tcPr>
-          <w:p>
-            <w:r>
-              <w:t>Texas Instruments</w:t>
-            </w:r>
-          </w:p>
-        </w:tc>
-        <w:tc>
-          <w:tcPr>
-            <w:tcW w:type="dxa" w:w="960"/>
-          </w:tcPr>
-          <w:p>
-            <w:r>
-              <w:t>BQ76952</w:t>
-            </w:r>
-          </w:p>
-        </w:tc>
-        <w:tc>
-          <w:tcPr>
-            <w:tcW w:type="dxa" w:w="960"/>
-          </w:tcPr>
-          <w:p>
-            <w:r>
-              <w:t>ALERT</w:t>
-            </w:r>
-          </w:p>
-        </w:tc>
-        <w:tc>
-          <w:tcPr>
-            <w:tcW w:type="dxa" w:w="960"/>
-          </w:tcPr>
-          <w:p>
-            <w:r>
-              <w:t>U3</w:t>
-            </w:r>
-          </w:p>
-        </w:tc>
-        <w:tc>
-          <w:tcPr>
-            <w:tcW w:type="dxa" w:w="960"/>
-          </w:tcPr>
-          <w:p>
-            <w:r>
-              <w:t>PE0</w:t>
-            </w:r>
-          </w:p>
-        </w:tc>
-        <w:tc>
-          <w:tcPr>
-            <w:tcW w:type="dxa" w:w="960"/>
-          </w:tcPr>
-          <w:p>
-            <w:r>
-              <w:t>BMS_ALERT</w:t>
-            </w:r>
-          </w:p>
-        </w:tc>
-      </w:tr>
-      <w:tr>
-        <w:tc>
-          <w:tcPr>
-            <w:tcW w:type="dxa" w:w="960"/>
-          </w:tcPr>
-          <w:p>
-            <w:r>
-              <w:t>BLDC_Controller</w:t>
-            </w:r>
-          </w:p>
-        </w:tc>
-        <w:tc>
-          <w:tcPr>
-            <w:tcW w:type="dxa" w:w="960"/>
-          </w:tcPr>
-          <w:p>
-            <w:r>
-              <w:t>Control_Interface</w:t>
-            </w:r>
-          </w:p>
-        </w:tc>
-        <w:tc>
-          <w:tcPr>
-            <w:tcW w:type="dxa" w:w="960"/>
-          </w:tcPr>
-          <w:p>
-            <w:r>
-              <w:t>U3</w:t>
-            </w:r>
-          </w:p>
-        </w:tc>
-        <w:tc>
-          <w:tcPr>
-            <w:tcW w:type="dxa" w:w="960"/>
-          </w:tcPr>
-          <w:p>
-            <w:r>
-              <w:t>STMicroelectronics</w:t>
-            </w:r>
-          </w:p>
-        </w:tc>
-        <w:tc>
-          <w:tcPr>
-            <w:tcW w:type="dxa" w:w="960"/>
-          </w:tcPr>
-          <w:p>
-            <w:r>
-              <w:t>STM32G474</w:t>
-            </w:r>
-          </w:p>
-        </w:tc>
-        <w:tc>
-          <w:tcPr>
-            <w:tcW w:type="dxa" w:w="960"/>
-          </w:tcPr>
-          <w:p>
-            <w:r>
-              <w:t>SPI1_SCK</w:t>
-            </w:r>
-          </w:p>
-        </w:tc>
-        <w:tc>
-          <w:tcPr>
-            <w:tcW w:type="dxa" w:w="960"/>
-          </w:tcPr>
-          <w:p>
-            <w:r>
-              <w:t>U2</w:t>
-            </w:r>
-          </w:p>
-        </w:tc>
-        <w:tc>
-          <w:tcPr>
-            <w:tcW w:type="dxa" w:w="960"/>
-          </w:tcPr>
-          <w:p>
-            <w:r>
-              <w:t>SPI_CLK</w:t>
-            </w:r>
-          </w:p>
-        </w:tc>
-        <w:tc>
-          <w:tcPr>
-            <w:tcW w:type="dxa" w:w="960"/>
-          </w:tcPr>
-          <w:p>
-            <w:r>
-              <w:t>SPI_CLK</w:t>
-            </w:r>
-          </w:p>
-        </w:tc>
-      </w:tr>
-      <w:tr>
-        <w:tc>
-          <w:tcPr>
-            <w:tcW w:type="dxa" w:w="960"/>
-          </w:tcPr>
-          <w:p>
-            <w:r>
-              <w:t>BLDC_Controller</w:t>
-            </w:r>
-          </w:p>
-        </w:tc>
-        <w:tc>
-          <w:tcPr>
-            <w:tcW w:type="dxa" w:w="960"/>
-          </w:tcPr>
-          <w:p>
-            <w:r>
-              <w:t>Control_Interface</w:t>
-            </w:r>
-          </w:p>
-        </w:tc>
-        <w:tc>
-          <w:tcPr>
-            <w:tcW w:type="dxa" w:w="960"/>
-          </w:tcPr>
-          <w:p>
-            <w:r>
-              <w:t>U3</w:t>
-            </w:r>
-          </w:p>
-        </w:tc>
-        <w:tc>
-          <w:tcPr>
-            <w:tcW w:type="dxa" w:w="960"/>
-          </w:tcPr>
-          <w:p>
-            <w:r>
-              <w:t>STMicroelectronics</w:t>
-            </w:r>
-          </w:p>
-        </w:tc>
-        <w:tc>
-          <w:tcPr>
-            <w:tcW w:type="dxa" w:w="960"/>
-          </w:tcPr>
-          <w:p>
-            <w:r>
-              <w:t>STM32G474</w:t>
-            </w:r>
-          </w:p>
-        </w:tc>
-        <w:tc>
-          <w:tcPr>
-            <w:tcW w:type="dxa" w:w="960"/>
-          </w:tcPr>
-          <w:p>
-            <w:r>
-              <w:t>SPI1_MOSI</w:t>
-            </w:r>
-          </w:p>
-        </w:tc>
-        <w:tc>
-          <w:tcPr>
-            <w:tcW w:type="dxa" w:w="960"/>
-          </w:tcPr>
-          <w:p>
-            <w:r>
-              <w:t>U2</w:t>
-            </w:r>
-          </w:p>
-        </w:tc>
-        <w:tc>
-          <w:tcPr>
-            <w:tcW w:type="dxa" w:w="960"/>
-          </w:tcPr>
-          <w:p>
-            <w:r>
-              <w:t>SPI_MOSI</w:t>
-            </w:r>
-          </w:p>
-        </w:tc>
-        <w:tc>
-          <w:tcPr>
-            <w:tcW w:type="dxa" w:w="960"/>
-          </w:tcPr>
-          <w:p>
-            <w:r>
-              <w:t>SPI_MOSI</w:t>
-            </w:r>
-          </w:p>
-        </w:tc>
-      </w:tr>
-      <w:tr>
-        <w:tc>
-          <w:tcPr>
-            <w:tcW w:type="dxa" w:w="960"/>
-          </w:tcPr>
-          <w:p>
-            <w:r>
-              <w:t>BLDC_Controller</w:t>
-            </w:r>
-          </w:p>
-        </w:tc>
-        <w:tc>
-          <w:tcPr>
-            <w:tcW w:type="dxa" w:w="960"/>
-          </w:tcPr>
-          <w:p>
-            <w:r>
-              <w:t>Control_Interface</w:t>
-            </w:r>
-          </w:p>
-        </w:tc>
-        <w:tc>
-          <w:tcPr>
-            <w:tcW w:type="dxa" w:w="960"/>
-          </w:tcPr>
-          <w:p>
-            <w:r>
-              <w:t>U2</w:t>
-            </w:r>
-          </w:p>
-        </w:tc>
-        <w:tc>
-          <w:tcPr>
-            <w:tcW w:type="dxa" w:w="960"/>
-          </w:tcPr>
-          <w:p>
-            <w:r>
-              <w:t>Infineon</w:t>
-            </w:r>
-          </w:p>
-        </w:tc>
-        <w:tc>
-          <w:tcPr>
-            <w:tcW w:type="dxa" w:w="960"/>
-          </w:tcPr>
-          <w:p>
-            <w:r>
-              <w:t>IMC300A</w:t>
-            </w:r>
-          </w:p>
-        </w:tc>
-        <w:tc>
-          <w:tcPr>
-            <w:tcW w:type="dxa" w:w="960"/>
-          </w:tcPr>
-          <w:p>
-            <w:r>
-              <w:t>SPI_MISO</w:t>
-            </w:r>
-          </w:p>
-        </w:tc>
-        <w:tc>
-          <w:tcPr>
-            <w:tcW w:type="dxa" w:w="960"/>
-          </w:tcPr>
-          <w:p>
-            <w:r>
-              <w:t>U3</w:t>
-            </w:r>
-          </w:p>
-        </w:tc>
-        <w:tc>
-          <w:tcPr>
-            <w:tcW w:type="dxa" w:w="960"/>
-          </w:tcPr>
-          <w:p>
-            <w:r>
-              <w:t>SPI1_MISO</w:t>
-            </w:r>
-          </w:p>
-        </w:tc>
-        <w:tc>
-          <w:tcPr>
-            <w:tcW w:type="dxa" w:w="960"/>
-          </w:tcPr>
-          <w:p>
-            <w:r>
-              <w:t>SPI_MISO</w:t>
-            </w:r>
-          </w:p>
-        </w:tc>
-      </w:tr>
-      <w:tr>
-        <w:tc>
-          <w:tcPr>
-            <w:tcW w:type="dxa" w:w="960"/>
-          </w:tcPr>
-          <w:p>
-            <w:r>
-              <w:t>BLDC_Controller</w:t>
-            </w:r>
-          </w:p>
-        </w:tc>
-        <w:tc>
-          <w:tcPr>
-            <w:tcW w:type="dxa" w:w="960"/>
-          </w:tcPr>
-          <w:p>
-            <w:r>
-              <w:t>Control_Interface</w:t>
-            </w:r>
-          </w:p>
-        </w:tc>
-        <w:tc>
-          <w:tcPr>
-            <w:tcW w:type="dxa" w:w="960"/>
-          </w:tcPr>
-          <w:p>
-            <w:r>
-              <w:t>U3</w:t>
-            </w:r>
-          </w:p>
-        </w:tc>
-        <w:tc>
-          <w:tcPr>
-            <w:tcW w:type="dxa" w:w="960"/>
-          </w:tcPr>
-          <w:p>
-            <w:r>
-              <w:t>STMicroelectronics</w:t>
-            </w:r>
-          </w:p>
-        </w:tc>
-        <w:tc>
-          <w:tcPr>
-            <w:tcW w:type="dxa" w:w="960"/>
-          </w:tcPr>
-          <w:p>
-            <w:r>
-              <w:t>STM32G474</w:t>
-            </w:r>
-          </w:p>
-        </w:tc>
-        <w:tc>
-          <w:tcPr>
-            <w:tcW w:type="dxa" w:w="960"/>
-          </w:tcPr>
-          <w:p>
-            <w:r>
-              <w:t>SPI1_NSS</w:t>
-            </w:r>
-          </w:p>
-        </w:tc>
-        <w:tc>
-          <w:tcPr>
-            <w:tcW w:type="dxa" w:w="960"/>
-          </w:tcPr>
-          <w:p>
-            <w:r>
-              <w:t>U2</w:t>
-            </w:r>
-          </w:p>
-        </w:tc>
-        <w:tc>
-          <w:tcPr>
-            <w:tcW w:type="dxa" w:w="960"/>
-          </w:tcPr>
-          <w:p>
-            <w:r>
-              <w:t>SPI_CS</w:t>
-            </w:r>
-          </w:p>
-        </w:tc>
-        <w:tc>
-          <w:tcPr>
-            <w:tcW w:type="dxa" w:w="960"/>
-          </w:tcPr>
-          <w:p>
-            <w:r>
-              <w:t>SPI_CS</w:t>
-            </w:r>
-          </w:p>
-        </w:tc>
-      </w:tr>
-      <w:tr>
-        <w:tc>
-          <w:tcPr>
-            <w:tcW w:type="dxa" w:w="960"/>
-          </w:tcPr>
-          <w:p>
-            <w:r>
-              <w:t>BLDC_Controller</w:t>
-            </w:r>
-          </w:p>
-        </w:tc>
-        <w:tc>
-          <w:tcPr>
-            <w:tcW w:type="dxa" w:w="960"/>
-          </w:tcPr>
-          <w:p>
-            <w:r>
-              <w:t>Control_Interface</w:t>
-            </w:r>
-          </w:p>
-        </w:tc>
-        <w:tc>
-          <w:tcPr>
-            <w:tcW w:type="dxa" w:w="960"/>
-          </w:tcPr>
-          <w:p>
-            <w:r>
-              <w:t>U3</w:t>
-            </w:r>
-          </w:p>
-        </w:tc>
-        <w:tc>
-          <w:tcPr>
-            <w:tcW w:type="dxa" w:w="960"/>
-          </w:tcPr>
-          <w:p>
-            <w:r>
-              <w:t>STMicroelectronics</w:t>
-            </w:r>
-          </w:p>
-        </w:tc>
-        <w:tc>
-          <w:tcPr>
-            <w:tcW w:type="dxa" w:w="960"/>
-          </w:tcPr>
-          <w:p>
-            <w:r>
-              <w:t>STM32G474</w:t>
-            </w:r>
-          </w:p>
-        </w:tc>
-        <w:tc>
-          <w:tcPr>
-            <w:tcW w:type="dxa" w:w="960"/>
-          </w:tcPr>
-          <w:p>
-            <w:r>
-              <w:t>SPI1_NSS</w:t>
-            </w:r>
-          </w:p>
-        </w:tc>
-        <w:tc>
-          <w:tcPr>
-            <w:tcW w:type="dxa" w:w="960"/>
-          </w:tcPr>
-          <w:p>
-            <w:r>
-              <w:t>R1</w:t>
-            </w:r>
-          </w:p>
-        </w:tc>
-        <w:tc>
-          <w:tcPr>
-            <w:tcW w:type="dxa" w:w="960"/>
-          </w:tcPr>
-          <w:p>
-            <w:r>
-              <w:t>Pin_1</w:t>
-            </w:r>
-          </w:p>
-        </w:tc>
-        <w:tc>
-          <w:tcPr>
-            <w:tcW w:type="dxa" w:w="960"/>
-          </w:tcPr>
-          <w:p>
-            <w:r>
-              <w:t>CS_PULLUP</w:t>
-            </w:r>
-          </w:p>
-        </w:tc>
-      </w:tr>
-      <w:tr>
-        <w:tc>
-          <w:tcPr>
-            <w:tcW w:type="dxa" w:w="960"/>
-          </w:tcPr>
-          <w:p>
-            <w:r>
-              <w:t>BLDC_Controller</w:t>
-            </w:r>
-          </w:p>
-        </w:tc>
-        <w:tc>
-          <w:tcPr>
-            <w:tcW w:type="dxa" w:w="960"/>
-          </w:tcPr>
-          <w:p>
-            <w:r>
-              <w:t>Control_Interface</w:t>
-            </w:r>
-          </w:p>
-        </w:tc>
-        <w:tc>
-          <w:tcPr>
-            <w:tcW w:type="dxa" w:w="960"/>
-          </w:tcPr>
-          <w:p>
-            <w:r>
-              <w:t>R1</w:t>
-            </w:r>
-          </w:p>
-        </w:tc>
-        <w:tc>
-          <w:tcPr>
-            <w:tcW w:type="dxa" w:w="960"/>
-          </w:tcPr>
-          <w:p>
-            <w:r>
-              <w:t>Yageo</w:t>
-            </w:r>
-          </w:p>
-        </w:tc>
-        <w:tc>
-          <w:tcPr>
-            <w:tcW w:type="dxa" w:w="960"/>
-          </w:tcPr>
-          <w:p>
-            <w:r>
-              <w:t>RC0402FR-0710KL</w:t>
-            </w:r>
-          </w:p>
-        </w:tc>
-        <w:tc>
-          <w:tcPr>
-            <w:tcW w:type="dxa" w:w="960"/>
-          </w:tcPr>
-          <w:p>
-            <w:r>
-              <w:t>Pin_2</w:t>
-            </w:r>
-          </w:p>
-        </w:tc>
-        <w:tc>
-          <w:tcPr>
-            <w:tcW w:type="dxa" w:w="960"/>
-          </w:tcPr>
-          <w:p>
-            <w:r>
-              <w:t>PWR_3V3</w:t>
-            </w:r>
-          </w:p>
-        </w:tc>
-        <w:tc>
-          <w:tcPr>
-            <w:tcW w:type="dxa" w:w="960"/>
-          </w:tcPr>
-          <w:p>
-            <w:r>
-              <w:t>NET</w:t>
-            </w:r>
-          </w:p>
-        </w:tc>
-        <w:tc>
-          <w:tcPr>
-            <w:tcW w:type="dxa" w:w="960"/>
-          </w:tcPr>
-          <w:p>
-            <w:r>
-              <w:t>3V3_SYS</w:t>
+            <w:tcW w:type="dxa" w:w="2880"/>
+          </w:tcPr>
+          <w:p>
+            <w:r>
+              <w:t>BMS_HW_ALERT, GND_REF, V_BAT</w:t>
             </w:r>
           </w:p>
         </w:tc>
@@ -2039,10 +1844,10 @@
     </w:tbl>
     <w:p>
       <w:pPr>
-        <w:pStyle w:val="Heading2"/>
+        <w:pStyle w:val="Heading3"/>
       </w:pPr>
       <w:r>
-        <w:t>Motor_Drive</w:t>
+        <w:t>3.2.4 Signal List</w:t>
       </w:r>
     </w:p>
     <w:tbl>
@@ -2052,104 +1857,47 @@
         <w:tblLook w:firstColumn="1" w:firstRow="1" w:lastColumn="0" w:lastRow="0" w:noHBand="0" w:noVBand="1" w:val="04A0"/>
       </w:tblPr>
       <w:tblGrid>
-        <w:gridCol w:w="960"/>
-        <w:gridCol w:w="960"/>
-        <w:gridCol w:w="960"/>
-        <w:gridCol w:w="960"/>
-        <w:gridCol w:w="960"/>
-        <w:gridCol w:w="960"/>
-        <w:gridCol w:w="960"/>
-        <w:gridCol w:w="960"/>
-        <w:gridCol w:w="960"/>
+        <w:gridCol w:w="2880"/>
+        <w:gridCol w:w="2880"/>
+        <w:gridCol w:w="2880"/>
       </w:tblGrid>
       <w:tr>
         <w:tc>
           <w:tcPr>
-            <w:tcW w:type="dxa" w:w="960"/>
-          </w:tcPr>
-          <w:p>
-            <w:r>
-              <w:t>System_Name</w:t>
-            </w:r>
-          </w:p>
-        </w:tc>
-        <w:tc>
-          <w:tcPr>
-            <w:tcW w:type="dxa" w:w="960"/>
-          </w:tcPr>
-          <w:p>
-            <w:r>
-              <w:t>Subsystem_Name</w:t>
-            </w:r>
-          </w:p>
-        </w:tc>
-        <w:tc>
-          <w:tcPr>
-            <w:tcW w:type="dxa" w:w="960"/>
-          </w:tcPr>
-          <w:p>
-            <w:r>
-              <w:t>Component_ID</w:t>
-            </w:r>
-          </w:p>
-        </w:tc>
-        <w:tc>
-          <w:tcPr>
-            <w:tcW w:type="dxa" w:w="960"/>
-          </w:tcPr>
-          <w:p>
-            <w:r>
-              <w:t>Make</w:t>
-            </w:r>
-          </w:p>
-        </w:tc>
-        <w:tc>
-          <w:tcPr>
-            <w:tcW w:type="dxa" w:w="960"/>
-          </w:tcPr>
-          <w:p>
-            <w:r>
-              <w:t>Model</w:t>
-            </w:r>
-          </w:p>
-        </w:tc>
-        <w:tc>
-          <w:tcPr>
-            <w:tcW w:type="dxa" w:w="960"/>
-          </w:tcPr>
-          <w:p>
-            <w:r>
-              <w:t>Source_Pin</w:t>
-            </w:r>
-          </w:p>
-        </w:tc>
-        <w:tc>
-          <w:tcPr>
-            <w:tcW w:type="dxa" w:w="960"/>
-          </w:tcPr>
-          <w:p>
-            <w:r>
-              <w:t>Target_ID</w:t>
-            </w:r>
-          </w:p>
-        </w:tc>
-        <w:tc>
-          <w:tcPr>
-            <w:tcW w:type="dxa" w:w="960"/>
-          </w:tcPr>
-          <w:p>
-            <w:r>
-              <w:t>Target_Pin</w:t>
-            </w:r>
-          </w:p>
-        </w:tc>
-        <w:tc>
-          <w:tcPr>
-            <w:tcW w:type="dxa" w:w="960"/>
-          </w:tcPr>
-          <w:p>
-            <w:r>
-              <w:t>Signal_Name</w:t>
+            <w:tcW w:type="dxa" w:w="2880"/>
+          </w:tcPr>
+          <w:p>
+            <w:r>
+              <w:rPr>
+                <w:b/>
+              </w:rPr>
+              <w:t>Signal</w:t>
+            </w:r>
+          </w:p>
+        </w:tc>
+        <w:tc>
+          <w:tcPr>
+            <w:tcW w:type="dxa" w:w="2880"/>
+          </w:tcPr>
+          <w:p>
+            <w:r>
+              <w:rPr>
+                <w:b/>
+              </w:rPr>
+              <w:t>Class</w:t>
+            </w:r>
+          </w:p>
+        </w:tc>
+        <w:tc>
+          <w:tcPr>
+            <w:tcW w:type="dxa" w:w="2880"/>
+          </w:tcPr>
+          <w:p>
+            <w:r>
+              <w:rPr>
+                <w:b/>
+              </w:rPr>
+              <w:t>Connections</w:t>
             </w:r>
           </w:p>
         </w:tc>
@@ -2157,91 +1905,31 @@
       <w:tr>
         <w:tc>
           <w:tcPr>
-            <w:tcW w:type="dxa" w:w="960"/>
-          </w:tcPr>
-          <w:p>
-            <w:r>
-              <w:t>BLDC_Controller</w:t>
-            </w:r>
-          </w:p>
-        </w:tc>
-        <w:tc>
-          <w:tcPr>
-            <w:tcW w:type="dxa" w:w="960"/>
-          </w:tcPr>
-          <w:p>
-            <w:r>
-              <w:t>Motor_Drive</w:t>
-            </w:r>
-          </w:p>
-        </w:tc>
-        <w:tc>
-          <w:tcPr>
-            <w:tcW w:type="dxa" w:w="960"/>
-          </w:tcPr>
-          <w:p>
-            <w:r>
-              <w:t>U3</w:t>
-            </w:r>
-          </w:p>
-        </w:tc>
-        <w:tc>
-          <w:tcPr>
-            <w:tcW w:type="dxa" w:w="960"/>
-          </w:tcPr>
-          <w:p>
-            <w:r>
-              <w:t>STMicroelectronics</w:t>
-            </w:r>
-          </w:p>
-        </w:tc>
-        <w:tc>
-          <w:tcPr>
-            <w:tcW w:type="dxa" w:w="960"/>
-          </w:tcPr>
-          <w:p>
-            <w:r>
-              <w:t>STM32G474</w:t>
-            </w:r>
-          </w:p>
-        </w:tc>
-        <w:tc>
-          <w:tcPr>
-            <w:tcW w:type="dxa" w:w="960"/>
-          </w:tcPr>
-          <w:p>
-            <w:r>
-              <w:t>PA0</w:t>
-            </w:r>
-          </w:p>
-        </w:tc>
-        <w:tc>
-          <w:tcPr>
-            <w:tcW w:type="dxa" w:w="960"/>
-          </w:tcPr>
-          <w:p>
-            <w:r>
-              <w:t>U2</w:t>
-            </w:r>
-          </w:p>
-        </w:tc>
-        <w:tc>
-          <w:tcPr>
-            <w:tcW w:type="dxa" w:w="960"/>
-          </w:tcPr>
-          <w:p>
-            <w:r>
-              <w:t>IN_U</w:t>
-            </w:r>
-          </w:p>
-        </w:tc>
-        <w:tc>
-          <w:tcPr>
-            <w:tcW w:type="dxa" w:w="960"/>
-          </w:tcPr>
-          <w:p>
-            <w:r>
-              <w:t>PWM_U</w:t>
+            <w:tcW w:type="dxa" w:w="2880"/>
+          </w:tcPr>
+          <w:p>
+            <w:r>
+              <w:t>3V3_SYS</w:t>
+            </w:r>
+          </w:p>
+        </w:tc>
+        <w:tc>
+          <w:tcPr>
+            <w:tcW w:type="dxa" w:w="2880"/>
+          </w:tcPr>
+          <w:p>
+            <w:r>
+              <w:t>Power</w:t>
+            </w:r>
+          </w:p>
+        </w:tc>
+        <w:tc>
+          <w:tcPr>
+            <w:tcW w:type="dxa" w:w="2880"/>
+          </w:tcPr>
+          <w:p>
+            <w:r>
+              <w:t>R1.Pin_2 → PWR_3V3.NET</w:t>
             </w:r>
           </w:p>
         </w:tc>
@@ -2249,91 +1937,31 @@
       <w:tr>
         <w:tc>
           <w:tcPr>
-            <w:tcW w:type="dxa" w:w="960"/>
-          </w:tcPr>
-          <w:p>
-            <w:r>
-              <w:t>BLDC_Controller</w:t>
-            </w:r>
-          </w:p>
-        </w:tc>
-        <w:tc>
-          <w:tcPr>
-            <w:tcW w:type="dxa" w:w="960"/>
-          </w:tcPr>
-          <w:p>
-            <w:r>
-              <w:t>Motor_Drive</w:t>
-            </w:r>
-          </w:p>
-        </w:tc>
-        <w:tc>
-          <w:tcPr>
-            <w:tcW w:type="dxa" w:w="960"/>
-          </w:tcPr>
-          <w:p>
-            <w:r>
-              <w:t>U3</w:t>
-            </w:r>
-          </w:p>
-        </w:tc>
-        <w:tc>
-          <w:tcPr>
-            <w:tcW w:type="dxa" w:w="960"/>
-          </w:tcPr>
-          <w:p>
-            <w:r>
-              <w:t>STMicroelectronics</w:t>
-            </w:r>
-          </w:p>
-        </w:tc>
-        <w:tc>
-          <w:tcPr>
-            <w:tcW w:type="dxa" w:w="960"/>
-          </w:tcPr>
-          <w:p>
-            <w:r>
-              <w:t>STM32G474</w:t>
-            </w:r>
-          </w:p>
-        </w:tc>
-        <w:tc>
-          <w:tcPr>
-            <w:tcW w:type="dxa" w:w="960"/>
-          </w:tcPr>
-          <w:p>
-            <w:r>
-              <w:t>PA1</w:t>
-            </w:r>
-          </w:p>
-        </w:tc>
-        <w:tc>
-          <w:tcPr>
-            <w:tcW w:type="dxa" w:w="960"/>
-          </w:tcPr>
-          <w:p>
-            <w:r>
-              <w:t>U2</w:t>
-            </w:r>
-          </w:p>
-        </w:tc>
-        <w:tc>
-          <w:tcPr>
-            <w:tcW w:type="dxa" w:w="960"/>
-          </w:tcPr>
-          <w:p>
-            <w:r>
-              <w:t>IN_V</w:t>
-            </w:r>
-          </w:p>
-        </w:tc>
-        <w:tc>
-          <w:tcPr>
-            <w:tcW w:type="dxa" w:w="960"/>
-          </w:tcPr>
-          <w:p>
-            <w:r>
-              <w:t>PWM_V</w:t>
+            <w:tcW w:type="dxa" w:w="2880"/>
+          </w:tcPr>
+          <w:p>
+            <w:r>
+              <w:t>CS_PULLUP</w:t>
+            </w:r>
+          </w:p>
+        </w:tc>
+        <w:tc>
+          <w:tcPr>
+            <w:tcW w:type="dxa" w:w="2880"/>
+          </w:tcPr>
+          <w:p>
+            <w:r>
+              <w:t>Data / Communication</w:t>
+            </w:r>
+          </w:p>
+        </w:tc>
+        <w:tc>
+          <w:tcPr>
+            <w:tcW w:type="dxa" w:w="2880"/>
+          </w:tcPr>
+          <w:p>
+            <w:r>
+              <w:t>U3.SPI1_NSS → R1.Pin_1</w:t>
             </w:r>
           </w:p>
         </w:tc>
@@ -2341,91 +1969,31 @@
       <w:tr>
         <w:tc>
           <w:tcPr>
-            <w:tcW w:type="dxa" w:w="960"/>
-          </w:tcPr>
-          <w:p>
-            <w:r>
-              <w:t>BLDC_Controller</w:t>
-            </w:r>
-          </w:p>
-        </w:tc>
-        <w:tc>
-          <w:tcPr>
-            <w:tcW w:type="dxa" w:w="960"/>
-          </w:tcPr>
-          <w:p>
-            <w:r>
-              <w:t>Motor_Drive</w:t>
-            </w:r>
-          </w:p>
-        </w:tc>
-        <w:tc>
-          <w:tcPr>
-            <w:tcW w:type="dxa" w:w="960"/>
-          </w:tcPr>
-          <w:p>
-            <w:r>
-              <w:t>U3</w:t>
-            </w:r>
-          </w:p>
-        </w:tc>
-        <w:tc>
-          <w:tcPr>
-            <w:tcW w:type="dxa" w:w="960"/>
-          </w:tcPr>
-          <w:p>
-            <w:r>
-              <w:t>STMicroelectronics</w:t>
-            </w:r>
-          </w:p>
-        </w:tc>
-        <w:tc>
-          <w:tcPr>
-            <w:tcW w:type="dxa" w:w="960"/>
-          </w:tcPr>
-          <w:p>
-            <w:r>
-              <w:t>STM32G474</w:t>
-            </w:r>
-          </w:p>
-        </w:tc>
-        <w:tc>
-          <w:tcPr>
-            <w:tcW w:type="dxa" w:w="960"/>
-          </w:tcPr>
-          <w:p>
-            <w:r>
-              <w:t>PA2</w:t>
-            </w:r>
-          </w:p>
-        </w:tc>
-        <w:tc>
-          <w:tcPr>
-            <w:tcW w:type="dxa" w:w="960"/>
-          </w:tcPr>
-          <w:p>
-            <w:r>
-              <w:t>U2</w:t>
-            </w:r>
-          </w:p>
-        </w:tc>
-        <w:tc>
-          <w:tcPr>
-            <w:tcW w:type="dxa" w:w="960"/>
-          </w:tcPr>
-          <w:p>
-            <w:r>
-              <w:t>IN_W</w:t>
-            </w:r>
-          </w:p>
-        </w:tc>
-        <w:tc>
-          <w:tcPr>
-            <w:tcW w:type="dxa" w:w="960"/>
-          </w:tcPr>
-          <w:p>
-            <w:r>
-              <w:t>PWM_W</w:t>
+            <w:tcW w:type="dxa" w:w="2880"/>
+          </w:tcPr>
+          <w:p>
+            <w:r>
+              <w:t>I2C_Clock</w:t>
+            </w:r>
+          </w:p>
+        </w:tc>
+        <w:tc>
+          <w:tcPr>
+            <w:tcW w:type="dxa" w:w="2880"/>
+          </w:tcPr>
+          <w:p>
+            <w:r>
+              <w:t>Data / Communication</w:t>
+            </w:r>
+          </w:p>
+        </w:tc>
+        <w:tc>
+          <w:tcPr>
+            <w:tcW w:type="dxa" w:w="2880"/>
+          </w:tcPr>
+          <w:p>
+            <w:r>
+              <w:t>U1.SCL → U3.I2C_SCL</w:t>
             </w:r>
           </w:p>
         </w:tc>
@@ -2433,91 +2001,31 @@
       <w:tr>
         <w:tc>
           <w:tcPr>
-            <w:tcW w:type="dxa" w:w="960"/>
-          </w:tcPr>
-          <w:p>
-            <w:r>
-              <w:t>BLDC_Controller</w:t>
-            </w:r>
-          </w:p>
-        </w:tc>
-        <w:tc>
-          <w:tcPr>
-            <w:tcW w:type="dxa" w:w="960"/>
-          </w:tcPr>
-          <w:p>
-            <w:r>
-              <w:t>Motor_Drive</w:t>
-            </w:r>
-          </w:p>
-        </w:tc>
-        <w:tc>
-          <w:tcPr>
-            <w:tcW w:type="dxa" w:w="960"/>
-          </w:tcPr>
-          <w:p>
-            <w:r>
-              <w:t>U2</w:t>
-            </w:r>
-          </w:p>
-        </w:tc>
-        <w:tc>
-          <w:tcPr>
-            <w:tcW w:type="dxa" w:w="960"/>
-          </w:tcPr>
-          <w:p>
-            <w:r>
-              <w:t>Infineon</w:t>
-            </w:r>
-          </w:p>
-        </w:tc>
-        <w:tc>
-          <w:tcPr>
-            <w:tcW w:type="dxa" w:w="960"/>
-          </w:tcPr>
-          <w:p>
-            <w:r>
-              <w:t>IMC300A</w:t>
-            </w:r>
-          </w:p>
-        </w:tc>
-        <w:tc>
-          <w:tcPr>
-            <w:tcW w:type="dxa" w:w="960"/>
-          </w:tcPr>
-          <w:p>
-            <w:r>
-              <w:t>FAULT</w:t>
-            </w:r>
-          </w:p>
-        </w:tc>
-        <w:tc>
-          <w:tcPr>
-            <w:tcW w:type="dxa" w:w="960"/>
-          </w:tcPr>
-          <w:p>
-            <w:r>
-              <w:t>U3</w:t>
-            </w:r>
-          </w:p>
-        </w:tc>
-        <w:tc>
-          <w:tcPr>
-            <w:tcW w:type="dxa" w:w="960"/>
-          </w:tcPr>
-          <w:p>
-            <w:r>
-              <w:t>PB0</w:t>
-            </w:r>
-          </w:p>
-        </w:tc>
-        <w:tc>
-          <w:tcPr>
-            <w:tcW w:type="dxa" w:w="960"/>
-          </w:tcPr>
-          <w:p>
-            <w:r>
-              <w:t>DRV_FAULT</w:t>
+            <w:tcW w:type="dxa" w:w="2880"/>
+          </w:tcPr>
+          <w:p>
+            <w:r>
+              <w:t>I2C_Data</w:t>
+            </w:r>
+          </w:p>
+        </w:tc>
+        <w:tc>
+          <w:tcPr>
+            <w:tcW w:type="dxa" w:w="2880"/>
+          </w:tcPr>
+          <w:p>
+            <w:r>
+              <w:t>Data / Communication</w:t>
+            </w:r>
+          </w:p>
+        </w:tc>
+        <w:tc>
+          <w:tcPr>
+            <w:tcW w:type="dxa" w:w="2880"/>
+          </w:tcPr>
+          <w:p>
+            <w:r>
+              <w:t>U1.SDA → U3.I2C_SDA</w:t>
             </w:r>
           </w:p>
         </w:tc>
@@ -2525,91 +2033,31 @@
       <w:tr>
         <w:tc>
           <w:tcPr>
-            <w:tcW w:type="dxa" w:w="960"/>
-          </w:tcPr>
-          <w:p>
-            <w:r>
-              <w:t>BLDC_Controller</w:t>
-            </w:r>
-          </w:p>
-        </w:tc>
-        <w:tc>
-          <w:tcPr>
-            <w:tcW w:type="dxa" w:w="960"/>
-          </w:tcPr>
-          <w:p>
-            <w:r>
-              <w:t>Motor_Drive</w:t>
-            </w:r>
-          </w:p>
-        </w:tc>
-        <w:tc>
-          <w:tcPr>
-            <w:tcW w:type="dxa" w:w="960"/>
-          </w:tcPr>
-          <w:p>
-            <w:r>
-              <w:t>U2</w:t>
-            </w:r>
-          </w:p>
-        </w:tc>
-        <w:tc>
-          <w:tcPr>
-            <w:tcW w:type="dxa" w:w="960"/>
-          </w:tcPr>
-          <w:p>
-            <w:r>
-              <w:t>Infineon</w:t>
-            </w:r>
-          </w:p>
-        </w:tc>
-        <w:tc>
-          <w:tcPr>
-            <w:tcW w:type="dxa" w:w="960"/>
-          </w:tcPr>
-          <w:p>
-            <w:r>
-              <w:t>IMC300A</w:t>
-            </w:r>
-          </w:p>
-        </w:tc>
-        <w:tc>
-          <w:tcPr>
-            <w:tcW w:type="dxa" w:w="960"/>
-          </w:tcPr>
-          <w:p>
-            <w:r>
-              <w:t>OUT1</w:t>
-            </w:r>
-          </w:p>
-        </w:tc>
-        <w:tc>
-          <w:tcPr>
-            <w:tcW w:type="dxa" w:w="960"/>
-          </w:tcPr>
-          <w:p>
-            <w:r>
-              <w:t>M1</w:t>
-            </w:r>
-          </w:p>
-        </w:tc>
-        <w:tc>
-          <w:tcPr>
-            <w:tcW w:type="dxa" w:w="960"/>
-          </w:tcPr>
-          <w:p>
-            <w:r>
-              <w:t>U</w:t>
-            </w:r>
-          </w:p>
-        </w:tc>
-        <w:tc>
-          <w:tcPr>
-            <w:tcW w:type="dxa" w:w="960"/>
-          </w:tcPr>
-          <w:p>
-            <w:r>
-              <w:t>PHASE_U</w:t>
+            <w:tcW w:type="dxa" w:w="2880"/>
+          </w:tcPr>
+          <w:p>
+            <w:r>
+              <w:t>SPI_CLK</w:t>
+            </w:r>
+          </w:p>
+        </w:tc>
+        <w:tc>
+          <w:tcPr>
+            <w:tcW w:type="dxa" w:w="2880"/>
+          </w:tcPr>
+          <w:p>
+            <w:r>
+              <w:t>Data / Communication</w:t>
+            </w:r>
+          </w:p>
+        </w:tc>
+        <w:tc>
+          <w:tcPr>
+            <w:tcW w:type="dxa" w:w="2880"/>
+          </w:tcPr>
+          <w:p>
+            <w:r>
+              <w:t>U3.SPI1_SCK → U2.SPI_CLK</w:t>
             </w:r>
           </w:p>
         </w:tc>
@@ -2617,91 +2065,31 @@
       <w:tr>
         <w:tc>
           <w:tcPr>
-            <w:tcW w:type="dxa" w:w="960"/>
-          </w:tcPr>
-          <w:p>
-            <w:r>
-              <w:t>BLDC_Controller</w:t>
-            </w:r>
-          </w:p>
-        </w:tc>
-        <w:tc>
-          <w:tcPr>
-            <w:tcW w:type="dxa" w:w="960"/>
-          </w:tcPr>
-          <w:p>
-            <w:r>
-              <w:t>Motor_Drive</w:t>
-            </w:r>
-          </w:p>
-        </w:tc>
-        <w:tc>
-          <w:tcPr>
-            <w:tcW w:type="dxa" w:w="960"/>
-          </w:tcPr>
-          <w:p>
-            <w:r>
-              <w:t>U2</w:t>
-            </w:r>
-          </w:p>
-        </w:tc>
-        <w:tc>
-          <w:tcPr>
-            <w:tcW w:type="dxa" w:w="960"/>
-          </w:tcPr>
-          <w:p>
-            <w:r>
-              <w:t>Infineon</w:t>
-            </w:r>
-          </w:p>
-        </w:tc>
-        <w:tc>
-          <w:tcPr>
-            <w:tcW w:type="dxa" w:w="960"/>
-          </w:tcPr>
-          <w:p>
-            <w:r>
-              <w:t>IMC300A</w:t>
-            </w:r>
-          </w:p>
-        </w:tc>
-        <w:tc>
-          <w:tcPr>
-            <w:tcW w:type="dxa" w:w="960"/>
-          </w:tcPr>
-          <w:p>
-            <w:r>
-              <w:t>OUT2</w:t>
-            </w:r>
-          </w:p>
-        </w:tc>
-        <w:tc>
-          <w:tcPr>
-            <w:tcW w:type="dxa" w:w="960"/>
-          </w:tcPr>
-          <w:p>
-            <w:r>
-              <w:t>M1</w:t>
-            </w:r>
-          </w:p>
-        </w:tc>
-        <w:tc>
-          <w:tcPr>
-            <w:tcW w:type="dxa" w:w="960"/>
-          </w:tcPr>
-          <w:p>
-            <w:r>
-              <w:t>V</w:t>
-            </w:r>
-          </w:p>
-        </w:tc>
-        <w:tc>
-          <w:tcPr>
-            <w:tcW w:type="dxa" w:w="960"/>
-          </w:tcPr>
-          <w:p>
-            <w:r>
-              <w:t>PHASE_V</w:t>
+            <w:tcW w:type="dxa" w:w="2880"/>
+          </w:tcPr>
+          <w:p>
+            <w:r>
+              <w:t>SPI_CS</w:t>
+            </w:r>
+          </w:p>
+        </w:tc>
+        <w:tc>
+          <w:tcPr>
+            <w:tcW w:type="dxa" w:w="2880"/>
+          </w:tcPr>
+          <w:p>
+            <w:r>
+              <w:t>Data / Communication</w:t>
+            </w:r>
+          </w:p>
+        </w:tc>
+        <w:tc>
+          <w:tcPr>
+            <w:tcW w:type="dxa" w:w="2880"/>
+          </w:tcPr>
+          <w:p>
+            <w:r>
+              <w:t>U3.SPI1_NSS → U2.SPI_CS</w:t>
             </w:r>
           </w:p>
         </w:tc>
@@ -2709,91 +2097,31 @@
       <w:tr>
         <w:tc>
           <w:tcPr>
-            <w:tcW w:type="dxa" w:w="960"/>
-          </w:tcPr>
-          <w:p>
-            <w:r>
-              <w:t>BLDC_Controller</w:t>
-            </w:r>
-          </w:p>
-        </w:tc>
-        <w:tc>
-          <w:tcPr>
-            <w:tcW w:type="dxa" w:w="960"/>
-          </w:tcPr>
-          <w:p>
-            <w:r>
-              <w:t>Motor_Drive</w:t>
-            </w:r>
-          </w:p>
-        </w:tc>
-        <w:tc>
-          <w:tcPr>
-            <w:tcW w:type="dxa" w:w="960"/>
-          </w:tcPr>
-          <w:p>
-            <w:r>
-              <w:t>U2</w:t>
-            </w:r>
-          </w:p>
-        </w:tc>
-        <w:tc>
-          <w:tcPr>
-            <w:tcW w:type="dxa" w:w="960"/>
-          </w:tcPr>
-          <w:p>
-            <w:r>
-              <w:t>Infineon</w:t>
-            </w:r>
-          </w:p>
-        </w:tc>
-        <w:tc>
-          <w:tcPr>
-            <w:tcW w:type="dxa" w:w="960"/>
-          </w:tcPr>
-          <w:p>
-            <w:r>
-              <w:t>IMC300A</w:t>
-            </w:r>
-          </w:p>
-        </w:tc>
-        <w:tc>
-          <w:tcPr>
-            <w:tcW w:type="dxa" w:w="960"/>
-          </w:tcPr>
-          <w:p>
-            <w:r>
-              <w:t>OUT3</w:t>
-            </w:r>
-          </w:p>
-        </w:tc>
-        <w:tc>
-          <w:tcPr>
-            <w:tcW w:type="dxa" w:w="960"/>
-          </w:tcPr>
-          <w:p>
-            <w:r>
-              <w:t>M1</w:t>
-            </w:r>
-          </w:p>
-        </w:tc>
-        <w:tc>
-          <w:tcPr>
-            <w:tcW w:type="dxa" w:w="960"/>
-          </w:tcPr>
-          <w:p>
-            <w:r>
-              <w:t>W</w:t>
-            </w:r>
-          </w:p>
-        </w:tc>
-        <w:tc>
-          <w:tcPr>
-            <w:tcW w:type="dxa" w:w="960"/>
-          </w:tcPr>
-          <w:p>
-            <w:r>
-              <w:t>PHASE_W</w:t>
+            <w:tcW w:type="dxa" w:w="2880"/>
+          </w:tcPr>
+          <w:p>
+            <w:r>
+              <w:t>SPI_MISO</w:t>
+            </w:r>
+          </w:p>
+        </w:tc>
+        <w:tc>
+          <w:tcPr>
+            <w:tcW w:type="dxa" w:w="2880"/>
+          </w:tcPr>
+          <w:p>
+            <w:r>
+              <w:t>Data / Communication</w:t>
+            </w:r>
+          </w:p>
+        </w:tc>
+        <w:tc>
+          <w:tcPr>
+            <w:tcW w:type="dxa" w:w="2880"/>
+          </w:tcPr>
+          <w:p>
+            <w:r>
+              <w:t>U2.SPI_MISO → U3.SPI1_MISO</w:t>
             </w:r>
           </w:p>
         </w:tc>
@@ -2801,91 +2129,31 @@
       <w:tr>
         <w:tc>
           <w:tcPr>
-            <w:tcW w:type="dxa" w:w="960"/>
-          </w:tcPr>
-          <w:p>
-            <w:r>
-              <w:t>BLDC_Controller</w:t>
-            </w:r>
-          </w:p>
-        </w:tc>
-        <w:tc>
-          <w:tcPr>
-            <w:tcW w:type="dxa" w:w="960"/>
-          </w:tcPr>
-          <w:p>
-            <w:r>
-              <w:t>Motor_Drive</w:t>
-            </w:r>
-          </w:p>
-        </w:tc>
-        <w:tc>
-          <w:tcPr>
-            <w:tcW w:type="dxa" w:w="960"/>
-          </w:tcPr>
-          <w:p>
-            <w:r>
-              <w:t>R2</w:t>
-            </w:r>
-          </w:p>
-        </w:tc>
-        <w:tc>
-          <w:tcPr>
-            <w:tcW w:type="dxa" w:w="960"/>
-          </w:tcPr>
-          <w:p>
-            <w:r>
-              <w:t>Yageo</w:t>
-            </w:r>
-          </w:p>
-        </w:tc>
-        <w:tc>
-          <w:tcPr>
-            <w:tcW w:type="dxa" w:w="960"/>
-          </w:tcPr>
-          <w:p>
-            <w:r>
-              <w:t>RC0402FR-0710KL</w:t>
-            </w:r>
-          </w:p>
-        </w:tc>
-        <w:tc>
-          <w:tcPr>
-            <w:tcW w:type="dxa" w:w="960"/>
-          </w:tcPr>
-          <w:p>
-            <w:r>
-              <w:t>Pin_1</w:t>
-            </w:r>
-          </w:p>
-        </w:tc>
-        <w:tc>
-          <w:tcPr>
-            <w:tcW w:type="dxa" w:w="960"/>
-          </w:tcPr>
-          <w:p>
-            <w:r>
-              <w:t>U2</w:t>
-            </w:r>
-          </w:p>
-        </w:tc>
-        <w:tc>
-          <w:tcPr>
-            <w:tcW w:type="dxa" w:w="960"/>
-          </w:tcPr>
-          <w:p>
-            <w:r>
-              <w:t>VDC</w:t>
-            </w:r>
-          </w:p>
-        </w:tc>
-        <w:tc>
-          <w:tcPr>
-            <w:tcW w:type="dxa" w:w="960"/>
-          </w:tcPr>
-          <w:p>
-            <w:r>
-              <w:t>V_SENSE</w:t>
+            <w:tcW w:type="dxa" w:w="2880"/>
+          </w:tcPr>
+          <w:p>
+            <w:r>
+              <w:t>SPI_MOSI</w:t>
+            </w:r>
+          </w:p>
+        </w:tc>
+        <w:tc>
+          <w:tcPr>
+            <w:tcW w:type="dxa" w:w="2880"/>
+          </w:tcPr>
+          <w:p>
+            <w:r>
+              <w:t>Data / Communication</w:t>
+            </w:r>
+          </w:p>
+        </w:tc>
+        <w:tc>
+          <w:tcPr>
+            <w:tcW w:type="dxa" w:w="2880"/>
+          </w:tcPr>
+          <w:p>
+            <w:r>
+              <w:t>U3.SPI1_MOSI → U2.SPI_MOSI</w:t>
             </w:r>
           </w:p>
         </w:tc>
@@ -2893,102 +2161,162 @@
       <w:tr>
         <w:tc>
           <w:tcPr>
-            <w:tcW w:type="dxa" w:w="960"/>
-          </w:tcPr>
-          <w:p>
-            <w:r>
-              <w:t>BLDC_Controller</w:t>
-            </w:r>
-          </w:p>
-        </w:tc>
-        <w:tc>
-          <w:tcPr>
-            <w:tcW w:type="dxa" w:w="960"/>
-          </w:tcPr>
-          <w:p>
-            <w:r>
-              <w:t>Motor_Drive</w:t>
-            </w:r>
-          </w:p>
-        </w:tc>
-        <w:tc>
-          <w:tcPr>
-            <w:tcW w:type="dxa" w:w="960"/>
-          </w:tcPr>
-          <w:p>
-            <w:r>
-              <w:t>D1</w:t>
-            </w:r>
-          </w:p>
-        </w:tc>
-        <w:tc>
-          <w:tcPr>
-            <w:tcW w:type="dxa" w:w="960"/>
-          </w:tcPr>
-          <w:p>
-            <w:r>
-              <w:t>Vishay</w:t>
-            </w:r>
-          </w:p>
-        </w:tc>
-        <w:tc>
-          <w:tcPr>
-            <w:tcW w:type="dxa" w:w="960"/>
-          </w:tcPr>
-          <w:p>
-            <w:r>
-              <w:t>SS34</w:t>
-            </w:r>
-          </w:p>
-        </w:tc>
-        <w:tc>
-          <w:tcPr>
-            <w:tcW w:type="dxa" w:w="960"/>
-          </w:tcPr>
-          <w:p>
-            <w:r>
-              <w:t>CATHODE</w:t>
-            </w:r>
-          </w:p>
-        </w:tc>
-        <w:tc>
-          <w:tcPr>
-            <w:tcW w:type="dxa" w:w="960"/>
-          </w:tcPr>
-          <w:p>
-            <w:r>
-              <w:t>U2</w:t>
-            </w:r>
-          </w:p>
-        </w:tc>
-        <w:tc>
-          <w:tcPr>
-            <w:tcW w:type="dxa" w:w="960"/>
-          </w:tcPr>
-          <w:p>
-            <w:r>
-              <w:t>VDC</w:t>
-            </w:r>
-          </w:p>
-        </w:tc>
-        <w:tc>
-          <w:tcPr>
-            <w:tcW w:type="dxa" w:w="960"/>
-          </w:tcPr>
-          <w:p>
-            <w:r>
-              <w:t>DC_BUS</w:t>
+            <w:tcW w:type="dxa" w:w="2880"/>
+          </w:tcPr>
+          <w:p>
+            <w:r>
+              <w:t>BMS_ALERT</w:t>
+            </w:r>
+          </w:p>
+        </w:tc>
+        <w:tc>
+          <w:tcPr>
+            <w:tcW w:type="dxa" w:w="2880"/>
+          </w:tcPr>
+          <w:p>
+            <w:r>
+              <w:t>Control / Status</w:t>
+            </w:r>
+          </w:p>
+        </w:tc>
+        <w:tc>
+          <w:tcPr>
+            <w:tcW w:type="dxa" w:w="2880"/>
+          </w:tcPr>
+          <w:p>
+            <w:r>
+              <w:t>U1.ALERT → U3.PE0</w:t>
             </w:r>
           </w:p>
         </w:tc>
       </w:tr>
     </w:tbl>
+    <w:p>
+      <w:r>
+        <w:br w:type="page"/>
+      </w:r>
+    </w:p>
     <w:p>
       <w:pPr>
         <w:pStyle w:val="Heading2"/>
       </w:pPr>
       <w:r>
-        <w:t>Power_Distribution</w:t>
+        <w:t>3.3 Motor Drive</w:t>
+      </w:r>
+    </w:p>
+    <w:p>
+      <w:r>
+        <w:drawing>
+          <wp:inline xmlns:a="http://schemas.openxmlformats.org/drawingml/2006/main" xmlns:pic="http://schemas.openxmlformats.org/drawingml/2006/picture">
+            <wp:extent cx="5760720" cy="7617854"/>
+            <wp:docPr id="4" name="Picture 4"/>
+            <wp:cNvGraphicFramePr>
+              <a:graphicFrameLocks noChangeAspect="1"/>
+            </wp:cNvGraphicFramePr>
+            <a:graphic>
+              <a:graphicData uri="http://schemas.openxmlformats.org/drawingml/2006/picture">
+                <pic:pic>
+                  <pic:nvPicPr>
+                    <pic:cNvPr id="0" name="Motor_Drive_diagram.png"/>
+                    <pic:cNvPicPr/>
+                  </pic:nvPicPr>
+                  <pic:blipFill>
+                    <a:blip r:embed="rId12"/>
+                    <a:stretch>
+                      <a:fillRect/>
+                    </a:stretch>
+                  </pic:blipFill>
+                  <pic:spPr>
+                    <a:xfrm>
+                      <a:off x="0" y="0"/>
+                      <a:ext cx="5760720" cy="7617854"/>
+                    </a:xfrm>
+                    <a:prstGeom prst="rect"/>
+                  </pic:spPr>
+                </pic:pic>
+              </a:graphicData>
+            </a:graphic>
+          </wp:inline>
+        </w:drawing>
+      </w:r>
+    </w:p>
+    <w:p>
+      <w:pPr>
+        <w:pStyle w:val="Heading3"/>
+      </w:pPr>
+      <w:r>
+        <w:t>3.3.1 Functional Description</w:t>
+      </w:r>
+    </w:p>
+    <w:p>
+      <w:r>
+        <w:t>The Motor Drive subsystem carries the command and status signals that coordinate system operation.</w:t>
+      </w:r>
+    </w:p>
+    <w:p>
+      <w:r>
+        <w:t>Power flow: DC_BUS passes from D1 (pin CATHODE) to U2 (pin VDC).</w:t>
+      </w:r>
+    </w:p>
+    <w:p>
+      <w:r>
+        <w:t>Signal flow: U3 signals U2 via PWM_U (PA0 → IN_U); PWM_V (PA1 → IN_V); PWM_W (PA2 → IN_W). U2 signals U3 via DRV_FAULT (FAULT → PB0). U2 drives M1 via PHASE_U (OUT1 → U); PHASE_V (OUT2 → V); PHASE_W (OUT3 → W). R2 connects to U2 via V_SENSE (Pin_1 → VDC).</w:t>
+      </w:r>
+    </w:p>
+    <w:p>
+      <w:pPr>
+        <w:pStyle w:val="Heading3"/>
+      </w:pPr>
+      <w:r>
+        <w:t>3.3.2 Component Roles</w:t>
+      </w:r>
+    </w:p>
+    <w:p>
+      <w:pPr>
+        <w:pStyle w:val="ListBullet"/>
+      </w:pPr>
+      <w:r>
+        <w:t>D1 — Vishay SS34 (Schottky Diode). 3 A / 40 V Schottky barrier rectifier. Used here for reverse-polarity protection of the 12 V input: low forward drop (~0.5 V) minimizes loss while blocking reverse-connected supply voltage. In this subsystem, D1 drives DC_BUS to U2.</w:t>
+      </w:r>
+    </w:p>
+    <w:p>
+      <w:pPr>
+        <w:pStyle w:val="ListBullet"/>
+      </w:pPr>
+      <w:r>
+        <w:t>M1 (Motor). Motor used in this subsystem. In this subsystem, M1 receives PHASE_U from U2, PHASE_V from U2, PHASE_W from U2.</w:t>
+      </w:r>
+    </w:p>
+    <w:p>
+      <w:pPr>
+        <w:pStyle w:val="ListBullet"/>
+      </w:pPr>
+      <w:r>
+        <w:t>R2 — Yageo RC0402FR-0710KL (Resistor). Yageo thick-film chip resistor, 0402, 1% tolerance. Used for pull-up biasing and voltage sensing dividers. In this subsystem, R2 drives V_SENSE to U2.</w:t>
+      </w:r>
+    </w:p>
+    <w:p>
+      <w:pPr>
+        <w:pStyle w:val="ListBullet"/>
+      </w:pPr>
+      <w:r>
+        <w:t>U2 — Infineon IMC300A (Motor Controller IC). Integrated motor control IC combining a motion-control engine with a three-phase gate driver. Receives PWM commands, drives the power stage for phases U/V/W, monitors the DC bus, and reports faults (overcurrent, overtemperature) via a dedicated FAULT output. In this subsystem, U2 drives DRV_FAULT to U3, PHASE_U to M1, PHASE_V to M1, PHASE_W to M1; receives DC_BUS from D1, PWM_U from U3, PWM_V from U3, PWM_W from U3, V_SENSE from R2.</w:t>
+      </w:r>
+    </w:p>
+    <w:p>
+      <w:pPr>
+        <w:pStyle w:val="ListBullet"/>
+      </w:pPr>
+      <w:r>
+        <w:t>U3 — STMicroelectronics STM32G474 (Microcontroller). Arm Cortex-M4 microcontroller (170 MHz) optimized for digital power and motor control, with high-resolution timers for PWM generation, fast 12-bit ADCs, and rich connectivity (SPI, I2C, UART, CAN-FD). Acts as the central controller: it supervises the battery monitor over I2C, commands the gate driver over SPI, and generates the three-phase PWM signals. In this subsystem, U3 drives PWM_U to U2, PWM_V to U2, PWM_W to U2; receives DRV_FAULT from U2.</w:t>
+      </w:r>
+    </w:p>
+    <w:p>
+      <w:pPr>
+        <w:pStyle w:val="Heading3"/>
+      </w:pPr>
+      <w:r>
+        <w:t>3.3.3 Interconnections with Other Subsystems</w:t>
       </w:r>
     </w:p>
     <w:tbl>
@@ -2998,104 +2326,47 @@
         <w:tblLook w:firstColumn="1" w:firstRow="1" w:lastColumn="0" w:lastRow="0" w:noHBand="0" w:noVBand="1" w:val="04A0"/>
       </w:tblPr>
       <w:tblGrid>
-        <w:gridCol w:w="960"/>
-        <w:gridCol w:w="960"/>
-        <w:gridCol w:w="960"/>
-        <w:gridCol w:w="960"/>
-        <w:gridCol w:w="960"/>
-        <w:gridCol w:w="960"/>
-        <w:gridCol w:w="960"/>
-        <w:gridCol w:w="960"/>
-        <w:gridCol w:w="960"/>
+        <w:gridCol w:w="2880"/>
+        <w:gridCol w:w="2880"/>
+        <w:gridCol w:w="2880"/>
       </w:tblGrid>
       <w:tr>
         <w:tc>
           <w:tcPr>
-            <w:tcW w:type="dxa" w:w="960"/>
-          </w:tcPr>
-          <w:p>
-            <w:r>
-              <w:t>System_Name</w:t>
-            </w:r>
-          </w:p>
-        </w:tc>
-        <w:tc>
-          <w:tcPr>
-            <w:tcW w:type="dxa" w:w="960"/>
-          </w:tcPr>
-          <w:p>
-            <w:r>
-              <w:t>Subsystem_Name</w:t>
-            </w:r>
-          </w:p>
-        </w:tc>
-        <w:tc>
-          <w:tcPr>
-            <w:tcW w:type="dxa" w:w="960"/>
-          </w:tcPr>
-          <w:p>
-            <w:r>
-              <w:t>Component_ID</w:t>
-            </w:r>
-          </w:p>
-        </w:tc>
-        <w:tc>
-          <w:tcPr>
-            <w:tcW w:type="dxa" w:w="960"/>
-          </w:tcPr>
-          <w:p>
-            <w:r>
-              <w:t>Make</w:t>
-            </w:r>
-          </w:p>
-        </w:tc>
-        <w:tc>
-          <w:tcPr>
-            <w:tcW w:type="dxa" w:w="960"/>
-          </w:tcPr>
-          <w:p>
-            <w:r>
-              <w:t>Model</w:t>
-            </w:r>
-          </w:p>
-        </w:tc>
-        <w:tc>
-          <w:tcPr>
-            <w:tcW w:type="dxa" w:w="960"/>
-          </w:tcPr>
-          <w:p>
-            <w:r>
-              <w:t>Source_Pin</w:t>
-            </w:r>
-          </w:p>
-        </w:tc>
-        <w:tc>
-          <w:tcPr>
-            <w:tcW w:type="dxa" w:w="960"/>
-          </w:tcPr>
-          <w:p>
-            <w:r>
-              <w:t>Target_ID</w:t>
-            </w:r>
-          </w:p>
-        </w:tc>
-        <w:tc>
-          <w:tcPr>
-            <w:tcW w:type="dxa" w:w="960"/>
-          </w:tcPr>
-          <w:p>
-            <w:r>
-              <w:t>Target_Pin</w:t>
-            </w:r>
-          </w:p>
-        </w:tc>
-        <w:tc>
-          <w:tcPr>
-            <w:tcW w:type="dxa" w:w="960"/>
-          </w:tcPr>
-          <w:p>
-            <w:r>
-              <w:t>Signal_Name</w:t>
+            <w:tcW w:type="dxa" w:w="2880"/>
+          </w:tcPr>
+          <w:p>
+            <w:r>
+              <w:rPr>
+                <w:b/>
+              </w:rPr>
+              <w:t>Connected Subsystem</w:t>
+            </w:r>
+          </w:p>
+        </w:tc>
+        <w:tc>
+          <w:tcPr>
+            <w:tcW w:type="dxa" w:w="2880"/>
+          </w:tcPr>
+          <w:p>
+            <w:r>
+              <w:rPr>
+                <w:b/>
+              </w:rPr>
+              <w:t>Via Components</w:t>
+            </w:r>
+          </w:p>
+        </w:tc>
+        <w:tc>
+          <w:tcPr>
+            <w:tcW w:type="dxa" w:w="2880"/>
+          </w:tcPr>
+          <w:p>
+            <w:r>
+              <w:rPr>
+                <w:b/>
+              </w:rPr>
+              <w:t>Signals</w:t>
             </w:r>
           </w:p>
         </w:tc>
@@ -3103,91 +2374,31 @@
       <w:tr>
         <w:tc>
           <w:tcPr>
-            <w:tcW w:type="dxa" w:w="960"/>
-          </w:tcPr>
-          <w:p>
-            <w:r>
-              <w:t>BLDC_Controller</w:t>
-            </w:r>
-          </w:p>
-        </w:tc>
-        <w:tc>
-          <w:tcPr>
-            <w:tcW w:type="dxa" w:w="960"/>
-          </w:tcPr>
-          <w:p>
-            <w:r>
-              <w:t>Power_Distribution</w:t>
-            </w:r>
-          </w:p>
-        </w:tc>
-        <w:tc>
-          <w:tcPr>
-            <w:tcW w:type="dxa" w:w="960"/>
-          </w:tcPr>
-          <w:p>
-            <w:r>
-              <w:t>CON1</w:t>
-            </w:r>
-          </w:p>
-        </w:tc>
-        <w:tc>
-          <w:tcPr>
-            <w:tcW w:type="dxa" w:w="960"/>
-          </w:tcPr>
-          <w:p>
-            <w:r>
-              <w:t>Phoenix Contact</w:t>
-            </w:r>
-          </w:p>
-        </w:tc>
-        <w:tc>
-          <w:tcPr>
-            <w:tcW w:type="dxa" w:w="960"/>
-          </w:tcPr>
-          <w:p>
-            <w:r>
-              <w:t>MSTBVA 2.5/2-G</w:t>
-            </w:r>
-          </w:p>
-        </w:tc>
-        <w:tc>
-          <w:tcPr>
-            <w:tcW w:type="dxa" w:w="960"/>
-          </w:tcPr>
-          <w:p>
-            <w:r>
-              <w:t>Pin_1</w:t>
-            </w:r>
-          </w:p>
-        </w:tc>
-        <w:tc>
-          <w:tcPr>
-            <w:tcW w:type="dxa" w:w="960"/>
-          </w:tcPr>
-          <w:p>
-            <w:r>
-              <w:t>D1</w:t>
-            </w:r>
-          </w:p>
-        </w:tc>
-        <w:tc>
-          <w:tcPr>
-            <w:tcW w:type="dxa" w:w="960"/>
-          </w:tcPr>
-          <w:p>
-            <w:r>
-              <w:t>ANODE</w:t>
-            </w:r>
-          </w:p>
-        </w:tc>
-        <w:tc>
-          <w:tcPr>
-            <w:tcW w:type="dxa" w:w="960"/>
-          </w:tcPr>
-          <w:p>
-            <w:r>
-              <w:t>12V_IN</w:t>
+            <w:tcW w:type="dxa" w:w="2880"/>
+          </w:tcPr>
+          <w:p>
+            <w:r>
+              <w:t>Control Interface</w:t>
+            </w:r>
+          </w:p>
+        </w:tc>
+        <w:tc>
+          <w:tcPr>
+            <w:tcW w:type="dxa" w:w="2880"/>
+          </w:tcPr>
+          <w:p>
+            <w:r>
+              <w:t>U2, U3</w:t>
+            </w:r>
+          </w:p>
+        </w:tc>
+        <w:tc>
+          <w:tcPr>
+            <w:tcW w:type="dxa" w:w="2880"/>
+          </w:tcPr>
+          <w:p>
+            <w:r>
+              <w:t>BMS_ALERT, CS_PULLUP, I2C_Clock, I2C_Data, SPI_CLK, SPI_CS, SPI_MISO, SPI_MOSI</w:t>
             </w:r>
           </w:p>
         </w:tc>
@@ -3195,91 +2406,92 @@
       <w:tr>
         <w:tc>
           <w:tcPr>
-            <w:tcW w:type="dxa" w:w="960"/>
-          </w:tcPr>
-          <w:p>
-            <w:r>
-              <w:t>BLDC_Controller</w:t>
-            </w:r>
-          </w:p>
-        </w:tc>
-        <w:tc>
-          <w:tcPr>
-            <w:tcW w:type="dxa" w:w="960"/>
-          </w:tcPr>
-          <w:p>
-            <w:r>
-              <w:t>Power_Distribution</w:t>
-            </w:r>
-          </w:p>
-        </w:tc>
-        <w:tc>
-          <w:tcPr>
-            <w:tcW w:type="dxa" w:w="960"/>
-          </w:tcPr>
-          <w:p>
-            <w:r>
-              <w:t>CON1</w:t>
-            </w:r>
-          </w:p>
-        </w:tc>
-        <w:tc>
-          <w:tcPr>
-            <w:tcW w:type="dxa" w:w="960"/>
-          </w:tcPr>
-          <w:p>
-            <w:r>
-              <w:t>Phoenix Contact</w:t>
-            </w:r>
-          </w:p>
-        </w:tc>
-        <w:tc>
-          <w:tcPr>
-            <w:tcW w:type="dxa" w:w="960"/>
-          </w:tcPr>
-          <w:p>
-            <w:r>
-              <w:t>MSTBVA 2.5/2-G</w:t>
-            </w:r>
-          </w:p>
-        </w:tc>
-        <w:tc>
-          <w:tcPr>
-            <w:tcW w:type="dxa" w:w="960"/>
-          </w:tcPr>
-          <w:p>
-            <w:r>
-              <w:t>Pin_2</w:t>
-            </w:r>
-          </w:p>
-        </w:tc>
-        <w:tc>
-          <w:tcPr>
-            <w:tcW w:type="dxa" w:w="960"/>
-          </w:tcPr>
-          <w:p>
-            <w:r>
-              <w:t>C1</w:t>
-            </w:r>
-          </w:p>
-        </w:tc>
-        <w:tc>
-          <w:tcPr>
-            <w:tcW w:type="dxa" w:w="960"/>
-          </w:tcPr>
-          <w:p>
-            <w:r>
-              <w:t>NEG</w:t>
-            </w:r>
-          </w:p>
-        </w:tc>
-        <w:tc>
-          <w:tcPr>
-            <w:tcW w:type="dxa" w:w="960"/>
-          </w:tcPr>
-          <w:p>
-            <w:r>
-              <w:t>GND</w:t>
+            <w:tcW w:type="dxa" w:w="2880"/>
+          </w:tcPr>
+          <w:p>
+            <w:r>
+              <w:t>Power Distribution</w:t>
+            </w:r>
+          </w:p>
+        </w:tc>
+        <w:tc>
+          <w:tcPr>
+            <w:tcW w:type="dxa" w:w="2880"/>
+          </w:tcPr>
+          <w:p>
+            <w:r>
+              <w:t>D1</w:t>
+            </w:r>
+          </w:p>
+        </w:tc>
+        <w:tc>
+          <w:tcPr>
+            <w:tcW w:type="dxa" w:w="2880"/>
+          </w:tcPr>
+          <w:p>
+            <w:r>
+              <w:t>12V_IN, 12V_PROT, V_BAT</w:t>
+            </w:r>
+          </w:p>
+        </w:tc>
+      </w:tr>
+    </w:tbl>
+    <w:p>
+      <w:pPr>
+        <w:pStyle w:val="Heading3"/>
+      </w:pPr>
+      <w:r>
+        <w:t>3.3.4 Signal List</w:t>
+      </w:r>
+    </w:p>
+    <w:tbl>
+      <w:tblPr>
+        <w:tblStyle w:val="LightGrid-Accent1"/>
+        <w:tblW w:type="auto" w:w="0"/>
+        <w:tblLook w:firstColumn="1" w:firstRow="1" w:lastColumn="0" w:lastRow="0" w:noHBand="0" w:noVBand="1" w:val="04A0"/>
+      </w:tblPr>
+      <w:tblGrid>
+        <w:gridCol w:w="2880"/>
+        <w:gridCol w:w="2880"/>
+        <w:gridCol w:w="2880"/>
+      </w:tblGrid>
+      <w:tr>
+        <w:tc>
+          <w:tcPr>
+            <w:tcW w:type="dxa" w:w="2880"/>
+          </w:tcPr>
+          <w:p>
+            <w:r>
+              <w:rPr>
+                <w:b/>
+              </w:rPr>
+              <w:t>Signal</w:t>
+            </w:r>
+          </w:p>
+        </w:tc>
+        <w:tc>
+          <w:tcPr>
+            <w:tcW w:type="dxa" w:w="2880"/>
+          </w:tcPr>
+          <w:p>
+            <w:r>
+              <w:rPr>
+                <w:b/>
+              </w:rPr>
+              <w:t>Class</w:t>
+            </w:r>
+          </w:p>
+        </w:tc>
+        <w:tc>
+          <w:tcPr>
+            <w:tcW w:type="dxa" w:w="2880"/>
+          </w:tcPr>
+          <w:p>
+            <w:r>
+              <w:rPr>
+                <w:b/>
+              </w:rPr>
+              <w:t>Connections</w:t>
             </w:r>
           </w:p>
         </w:tc>
@@ -3287,91 +2499,31 @@
       <w:tr>
         <w:tc>
           <w:tcPr>
-            <w:tcW w:type="dxa" w:w="960"/>
-          </w:tcPr>
-          <w:p>
-            <w:r>
-              <w:t>BLDC_Controller</w:t>
-            </w:r>
-          </w:p>
-        </w:tc>
-        <w:tc>
-          <w:tcPr>
-            <w:tcW w:type="dxa" w:w="960"/>
-          </w:tcPr>
-          <w:p>
-            <w:r>
-              <w:t>Power_Distribution</w:t>
-            </w:r>
-          </w:p>
-        </w:tc>
-        <w:tc>
-          <w:tcPr>
-            <w:tcW w:type="dxa" w:w="960"/>
-          </w:tcPr>
-          <w:p>
-            <w:r>
-              <w:t>D1</w:t>
-            </w:r>
-          </w:p>
-        </w:tc>
-        <w:tc>
-          <w:tcPr>
-            <w:tcW w:type="dxa" w:w="960"/>
-          </w:tcPr>
-          <w:p>
-            <w:r>
-              <w:t>Vishay</w:t>
-            </w:r>
-          </w:p>
-        </w:tc>
-        <w:tc>
-          <w:tcPr>
-            <w:tcW w:type="dxa" w:w="960"/>
-          </w:tcPr>
-          <w:p>
-            <w:r>
-              <w:t>SS34</w:t>
-            </w:r>
-          </w:p>
-        </w:tc>
-        <w:tc>
-          <w:tcPr>
-            <w:tcW w:type="dxa" w:w="960"/>
-          </w:tcPr>
-          <w:p>
-            <w:r>
-              <w:t>CATHODE</w:t>
-            </w:r>
-          </w:p>
-        </w:tc>
-        <w:tc>
-          <w:tcPr>
-            <w:tcW w:type="dxa" w:w="960"/>
-          </w:tcPr>
-          <w:p>
-            <w:r>
-              <w:t>C1</w:t>
-            </w:r>
-          </w:p>
-        </w:tc>
-        <w:tc>
-          <w:tcPr>
-            <w:tcW w:type="dxa" w:w="960"/>
-          </w:tcPr>
-          <w:p>
-            <w:r>
-              <w:t>POS</w:t>
-            </w:r>
-          </w:p>
-        </w:tc>
-        <w:tc>
-          <w:tcPr>
-            <w:tcW w:type="dxa" w:w="960"/>
-          </w:tcPr>
-          <w:p>
-            <w:r>
-              <w:t>12V_PROT</w:t>
+            <w:tcW w:type="dxa" w:w="2880"/>
+          </w:tcPr>
+          <w:p>
+            <w:r>
+              <w:t>DC_BUS</w:t>
+            </w:r>
+          </w:p>
+        </w:tc>
+        <w:tc>
+          <w:tcPr>
+            <w:tcW w:type="dxa" w:w="2880"/>
+          </w:tcPr>
+          <w:p>
+            <w:r>
+              <w:t>Power</w:t>
+            </w:r>
+          </w:p>
+        </w:tc>
+        <w:tc>
+          <w:tcPr>
+            <w:tcW w:type="dxa" w:w="2880"/>
+          </w:tcPr>
+          <w:p>
+            <w:r>
+              <w:t>D1.CATHODE → U2.VDC</w:t>
             </w:r>
           </w:p>
         </w:tc>
@@ -3379,91 +2531,31 @@
       <w:tr>
         <w:tc>
           <w:tcPr>
-            <w:tcW w:type="dxa" w:w="960"/>
-          </w:tcPr>
-          <w:p>
-            <w:r>
-              <w:t>BLDC_Controller</w:t>
-            </w:r>
-          </w:p>
-        </w:tc>
-        <w:tc>
-          <w:tcPr>
-            <w:tcW w:type="dxa" w:w="960"/>
-          </w:tcPr>
-          <w:p>
-            <w:r>
-              <w:t>Power_Distribution</w:t>
-            </w:r>
-          </w:p>
-        </w:tc>
-        <w:tc>
-          <w:tcPr>
-            <w:tcW w:type="dxa" w:w="960"/>
-          </w:tcPr>
-          <w:p>
-            <w:r>
-              <w:t>D1</w:t>
-            </w:r>
-          </w:p>
-        </w:tc>
-        <w:tc>
-          <w:tcPr>
-            <w:tcW w:type="dxa" w:w="960"/>
-          </w:tcPr>
-          <w:p>
-            <w:r>
-              <w:t>Vishay</w:t>
-            </w:r>
-          </w:p>
-        </w:tc>
-        <w:tc>
-          <w:tcPr>
-            <w:tcW w:type="dxa" w:w="960"/>
-          </w:tcPr>
-          <w:p>
-            <w:r>
-              <w:t>SS34</w:t>
-            </w:r>
-          </w:p>
-        </w:tc>
-        <w:tc>
-          <w:tcPr>
-            <w:tcW w:type="dxa" w:w="960"/>
-          </w:tcPr>
-          <w:p>
-            <w:r>
-              <w:t>CATHODE</w:t>
-            </w:r>
-          </w:p>
-        </w:tc>
-        <w:tc>
-          <w:tcPr>
-            <w:tcW w:type="dxa" w:w="960"/>
-          </w:tcPr>
-          <w:p>
-            <w:r>
-              <w:t>U1</w:t>
-            </w:r>
-          </w:p>
-        </w:tc>
-        <w:tc>
-          <w:tcPr>
-            <w:tcW w:type="dxa" w:w="960"/>
-          </w:tcPr>
-          <w:p>
-            <w:r>
-              <w:t>BAT+</w:t>
-            </w:r>
-          </w:p>
-        </w:tc>
-        <w:tc>
-          <w:tcPr>
-            <w:tcW w:type="dxa" w:w="960"/>
-          </w:tcPr>
-          <w:p>
-            <w:r>
-              <w:t>V_BAT</w:t>
+            <w:tcW w:type="dxa" w:w="2880"/>
+          </w:tcPr>
+          <w:p>
+            <w:r>
+              <w:t>DRV_FAULT</w:t>
+            </w:r>
+          </w:p>
+        </w:tc>
+        <w:tc>
+          <w:tcPr>
+            <w:tcW w:type="dxa" w:w="2880"/>
+          </w:tcPr>
+          <w:p>
+            <w:r>
+              <w:t>Control / Status</w:t>
+            </w:r>
+          </w:p>
+        </w:tc>
+        <w:tc>
+          <w:tcPr>
+            <w:tcW w:type="dxa" w:w="2880"/>
+          </w:tcPr>
+          <w:p>
+            <w:r>
+              <w:t>U2.FAULT → U3.PB0</w:t>
             </w:r>
           </w:p>
         </w:tc>
@@ -3471,91 +2563,31 @@
       <w:tr>
         <w:tc>
           <w:tcPr>
-            <w:tcW w:type="dxa" w:w="960"/>
-          </w:tcPr>
-          <w:p>
-            <w:r>
-              <w:t>BLDC_Controller</w:t>
-            </w:r>
-          </w:p>
-        </w:tc>
-        <w:tc>
-          <w:tcPr>
-            <w:tcW w:type="dxa" w:w="960"/>
-          </w:tcPr>
-          <w:p>
-            <w:r>
-              <w:t>Power_Distribution</w:t>
-            </w:r>
-          </w:p>
-        </w:tc>
-        <w:tc>
-          <w:tcPr>
-            <w:tcW w:type="dxa" w:w="960"/>
-          </w:tcPr>
-          <w:p>
-            <w:r>
-              <w:t>C1</w:t>
-            </w:r>
-          </w:p>
-        </w:tc>
-        <w:tc>
-          <w:tcPr>
-            <w:tcW w:type="dxa" w:w="960"/>
-          </w:tcPr>
-          <w:p>
-            <w:r>
-              <w:t>Murata</w:t>
-            </w:r>
-          </w:p>
-        </w:tc>
-        <w:tc>
-          <w:tcPr>
-            <w:tcW w:type="dxa" w:w="960"/>
-          </w:tcPr>
-          <w:p>
-            <w:r>
-              <w:t>GRM31CR71E106KA12</w:t>
-            </w:r>
-          </w:p>
-        </w:tc>
-        <w:tc>
-          <w:tcPr>
-            <w:tcW w:type="dxa" w:w="960"/>
-          </w:tcPr>
-          <w:p>
-            <w:r>
-              <w:t>NEG</w:t>
-            </w:r>
-          </w:p>
-        </w:tc>
-        <w:tc>
-          <w:tcPr>
-            <w:tcW w:type="dxa" w:w="960"/>
-          </w:tcPr>
-          <w:p>
-            <w:r>
-              <w:t>U1</w:t>
-            </w:r>
-          </w:p>
-        </w:tc>
-        <w:tc>
-          <w:tcPr>
-            <w:tcW w:type="dxa" w:w="960"/>
-          </w:tcPr>
-          <w:p>
-            <w:r>
-              <w:t>GND</w:t>
-            </w:r>
-          </w:p>
-        </w:tc>
-        <w:tc>
-          <w:tcPr>
-            <w:tcW w:type="dxa" w:w="960"/>
-          </w:tcPr>
-          <w:p>
-            <w:r>
-              <w:t>GND_REF</w:t>
+            <w:tcW w:type="dxa" w:w="2880"/>
+          </w:tcPr>
+          <w:p>
+            <w:r>
+              <w:t>PWM_U</w:t>
+            </w:r>
+          </w:p>
+        </w:tc>
+        <w:tc>
+          <w:tcPr>
+            <w:tcW w:type="dxa" w:w="2880"/>
+          </w:tcPr>
+          <w:p>
+            <w:r>
+              <w:t>Control / Status</w:t>
+            </w:r>
+          </w:p>
+        </w:tc>
+        <w:tc>
+          <w:tcPr>
+            <w:tcW w:type="dxa" w:w="2880"/>
+          </w:tcPr>
+          <w:p>
+            <w:r>
+              <w:t>U3.PA0 → U2.IN_U</w:t>
             </w:r>
           </w:p>
         </w:tc>
@@ -3563,27 +2595,301 @@
       <w:tr>
         <w:tc>
           <w:tcPr>
-            <w:tcW w:type="dxa" w:w="960"/>
-          </w:tcPr>
-          <w:p>
-            <w:r>
-              <w:t>BLDC_Controller</w:t>
-            </w:r>
-          </w:p>
-        </w:tc>
-        <w:tc>
-          <w:tcPr>
-            <w:tcW w:type="dxa" w:w="960"/>
-          </w:tcPr>
-          <w:p>
-            <w:r>
-              <w:t>Power_Distribution</w:t>
-            </w:r>
-          </w:p>
-        </w:tc>
-        <w:tc>
-          <w:tcPr>
-            <w:tcW w:type="dxa" w:w="960"/>
+            <w:tcW w:type="dxa" w:w="2880"/>
+          </w:tcPr>
+          <w:p>
+            <w:r>
+              <w:t>PWM_V</w:t>
+            </w:r>
+          </w:p>
+        </w:tc>
+        <w:tc>
+          <w:tcPr>
+            <w:tcW w:type="dxa" w:w="2880"/>
+          </w:tcPr>
+          <w:p>
+            <w:r>
+              <w:t>Control / Status</w:t>
+            </w:r>
+          </w:p>
+        </w:tc>
+        <w:tc>
+          <w:tcPr>
+            <w:tcW w:type="dxa" w:w="2880"/>
+          </w:tcPr>
+          <w:p>
+            <w:r>
+              <w:t>U3.PA1 → U2.IN_V</w:t>
+            </w:r>
+          </w:p>
+        </w:tc>
+      </w:tr>
+      <w:tr>
+        <w:tc>
+          <w:tcPr>
+            <w:tcW w:type="dxa" w:w="2880"/>
+          </w:tcPr>
+          <w:p>
+            <w:r>
+              <w:t>PWM_W</w:t>
+            </w:r>
+          </w:p>
+        </w:tc>
+        <w:tc>
+          <w:tcPr>
+            <w:tcW w:type="dxa" w:w="2880"/>
+          </w:tcPr>
+          <w:p>
+            <w:r>
+              <w:t>Control / Status</w:t>
+            </w:r>
+          </w:p>
+        </w:tc>
+        <w:tc>
+          <w:tcPr>
+            <w:tcW w:type="dxa" w:w="2880"/>
+          </w:tcPr>
+          <w:p>
+            <w:r>
+              <w:t>U3.PA2 → U2.IN_W</w:t>
+            </w:r>
+          </w:p>
+        </w:tc>
+      </w:tr>
+      <w:tr>
+        <w:tc>
+          <w:tcPr>
+            <w:tcW w:type="dxa" w:w="2880"/>
+          </w:tcPr>
+          <w:p>
+            <w:r>
+              <w:t>PHASE_U</w:t>
+            </w:r>
+          </w:p>
+        </w:tc>
+        <w:tc>
+          <w:tcPr>
+            <w:tcW w:type="dxa" w:w="2880"/>
+          </w:tcPr>
+          <w:p>
+            <w:r>
+              <w:t>Motor Phase</w:t>
+            </w:r>
+          </w:p>
+        </w:tc>
+        <w:tc>
+          <w:tcPr>
+            <w:tcW w:type="dxa" w:w="2880"/>
+          </w:tcPr>
+          <w:p>
+            <w:r>
+              <w:t>U2.OUT1 → M1.U</w:t>
+            </w:r>
+          </w:p>
+        </w:tc>
+      </w:tr>
+      <w:tr>
+        <w:tc>
+          <w:tcPr>
+            <w:tcW w:type="dxa" w:w="2880"/>
+          </w:tcPr>
+          <w:p>
+            <w:r>
+              <w:t>PHASE_V</w:t>
+            </w:r>
+          </w:p>
+        </w:tc>
+        <w:tc>
+          <w:tcPr>
+            <w:tcW w:type="dxa" w:w="2880"/>
+          </w:tcPr>
+          <w:p>
+            <w:r>
+              <w:t>Motor Phase</w:t>
+            </w:r>
+          </w:p>
+        </w:tc>
+        <w:tc>
+          <w:tcPr>
+            <w:tcW w:type="dxa" w:w="2880"/>
+          </w:tcPr>
+          <w:p>
+            <w:r>
+              <w:t>U2.OUT2 → M1.V</w:t>
+            </w:r>
+          </w:p>
+        </w:tc>
+      </w:tr>
+      <w:tr>
+        <w:tc>
+          <w:tcPr>
+            <w:tcW w:type="dxa" w:w="2880"/>
+          </w:tcPr>
+          <w:p>
+            <w:r>
+              <w:t>PHASE_W</w:t>
+            </w:r>
+          </w:p>
+        </w:tc>
+        <w:tc>
+          <w:tcPr>
+            <w:tcW w:type="dxa" w:w="2880"/>
+          </w:tcPr>
+          <w:p>
+            <w:r>
+              <w:t>Motor Phase</w:t>
+            </w:r>
+          </w:p>
+        </w:tc>
+        <w:tc>
+          <w:tcPr>
+            <w:tcW w:type="dxa" w:w="2880"/>
+          </w:tcPr>
+          <w:p>
+            <w:r>
+              <w:t>U2.OUT3 → M1.W</w:t>
+            </w:r>
+          </w:p>
+        </w:tc>
+      </w:tr>
+      <w:tr>
+        <w:tc>
+          <w:tcPr>
+            <w:tcW w:type="dxa" w:w="2880"/>
+          </w:tcPr>
+          <w:p>
+            <w:r>
+              <w:t>V_SENSE</w:t>
+            </w:r>
+          </w:p>
+        </w:tc>
+        <w:tc>
+          <w:tcPr>
+            <w:tcW w:type="dxa" w:w="2880"/>
+          </w:tcPr>
+          <w:p>
+            <w:r>
+              <w:t>Analog / Sense</w:t>
+            </w:r>
+          </w:p>
+        </w:tc>
+        <w:tc>
+          <w:tcPr>
+            <w:tcW w:type="dxa" w:w="2880"/>
+          </w:tcPr>
+          <w:p>
+            <w:r>
+              <w:t>R2.Pin_1 → U2.VDC</w:t>
+            </w:r>
+          </w:p>
+        </w:tc>
+      </w:tr>
+    </w:tbl>
+    <w:p>
+      <w:r>
+        <w:br w:type="page"/>
+      </w:r>
+    </w:p>
+    <w:p>
+      <w:pPr>
+        <w:pStyle w:val="Heading1"/>
+      </w:pPr>
+      <w:r>
+        <w:t>4. Appendix — Connectivity Data</w:t>
+      </w:r>
+    </w:p>
+    <w:p>
+      <w:pPr>
+        <w:pStyle w:val="Heading2"/>
+      </w:pPr>
+      <w:r>
+        <w:t>Control Interface</w:t>
+      </w:r>
+    </w:p>
+    <w:tbl>
+      <w:tblPr>
+        <w:tblStyle w:val="LightGrid-Accent1"/>
+        <w:tblW w:type="auto" w:w="0"/>
+        <w:tblLook w:firstColumn="1" w:firstRow="1" w:lastColumn="0" w:lastRow="0" w:noHBand="0" w:noVBand="1" w:val="04A0"/>
+      </w:tblPr>
+      <w:tblGrid>
+        <w:gridCol w:w="1728"/>
+        <w:gridCol w:w="1728"/>
+        <w:gridCol w:w="1728"/>
+        <w:gridCol w:w="1728"/>
+        <w:gridCol w:w="1728"/>
+      </w:tblGrid>
+      <w:tr>
+        <w:tc>
+          <w:tcPr>
+            <w:tcW w:type="dxa" w:w="1728"/>
+          </w:tcPr>
+          <w:p>
+            <w:r>
+              <w:rPr>
+                <w:b/>
+              </w:rPr>
+              <w:t>Component_ID</w:t>
+            </w:r>
+          </w:p>
+        </w:tc>
+        <w:tc>
+          <w:tcPr>
+            <w:tcW w:type="dxa" w:w="1728"/>
+          </w:tcPr>
+          <w:p>
+            <w:r>
+              <w:rPr>
+                <w:b/>
+              </w:rPr>
+              <w:t>Source_Pin</w:t>
+            </w:r>
+          </w:p>
+        </w:tc>
+        <w:tc>
+          <w:tcPr>
+            <w:tcW w:type="dxa" w:w="1728"/>
+          </w:tcPr>
+          <w:p>
+            <w:r>
+              <w:rPr>
+                <w:b/>
+              </w:rPr>
+              <w:t>Target_ID</w:t>
+            </w:r>
+          </w:p>
+        </w:tc>
+        <w:tc>
+          <w:tcPr>
+            <w:tcW w:type="dxa" w:w="1728"/>
+          </w:tcPr>
+          <w:p>
+            <w:r>
+              <w:rPr>
+                <w:b/>
+              </w:rPr>
+              <w:t>Target_Pin</w:t>
+            </w:r>
+          </w:p>
+        </w:tc>
+        <w:tc>
+          <w:tcPr>
+            <w:tcW w:type="dxa" w:w="1728"/>
+          </w:tcPr>
+          <w:p>
+            <w:r>
+              <w:rPr>
+                <w:b/>
+              </w:rPr>
+              <w:t>Signal_Name</w:t>
+            </w:r>
+          </w:p>
+        </w:tc>
+      </w:tr>
+      <w:tr>
+        <w:tc>
+          <w:tcPr>
+            <w:tcW w:type="dxa" w:w="1728"/>
           </w:tcPr>
           <w:p>
             <w:r>
@@ -3593,27 +2899,111 @@
         </w:tc>
         <w:tc>
           <w:tcPr>
-            <w:tcW w:type="dxa" w:w="960"/>
-          </w:tcPr>
-          <w:p>
-            <w:r>
-              <w:t>Texas Instruments</w:t>
-            </w:r>
-          </w:p>
-        </w:tc>
-        <w:tc>
-          <w:tcPr>
-            <w:tcW w:type="dxa" w:w="960"/>
-          </w:tcPr>
-          <w:p>
-            <w:r>
-              <w:t>BQ76952</w:t>
-            </w:r>
-          </w:p>
-        </w:tc>
-        <w:tc>
-          <w:tcPr>
-            <w:tcW w:type="dxa" w:w="960"/>
+            <w:tcW w:type="dxa" w:w="1728"/>
+          </w:tcPr>
+          <w:p>
+            <w:r>
+              <w:t>SDA</w:t>
+            </w:r>
+          </w:p>
+        </w:tc>
+        <w:tc>
+          <w:tcPr>
+            <w:tcW w:type="dxa" w:w="1728"/>
+          </w:tcPr>
+          <w:p>
+            <w:r>
+              <w:t>U3</w:t>
+            </w:r>
+          </w:p>
+        </w:tc>
+        <w:tc>
+          <w:tcPr>
+            <w:tcW w:type="dxa" w:w="1728"/>
+          </w:tcPr>
+          <w:p>
+            <w:r>
+              <w:t>I2C_SDA</w:t>
+            </w:r>
+          </w:p>
+        </w:tc>
+        <w:tc>
+          <w:tcPr>
+            <w:tcW w:type="dxa" w:w="1728"/>
+          </w:tcPr>
+          <w:p>
+            <w:r>
+              <w:t>I2C_Data</w:t>
+            </w:r>
+          </w:p>
+        </w:tc>
+      </w:tr>
+      <w:tr>
+        <w:tc>
+          <w:tcPr>
+            <w:tcW w:type="dxa" w:w="1728"/>
+          </w:tcPr>
+          <w:p>
+            <w:r>
+              <w:t>U1</w:t>
+            </w:r>
+          </w:p>
+        </w:tc>
+        <w:tc>
+          <w:tcPr>
+            <w:tcW w:type="dxa" w:w="1728"/>
+          </w:tcPr>
+          <w:p>
+            <w:r>
+              <w:t>SCL</w:t>
+            </w:r>
+          </w:p>
+        </w:tc>
+        <w:tc>
+          <w:tcPr>
+            <w:tcW w:type="dxa" w:w="1728"/>
+          </w:tcPr>
+          <w:p>
+            <w:r>
+              <w:t>U3</w:t>
+            </w:r>
+          </w:p>
+        </w:tc>
+        <w:tc>
+          <w:tcPr>
+            <w:tcW w:type="dxa" w:w="1728"/>
+          </w:tcPr>
+          <w:p>
+            <w:r>
+              <w:t>I2C_SCL</w:t>
+            </w:r>
+          </w:p>
+        </w:tc>
+        <w:tc>
+          <w:tcPr>
+            <w:tcW w:type="dxa" w:w="1728"/>
+          </w:tcPr>
+          <w:p>
+            <w:r>
+              <w:t>I2C_Clock</w:t>
+            </w:r>
+          </w:p>
+        </w:tc>
+      </w:tr>
+      <w:tr>
+        <w:tc>
+          <w:tcPr>
+            <w:tcW w:type="dxa" w:w="1728"/>
+          </w:tcPr>
+          <w:p>
+            <w:r>
+              <w:t>U1</w:t>
+            </w:r>
+          </w:p>
+        </w:tc>
+        <w:tc>
+          <w:tcPr>
+            <w:tcW w:type="dxa" w:w="1728"/>
           </w:tcPr>
           <w:p>
             <w:r>
@@ -3623,7 +3013,1277 @@
         </w:tc>
         <w:tc>
           <w:tcPr>
-            <w:tcW w:type="dxa" w:w="960"/>
+            <w:tcW w:type="dxa" w:w="1728"/>
+          </w:tcPr>
+          <w:p>
+            <w:r>
+              <w:t>U3</w:t>
+            </w:r>
+          </w:p>
+        </w:tc>
+        <w:tc>
+          <w:tcPr>
+            <w:tcW w:type="dxa" w:w="1728"/>
+          </w:tcPr>
+          <w:p>
+            <w:r>
+              <w:t>PE0</w:t>
+            </w:r>
+          </w:p>
+        </w:tc>
+        <w:tc>
+          <w:tcPr>
+            <w:tcW w:type="dxa" w:w="1728"/>
+          </w:tcPr>
+          <w:p>
+            <w:r>
+              <w:t>BMS_ALERT</w:t>
+            </w:r>
+          </w:p>
+        </w:tc>
+      </w:tr>
+      <w:tr>
+        <w:tc>
+          <w:tcPr>
+            <w:tcW w:type="dxa" w:w="1728"/>
+          </w:tcPr>
+          <w:p>
+            <w:r>
+              <w:t>U3</w:t>
+            </w:r>
+          </w:p>
+        </w:tc>
+        <w:tc>
+          <w:tcPr>
+            <w:tcW w:type="dxa" w:w="1728"/>
+          </w:tcPr>
+          <w:p>
+            <w:r>
+              <w:t>SPI1_SCK</w:t>
+            </w:r>
+          </w:p>
+        </w:tc>
+        <w:tc>
+          <w:tcPr>
+            <w:tcW w:type="dxa" w:w="1728"/>
+          </w:tcPr>
+          <w:p>
+            <w:r>
+              <w:t>U2</w:t>
+            </w:r>
+          </w:p>
+        </w:tc>
+        <w:tc>
+          <w:tcPr>
+            <w:tcW w:type="dxa" w:w="1728"/>
+          </w:tcPr>
+          <w:p>
+            <w:r>
+              <w:t>SPI_CLK</w:t>
+            </w:r>
+          </w:p>
+        </w:tc>
+        <w:tc>
+          <w:tcPr>
+            <w:tcW w:type="dxa" w:w="1728"/>
+          </w:tcPr>
+          <w:p>
+            <w:r>
+              <w:t>SPI_CLK</w:t>
+            </w:r>
+          </w:p>
+        </w:tc>
+      </w:tr>
+      <w:tr>
+        <w:tc>
+          <w:tcPr>
+            <w:tcW w:type="dxa" w:w="1728"/>
+          </w:tcPr>
+          <w:p>
+            <w:r>
+              <w:t>U3</w:t>
+            </w:r>
+          </w:p>
+        </w:tc>
+        <w:tc>
+          <w:tcPr>
+            <w:tcW w:type="dxa" w:w="1728"/>
+          </w:tcPr>
+          <w:p>
+            <w:r>
+              <w:t>SPI1_MOSI</w:t>
+            </w:r>
+          </w:p>
+        </w:tc>
+        <w:tc>
+          <w:tcPr>
+            <w:tcW w:type="dxa" w:w="1728"/>
+          </w:tcPr>
+          <w:p>
+            <w:r>
+              <w:t>U2</w:t>
+            </w:r>
+          </w:p>
+        </w:tc>
+        <w:tc>
+          <w:tcPr>
+            <w:tcW w:type="dxa" w:w="1728"/>
+          </w:tcPr>
+          <w:p>
+            <w:r>
+              <w:t>SPI_MOSI</w:t>
+            </w:r>
+          </w:p>
+        </w:tc>
+        <w:tc>
+          <w:tcPr>
+            <w:tcW w:type="dxa" w:w="1728"/>
+          </w:tcPr>
+          <w:p>
+            <w:r>
+              <w:t>SPI_MOSI</w:t>
+            </w:r>
+          </w:p>
+        </w:tc>
+      </w:tr>
+      <w:tr>
+        <w:tc>
+          <w:tcPr>
+            <w:tcW w:type="dxa" w:w="1728"/>
+          </w:tcPr>
+          <w:p>
+            <w:r>
+              <w:t>U2</w:t>
+            </w:r>
+          </w:p>
+        </w:tc>
+        <w:tc>
+          <w:tcPr>
+            <w:tcW w:type="dxa" w:w="1728"/>
+          </w:tcPr>
+          <w:p>
+            <w:r>
+              <w:t>SPI_MISO</w:t>
+            </w:r>
+          </w:p>
+        </w:tc>
+        <w:tc>
+          <w:tcPr>
+            <w:tcW w:type="dxa" w:w="1728"/>
+          </w:tcPr>
+          <w:p>
+            <w:r>
+              <w:t>U3</w:t>
+            </w:r>
+          </w:p>
+        </w:tc>
+        <w:tc>
+          <w:tcPr>
+            <w:tcW w:type="dxa" w:w="1728"/>
+          </w:tcPr>
+          <w:p>
+            <w:r>
+              <w:t>SPI1_MISO</w:t>
+            </w:r>
+          </w:p>
+        </w:tc>
+        <w:tc>
+          <w:tcPr>
+            <w:tcW w:type="dxa" w:w="1728"/>
+          </w:tcPr>
+          <w:p>
+            <w:r>
+              <w:t>SPI_MISO</w:t>
+            </w:r>
+          </w:p>
+        </w:tc>
+      </w:tr>
+      <w:tr>
+        <w:tc>
+          <w:tcPr>
+            <w:tcW w:type="dxa" w:w="1728"/>
+          </w:tcPr>
+          <w:p>
+            <w:r>
+              <w:t>U3</w:t>
+            </w:r>
+          </w:p>
+        </w:tc>
+        <w:tc>
+          <w:tcPr>
+            <w:tcW w:type="dxa" w:w="1728"/>
+          </w:tcPr>
+          <w:p>
+            <w:r>
+              <w:t>SPI1_NSS</w:t>
+            </w:r>
+          </w:p>
+        </w:tc>
+        <w:tc>
+          <w:tcPr>
+            <w:tcW w:type="dxa" w:w="1728"/>
+          </w:tcPr>
+          <w:p>
+            <w:r>
+              <w:t>U2</w:t>
+            </w:r>
+          </w:p>
+        </w:tc>
+        <w:tc>
+          <w:tcPr>
+            <w:tcW w:type="dxa" w:w="1728"/>
+          </w:tcPr>
+          <w:p>
+            <w:r>
+              <w:t>SPI_CS</w:t>
+            </w:r>
+          </w:p>
+        </w:tc>
+        <w:tc>
+          <w:tcPr>
+            <w:tcW w:type="dxa" w:w="1728"/>
+          </w:tcPr>
+          <w:p>
+            <w:r>
+              <w:t>SPI_CS</w:t>
+            </w:r>
+          </w:p>
+        </w:tc>
+      </w:tr>
+      <w:tr>
+        <w:tc>
+          <w:tcPr>
+            <w:tcW w:type="dxa" w:w="1728"/>
+          </w:tcPr>
+          <w:p>
+            <w:r>
+              <w:t>U3</w:t>
+            </w:r>
+          </w:p>
+        </w:tc>
+        <w:tc>
+          <w:tcPr>
+            <w:tcW w:type="dxa" w:w="1728"/>
+          </w:tcPr>
+          <w:p>
+            <w:r>
+              <w:t>SPI1_NSS</w:t>
+            </w:r>
+          </w:p>
+        </w:tc>
+        <w:tc>
+          <w:tcPr>
+            <w:tcW w:type="dxa" w:w="1728"/>
+          </w:tcPr>
+          <w:p>
+            <w:r>
+              <w:t>R1</w:t>
+            </w:r>
+          </w:p>
+        </w:tc>
+        <w:tc>
+          <w:tcPr>
+            <w:tcW w:type="dxa" w:w="1728"/>
+          </w:tcPr>
+          <w:p>
+            <w:r>
+              <w:t>Pin_1</w:t>
+            </w:r>
+          </w:p>
+        </w:tc>
+        <w:tc>
+          <w:tcPr>
+            <w:tcW w:type="dxa" w:w="1728"/>
+          </w:tcPr>
+          <w:p>
+            <w:r>
+              <w:t>CS_PULLUP</w:t>
+            </w:r>
+          </w:p>
+        </w:tc>
+      </w:tr>
+      <w:tr>
+        <w:tc>
+          <w:tcPr>
+            <w:tcW w:type="dxa" w:w="1728"/>
+          </w:tcPr>
+          <w:p>
+            <w:r>
+              <w:t>R1</w:t>
+            </w:r>
+          </w:p>
+        </w:tc>
+        <w:tc>
+          <w:tcPr>
+            <w:tcW w:type="dxa" w:w="1728"/>
+          </w:tcPr>
+          <w:p>
+            <w:r>
+              <w:t>Pin_2</w:t>
+            </w:r>
+          </w:p>
+        </w:tc>
+        <w:tc>
+          <w:tcPr>
+            <w:tcW w:type="dxa" w:w="1728"/>
+          </w:tcPr>
+          <w:p>
+            <w:r>
+              <w:t>PWR_3V3</w:t>
+            </w:r>
+          </w:p>
+        </w:tc>
+        <w:tc>
+          <w:tcPr>
+            <w:tcW w:type="dxa" w:w="1728"/>
+          </w:tcPr>
+          <w:p>
+            <w:r>
+              <w:t>NET</w:t>
+            </w:r>
+          </w:p>
+        </w:tc>
+        <w:tc>
+          <w:tcPr>
+            <w:tcW w:type="dxa" w:w="1728"/>
+          </w:tcPr>
+          <w:p>
+            <w:r>
+              <w:t>3V3_SYS</w:t>
+            </w:r>
+          </w:p>
+        </w:tc>
+      </w:tr>
+    </w:tbl>
+    <w:p>
+      <w:pPr>
+        <w:pStyle w:val="Heading2"/>
+      </w:pPr>
+      <w:r>
+        <w:t>Motor Drive</w:t>
+      </w:r>
+    </w:p>
+    <w:tbl>
+      <w:tblPr>
+        <w:tblStyle w:val="LightGrid-Accent1"/>
+        <w:tblW w:type="auto" w:w="0"/>
+        <w:tblLook w:firstColumn="1" w:firstRow="1" w:lastColumn="0" w:lastRow="0" w:noHBand="0" w:noVBand="1" w:val="04A0"/>
+      </w:tblPr>
+      <w:tblGrid>
+        <w:gridCol w:w="1728"/>
+        <w:gridCol w:w="1728"/>
+        <w:gridCol w:w="1728"/>
+        <w:gridCol w:w="1728"/>
+        <w:gridCol w:w="1728"/>
+      </w:tblGrid>
+      <w:tr>
+        <w:tc>
+          <w:tcPr>
+            <w:tcW w:type="dxa" w:w="1728"/>
+          </w:tcPr>
+          <w:p>
+            <w:r>
+              <w:rPr>
+                <w:b/>
+              </w:rPr>
+              <w:t>Component_ID</w:t>
+            </w:r>
+          </w:p>
+        </w:tc>
+        <w:tc>
+          <w:tcPr>
+            <w:tcW w:type="dxa" w:w="1728"/>
+          </w:tcPr>
+          <w:p>
+            <w:r>
+              <w:rPr>
+                <w:b/>
+              </w:rPr>
+              <w:t>Source_Pin</w:t>
+            </w:r>
+          </w:p>
+        </w:tc>
+        <w:tc>
+          <w:tcPr>
+            <w:tcW w:type="dxa" w:w="1728"/>
+          </w:tcPr>
+          <w:p>
+            <w:r>
+              <w:rPr>
+                <w:b/>
+              </w:rPr>
+              <w:t>Target_ID</w:t>
+            </w:r>
+          </w:p>
+        </w:tc>
+        <w:tc>
+          <w:tcPr>
+            <w:tcW w:type="dxa" w:w="1728"/>
+          </w:tcPr>
+          <w:p>
+            <w:r>
+              <w:rPr>
+                <w:b/>
+              </w:rPr>
+              <w:t>Target_Pin</w:t>
+            </w:r>
+          </w:p>
+        </w:tc>
+        <w:tc>
+          <w:tcPr>
+            <w:tcW w:type="dxa" w:w="1728"/>
+          </w:tcPr>
+          <w:p>
+            <w:r>
+              <w:rPr>
+                <w:b/>
+              </w:rPr>
+              <w:t>Signal_Name</w:t>
+            </w:r>
+          </w:p>
+        </w:tc>
+      </w:tr>
+      <w:tr>
+        <w:tc>
+          <w:tcPr>
+            <w:tcW w:type="dxa" w:w="1728"/>
+          </w:tcPr>
+          <w:p>
+            <w:r>
+              <w:t>U3</w:t>
+            </w:r>
+          </w:p>
+        </w:tc>
+        <w:tc>
+          <w:tcPr>
+            <w:tcW w:type="dxa" w:w="1728"/>
+          </w:tcPr>
+          <w:p>
+            <w:r>
+              <w:t>PA0</w:t>
+            </w:r>
+          </w:p>
+        </w:tc>
+        <w:tc>
+          <w:tcPr>
+            <w:tcW w:type="dxa" w:w="1728"/>
+          </w:tcPr>
+          <w:p>
+            <w:r>
+              <w:t>U2</w:t>
+            </w:r>
+          </w:p>
+        </w:tc>
+        <w:tc>
+          <w:tcPr>
+            <w:tcW w:type="dxa" w:w="1728"/>
+          </w:tcPr>
+          <w:p>
+            <w:r>
+              <w:t>IN_U</w:t>
+            </w:r>
+          </w:p>
+        </w:tc>
+        <w:tc>
+          <w:tcPr>
+            <w:tcW w:type="dxa" w:w="1728"/>
+          </w:tcPr>
+          <w:p>
+            <w:r>
+              <w:t>PWM_U</w:t>
+            </w:r>
+          </w:p>
+        </w:tc>
+      </w:tr>
+      <w:tr>
+        <w:tc>
+          <w:tcPr>
+            <w:tcW w:type="dxa" w:w="1728"/>
+          </w:tcPr>
+          <w:p>
+            <w:r>
+              <w:t>U3</w:t>
+            </w:r>
+          </w:p>
+        </w:tc>
+        <w:tc>
+          <w:tcPr>
+            <w:tcW w:type="dxa" w:w="1728"/>
+          </w:tcPr>
+          <w:p>
+            <w:r>
+              <w:t>PA1</w:t>
+            </w:r>
+          </w:p>
+        </w:tc>
+        <w:tc>
+          <w:tcPr>
+            <w:tcW w:type="dxa" w:w="1728"/>
+          </w:tcPr>
+          <w:p>
+            <w:r>
+              <w:t>U2</w:t>
+            </w:r>
+          </w:p>
+        </w:tc>
+        <w:tc>
+          <w:tcPr>
+            <w:tcW w:type="dxa" w:w="1728"/>
+          </w:tcPr>
+          <w:p>
+            <w:r>
+              <w:t>IN_V</w:t>
+            </w:r>
+          </w:p>
+        </w:tc>
+        <w:tc>
+          <w:tcPr>
+            <w:tcW w:type="dxa" w:w="1728"/>
+          </w:tcPr>
+          <w:p>
+            <w:r>
+              <w:t>PWM_V</w:t>
+            </w:r>
+          </w:p>
+        </w:tc>
+      </w:tr>
+      <w:tr>
+        <w:tc>
+          <w:tcPr>
+            <w:tcW w:type="dxa" w:w="1728"/>
+          </w:tcPr>
+          <w:p>
+            <w:r>
+              <w:t>U3</w:t>
+            </w:r>
+          </w:p>
+        </w:tc>
+        <w:tc>
+          <w:tcPr>
+            <w:tcW w:type="dxa" w:w="1728"/>
+          </w:tcPr>
+          <w:p>
+            <w:r>
+              <w:t>PA2</w:t>
+            </w:r>
+          </w:p>
+        </w:tc>
+        <w:tc>
+          <w:tcPr>
+            <w:tcW w:type="dxa" w:w="1728"/>
+          </w:tcPr>
+          <w:p>
+            <w:r>
+              <w:t>U2</w:t>
+            </w:r>
+          </w:p>
+        </w:tc>
+        <w:tc>
+          <w:tcPr>
+            <w:tcW w:type="dxa" w:w="1728"/>
+          </w:tcPr>
+          <w:p>
+            <w:r>
+              <w:t>IN_W</w:t>
+            </w:r>
+          </w:p>
+        </w:tc>
+        <w:tc>
+          <w:tcPr>
+            <w:tcW w:type="dxa" w:w="1728"/>
+          </w:tcPr>
+          <w:p>
+            <w:r>
+              <w:t>PWM_W</w:t>
+            </w:r>
+          </w:p>
+        </w:tc>
+      </w:tr>
+      <w:tr>
+        <w:tc>
+          <w:tcPr>
+            <w:tcW w:type="dxa" w:w="1728"/>
+          </w:tcPr>
+          <w:p>
+            <w:r>
+              <w:t>U2</w:t>
+            </w:r>
+          </w:p>
+        </w:tc>
+        <w:tc>
+          <w:tcPr>
+            <w:tcW w:type="dxa" w:w="1728"/>
+          </w:tcPr>
+          <w:p>
+            <w:r>
+              <w:t>FAULT</w:t>
+            </w:r>
+          </w:p>
+        </w:tc>
+        <w:tc>
+          <w:tcPr>
+            <w:tcW w:type="dxa" w:w="1728"/>
+          </w:tcPr>
+          <w:p>
+            <w:r>
+              <w:t>U3</w:t>
+            </w:r>
+          </w:p>
+        </w:tc>
+        <w:tc>
+          <w:tcPr>
+            <w:tcW w:type="dxa" w:w="1728"/>
+          </w:tcPr>
+          <w:p>
+            <w:r>
+              <w:t>PB0</w:t>
+            </w:r>
+          </w:p>
+        </w:tc>
+        <w:tc>
+          <w:tcPr>
+            <w:tcW w:type="dxa" w:w="1728"/>
+          </w:tcPr>
+          <w:p>
+            <w:r>
+              <w:t>DRV_FAULT</w:t>
+            </w:r>
+          </w:p>
+        </w:tc>
+      </w:tr>
+      <w:tr>
+        <w:tc>
+          <w:tcPr>
+            <w:tcW w:type="dxa" w:w="1728"/>
+          </w:tcPr>
+          <w:p>
+            <w:r>
+              <w:t>U2</w:t>
+            </w:r>
+          </w:p>
+        </w:tc>
+        <w:tc>
+          <w:tcPr>
+            <w:tcW w:type="dxa" w:w="1728"/>
+          </w:tcPr>
+          <w:p>
+            <w:r>
+              <w:t>OUT1</w:t>
+            </w:r>
+          </w:p>
+        </w:tc>
+        <w:tc>
+          <w:tcPr>
+            <w:tcW w:type="dxa" w:w="1728"/>
+          </w:tcPr>
+          <w:p>
+            <w:r>
+              <w:t>M1</w:t>
+            </w:r>
+          </w:p>
+        </w:tc>
+        <w:tc>
+          <w:tcPr>
+            <w:tcW w:type="dxa" w:w="1728"/>
+          </w:tcPr>
+          <w:p>
+            <w:r>
+              <w:t>U</w:t>
+            </w:r>
+          </w:p>
+        </w:tc>
+        <w:tc>
+          <w:tcPr>
+            <w:tcW w:type="dxa" w:w="1728"/>
+          </w:tcPr>
+          <w:p>
+            <w:r>
+              <w:t>PHASE_U</w:t>
+            </w:r>
+          </w:p>
+        </w:tc>
+      </w:tr>
+      <w:tr>
+        <w:tc>
+          <w:tcPr>
+            <w:tcW w:type="dxa" w:w="1728"/>
+          </w:tcPr>
+          <w:p>
+            <w:r>
+              <w:t>U2</w:t>
+            </w:r>
+          </w:p>
+        </w:tc>
+        <w:tc>
+          <w:tcPr>
+            <w:tcW w:type="dxa" w:w="1728"/>
+          </w:tcPr>
+          <w:p>
+            <w:r>
+              <w:t>OUT2</w:t>
+            </w:r>
+          </w:p>
+        </w:tc>
+        <w:tc>
+          <w:tcPr>
+            <w:tcW w:type="dxa" w:w="1728"/>
+          </w:tcPr>
+          <w:p>
+            <w:r>
+              <w:t>M1</w:t>
+            </w:r>
+          </w:p>
+        </w:tc>
+        <w:tc>
+          <w:tcPr>
+            <w:tcW w:type="dxa" w:w="1728"/>
+          </w:tcPr>
+          <w:p>
+            <w:r>
+              <w:t>V</w:t>
+            </w:r>
+          </w:p>
+        </w:tc>
+        <w:tc>
+          <w:tcPr>
+            <w:tcW w:type="dxa" w:w="1728"/>
+          </w:tcPr>
+          <w:p>
+            <w:r>
+              <w:t>PHASE_V</w:t>
+            </w:r>
+          </w:p>
+        </w:tc>
+      </w:tr>
+      <w:tr>
+        <w:tc>
+          <w:tcPr>
+            <w:tcW w:type="dxa" w:w="1728"/>
+          </w:tcPr>
+          <w:p>
+            <w:r>
+              <w:t>U2</w:t>
+            </w:r>
+          </w:p>
+        </w:tc>
+        <w:tc>
+          <w:tcPr>
+            <w:tcW w:type="dxa" w:w="1728"/>
+          </w:tcPr>
+          <w:p>
+            <w:r>
+              <w:t>OUT3</w:t>
+            </w:r>
+          </w:p>
+        </w:tc>
+        <w:tc>
+          <w:tcPr>
+            <w:tcW w:type="dxa" w:w="1728"/>
+          </w:tcPr>
+          <w:p>
+            <w:r>
+              <w:t>M1</w:t>
+            </w:r>
+          </w:p>
+        </w:tc>
+        <w:tc>
+          <w:tcPr>
+            <w:tcW w:type="dxa" w:w="1728"/>
+          </w:tcPr>
+          <w:p>
+            <w:r>
+              <w:t>W</w:t>
+            </w:r>
+          </w:p>
+        </w:tc>
+        <w:tc>
+          <w:tcPr>
+            <w:tcW w:type="dxa" w:w="1728"/>
+          </w:tcPr>
+          <w:p>
+            <w:r>
+              <w:t>PHASE_W</w:t>
+            </w:r>
+          </w:p>
+        </w:tc>
+      </w:tr>
+      <w:tr>
+        <w:tc>
+          <w:tcPr>
+            <w:tcW w:type="dxa" w:w="1728"/>
+          </w:tcPr>
+          <w:p>
+            <w:r>
+              <w:t>R2</w:t>
+            </w:r>
+          </w:p>
+        </w:tc>
+        <w:tc>
+          <w:tcPr>
+            <w:tcW w:type="dxa" w:w="1728"/>
+          </w:tcPr>
+          <w:p>
+            <w:r>
+              <w:t>Pin_1</w:t>
+            </w:r>
+          </w:p>
+        </w:tc>
+        <w:tc>
+          <w:tcPr>
+            <w:tcW w:type="dxa" w:w="1728"/>
+          </w:tcPr>
+          <w:p>
+            <w:r>
+              <w:t>U2</w:t>
+            </w:r>
+          </w:p>
+        </w:tc>
+        <w:tc>
+          <w:tcPr>
+            <w:tcW w:type="dxa" w:w="1728"/>
+          </w:tcPr>
+          <w:p>
+            <w:r>
+              <w:t>VDC</w:t>
+            </w:r>
+          </w:p>
+        </w:tc>
+        <w:tc>
+          <w:tcPr>
+            <w:tcW w:type="dxa" w:w="1728"/>
+          </w:tcPr>
+          <w:p>
+            <w:r>
+              <w:t>V_SENSE</w:t>
+            </w:r>
+          </w:p>
+        </w:tc>
+      </w:tr>
+      <w:tr>
+        <w:tc>
+          <w:tcPr>
+            <w:tcW w:type="dxa" w:w="1728"/>
+          </w:tcPr>
+          <w:p>
+            <w:r>
+              <w:t>D1</w:t>
+            </w:r>
+          </w:p>
+        </w:tc>
+        <w:tc>
+          <w:tcPr>
+            <w:tcW w:type="dxa" w:w="1728"/>
+          </w:tcPr>
+          <w:p>
+            <w:r>
+              <w:t>CATHODE</w:t>
+            </w:r>
+          </w:p>
+        </w:tc>
+        <w:tc>
+          <w:tcPr>
+            <w:tcW w:type="dxa" w:w="1728"/>
+          </w:tcPr>
+          <w:p>
+            <w:r>
+              <w:t>U2</w:t>
+            </w:r>
+          </w:p>
+        </w:tc>
+        <w:tc>
+          <w:tcPr>
+            <w:tcW w:type="dxa" w:w="1728"/>
+          </w:tcPr>
+          <w:p>
+            <w:r>
+              <w:t>VDC</w:t>
+            </w:r>
+          </w:p>
+        </w:tc>
+        <w:tc>
+          <w:tcPr>
+            <w:tcW w:type="dxa" w:w="1728"/>
+          </w:tcPr>
+          <w:p>
+            <w:r>
+              <w:t>DC_BUS</w:t>
+            </w:r>
+          </w:p>
+        </w:tc>
+      </w:tr>
+    </w:tbl>
+    <w:p>
+      <w:pPr>
+        <w:pStyle w:val="Heading2"/>
+      </w:pPr>
+      <w:r>
+        <w:t>Power Distribution</w:t>
+      </w:r>
+    </w:p>
+    <w:tbl>
+      <w:tblPr>
+        <w:tblStyle w:val="LightGrid-Accent1"/>
+        <w:tblW w:type="auto" w:w="0"/>
+        <w:tblLook w:firstColumn="1" w:firstRow="1" w:lastColumn="0" w:lastRow="0" w:noHBand="0" w:noVBand="1" w:val="04A0"/>
+      </w:tblPr>
+      <w:tblGrid>
+        <w:gridCol w:w="1728"/>
+        <w:gridCol w:w="1728"/>
+        <w:gridCol w:w="1728"/>
+        <w:gridCol w:w="1728"/>
+        <w:gridCol w:w="1728"/>
+      </w:tblGrid>
+      <w:tr>
+        <w:tc>
+          <w:tcPr>
+            <w:tcW w:type="dxa" w:w="1728"/>
+          </w:tcPr>
+          <w:p>
+            <w:r>
+              <w:rPr>
+                <w:b/>
+              </w:rPr>
+              <w:t>Component_ID</w:t>
+            </w:r>
+          </w:p>
+        </w:tc>
+        <w:tc>
+          <w:tcPr>
+            <w:tcW w:type="dxa" w:w="1728"/>
+          </w:tcPr>
+          <w:p>
+            <w:r>
+              <w:rPr>
+                <w:b/>
+              </w:rPr>
+              <w:t>Source_Pin</w:t>
+            </w:r>
+          </w:p>
+        </w:tc>
+        <w:tc>
+          <w:tcPr>
+            <w:tcW w:type="dxa" w:w="1728"/>
+          </w:tcPr>
+          <w:p>
+            <w:r>
+              <w:rPr>
+                <w:b/>
+              </w:rPr>
+              <w:t>Target_ID</w:t>
+            </w:r>
+          </w:p>
+        </w:tc>
+        <w:tc>
+          <w:tcPr>
+            <w:tcW w:type="dxa" w:w="1728"/>
+          </w:tcPr>
+          <w:p>
+            <w:r>
+              <w:rPr>
+                <w:b/>
+              </w:rPr>
+              <w:t>Target_Pin</w:t>
+            </w:r>
+          </w:p>
+        </w:tc>
+        <w:tc>
+          <w:tcPr>
+            <w:tcW w:type="dxa" w:w="1728"/>
+          </w:tcPr>
+          <w:p>
+            <w:r>
+              <w:rPr>
+                <w:b/>
+              </w:rPr>
+              <w:t>Signal_Name</w:t>
+            </w:r>
+          </w:p>
+        </w:tc>
+      </w:tr>
+      <w:tr>
+        <w:tc>
+          <w:tcPr>
+            <w:tcW w:type="dxa" w:w="1728"/>
+          </w:tcPr>
+          <w:p>
+            <w:r>
+              <w:t>CON1</w:t>
+            </w:r>
+          </w:p>
+        </w:tc>
+        <w:tc>
+          <w:tcPr>
+            <w:tcW w:type="dxa" w:w="1728"/>
+          </w:tcPr>
+          <w:p>
+            <w:r>
+              <w:t>Pin_1</w:t>
+            </w:r>
+          </w:p>
+        </w:tc>
+        <w:tc>
+          <w:tcPr>
+            <w:tcW w:type="dxa" w:w="1728"/>
+          </w:tcPr>
+          <w:p>
+            <w:r>
+              <w:t>D1</w:t>
+            </w:r>
+          </w:p>
+        </w:tc>
+        <w:tc>
+          <w:tcPr>
+            <w:tcW w:type="dxa" w:w="1728"/>
+          </w:tcPr>
+          <w:p>
+            <w:r>
+              <w:t>ANODE</w:t>
+            </w:r>
+          </w:p>
+        </w:tc>
+        <w:tc>
+          <w:tcPr>
+            <w:tcW w:type="dxa" w:w="1728"/>
+          </w:tcPr>
+          <w:p>
+            <w:r>
+              <w:t>12V_IN</w:t>
+            </w:r>
+          </w:p>
+        </w:tc>
+      </w:tr>
+      <w:tr>
+        <w:tc>
+          <w:tcPr>
+            <w:tcW w:type="dxa" w:w="1728"/>
+          </w:tcPr>
+          <w:p>
+            <w:r>
+              <w:t>CON1</w:t>
+            </w:r>
+          </w:p>
+        </w:tc>
+        <w:tc>
+          <w:tcPr>
+            <w:tcW w:type="dxa" w:w="1728"/>
+          </w:tcPr>
+          <w:p>
+            <w:r>
+              <w:t>Pin_2</w:t>
+            </w:r>
+          </w:p>
+        </w:tc>
+        <w:tc>
+          <w:tcPr>
+            <w:tcW w:type="dxa" w:w="1728"/>
+          </w:tcPr>
+          <w:p>
+            <w:r>
+              <w:t>C1</w:t>
+            </w:r>
+          </w:p>
+        </w:tc>
+        <w:tc>
+          <w:tcPr>
+            <w:tcW w:type="dxa" w:w="1728"/>
+          </w:tcPr>
+          <w:p>
+            <w:r>
+              <w:t>NEG</w:t>
+            </w:r>
+          </w:p>
+        </w:tc>
+        <w:tc>
+          <w:tcPr>
+            <w:tcW w:type="dxa" w:w="1728"/>
+          </w:tcPr>
+          <w:p>
+            <w:r>
+              <w:t>GND</w:t>
+            </w:r>
+          </w:p>
+        </w:tc>
+      </w:tr>
+      <w:tr>
+        <w:tc>
+          <w:tcPr>
+            <w:tcW w:type="dxa" w:w="1728"/>
+          </w:tcPr>
+          <w:p>
+            <w:r>
+              <w:t>D1</w:t>
+            </w:r>
+          </w:p>
+        </w:tc>
+        <w:tc>
+          <w:tcPr>
+            <w:tcW w:type="dxa" w:w="1728"/>
+          </w:tcPr>
+          <w:p>
+            <w:r>
+              <w:t>CATHODE</w:t>
+            </w:r>
+          </w:p>
+        </w:tc>
+        <w:tc>
+          <w:tcPr>
+            <w:tcW w:type="dxa" w:w="1728"/>
+          </w:tcPr>
+          <w:p>
+            <w:r>
+              <w:t>C1</w:t>
+            </w:r>
+          </w:p>
+        </w:tc>
+        <w:tc>
+          <w:tcPr>
+            <w:tcW w:type="dxa" w:w="1728"/>
+          </w:tcPr>
+          <w:p>
+            <w:r>
+              <w:t>POS</w:t>
+            </w:r>
+          </w:p>
+        </w:tc>
+        <w:tc>
+          <w:tcPr>
+            <w:tcW w:type="dxa" w:w="1728"/>
+          </w:tcPr>
+          <w:p>
+            <w:r>
+              <w:t>12V_PROT</w:t>
+            </w:r>
+          </w:p>
+        </w:tc>
+      </w:tr>
+      <w:tr>
+        <w:tc>
+          <w:tcPr>
+            <w:tcW w:type="dxa" w:w="1728"/>
+          </w:tcPr>
+          <w:p>
+            <w:r>
+              <w:t>D1</w:t>
+            </w:r>
+          </w:p>
+        </w:tc>
+        <w:tc>
+          <w:tcPr>
+            <w:tcW w:type="dxa" w:w="1728"/>
+          </w:tcPr>
+          <w:p>
+            <w:r>
+              <w:t>CATHODE</w:t>
+            </w:r>
+          </w:p>
+        </w:tc>
+        <w:tc>
+          <w:tcPr>
+            <w:tcW w:type="dxa" w:w="1728"/>
+          </w:tcPr>
+          <w:p>
+            <w:r>
+              <w:t>U1</w:t>
+            </w:r>
+          </w:p>
+        </w:tc>
+        <w:tc>
+          <w:tcPr>
+            <w:tcW w:type="dxa" w:w="1728"/>
+          </w:tcPr>
+          <w:p>
+            <w:r>
+              <w:t>BAT+</w:t>
+            </w:r>
+          </w:p>
+        </w:tc>
+        <w:tc>
+          <w:tcPr>
+            <w:tcW w:type="dxa" w:w="1728"/>
+          </w:tcPr>
+          <w:p>
+            <w:r>
+              <w:t>V_BAT</w:t>
+            </w:r>
+          </w:p>
+        </w:tc>
+      </w:tr>
+      <w:tr>
+        <w:tc>
+          <w:tcPr>
+            <w:tcW w:type="dxa" w:w="1728"/>
+          </w:tcPr>
+          <w:p>
+            <w:r>
+              <w:t>C1</w:t>
+            </w:r>
+          </w:p>
+        </w:tc>
+        <w:tc>
+          <w:tcPr>
+            <w:tcW w:type="dxa" w:w="1728"/>
+          </w:tcPr>
+          <w:p>
+            <w:r>
+              <w:t>NEG</w:t>
+            </w:r>
+          </w:p>
+        </w:tc>
+        <w:tc>
+          <w:tcPr>
+            <w:tcW w:type="dxa" w:w="1728"/>
+          </w:tcPr>
+          <w:p>
+            <w:r>
+              <w:t>U1</w:t>
+            </w:r>
+          </w:p>
+        </w:tc>
+        <w:tc>
+          <w:tcPr>
+            <w:tcW w:type="dxa" w:w="1728"/>
+          </w:tcPr>
+          <w:p>
+            <w:r>
+              <w:t>GND</w:t>
+            </w:r>
+          </w:p>
+        </w:tc>
+        <w:tc>
+          <w:tcPr>
+            <w:tcW w:type="dxa" w:w="1728"/>
+          </w:tcPr>
+          <w:p>
+            <w:r>
+              <w:t>GND_REF</w:t>
+            </w:r>
+          </w:p>
+        </w:tc>
+      </w:tr>
+      <w:tr>
+        <w:tc>
+          <w:tcPr>
+            <w:tcW w:type="dxa" w:w="1728"/>
+          </w:tcPr>
+          <w:p>
+            <w:r>
+              <w:t>U1</w:t>
+            </w:r>
+          </w:p>
+        </w:tc>
+        <w:tc>
+          <w:tcPr>
+            <w:tcW w:type="dxa" w:w="1728"/>
+          </w:tcPr>
+          <w:p>
+            <w:r>
+              <w:t>ALERT</w:t>
+            </w:r>
+          </w:p>
+        </w:tc>
+        <w:tc>
+          <w:tcPr>
+            <w:tcW w:type="dxa" w:w="1728"/>
           </w:tcPr>
           <w:p>
             <w:r>
@@ -3633,7 +4293,7 @@
         </w:tc>
         <w:tc>
           <w:tcPr>
-            <w:tcW w:type="dxa" w:w="960"/>
+            <w:tcW w:type="dxa" w:w="1728"/>
           </w:tcPr>
           <w:p>
             <w:r>
@@ -3643,7 +4303,7 @@
         </w:tc>
         <w:tc>
           <w:tcPr>
-            <w:tcW w:type="dxa" w:w="960"/>
+            <w:tcW w:type="dxa" w:w="1728"/>
           </w:tcPr>
           <w:p>
             <w:r>

--- a/engg-fable-docs/output/Technical_User_Manual.docx
+++ b/engg-fable-docs/output/Technical_User_Manual.docx
@@ -204,640 +204,14 @@
         <w:pStyle w:val="Heading1"/>
       </w:pPr>
       <w:r>
-        <w:t>1. Bill of Materials</w:t>
-      </w:r>
-    </w:p>
-    <w:tbl>
-      <w:tblPr>
-        <w:tblStyle w:val="LightGrid-Accent1"/>
-        <w:tblW w:type="auto" w:w="0"/>
-        <w:tblLook w:firstColumn="1" w:firstRow="1" w:lastColumn="0" w:lastRow="0" w:noHBand="0" w:noVBand="1" w:val="04A0"/>
-      </w:tblPr>
-      <w:tblGrid>
-        <w:gridCol w:w="1234"/>
-        <w:gridCol w:w="1234"/>
-        <w:gridCol w:w="1234"/>
-        <w:gridCol w:w="1234"/>
-        <w:gridCol w:w="1234"/>
-        <w:gridCol w:w="1234"/>
-        <w:gridCol w:w="1234"/>
-      </w:tblGrid>
-      <w:tr>
-        <w:tc>
-          <w:tcPr>
-            <w:tcW w:type="dxa" w:w="1234"/>
-          </w:tcPr>
-          <w:p>
-            <w:r>
-              <w:rPr>
-                <w:b/>
-              </w:rPr>
-              <w:t>Reference_IDs</w:t>
-            </w:r>
-          </w:p>
-        </w:tc>
-        <w:tc>
-          <w:tcPr>
-            <w:tcW w:type="dxa" w:w="1234"/>
-          </w:tcPr>
-          <w:p>
-            <w:r>
-              <w:rPr>
-                <w:b/>
-              </w:rPr>
-              <w:t>Make</w:t>
-            </w:r>
-          </w:p>
-        </w:tc>
-        <w:tc>
-          <w:tcPr>
-            <w:tcW w:type="dxa" w:w="1234"/>
-          </w:tcPr>
-          <w:p>
-            <w:r>
-              <w:rPr>
-                <w:b/>
-              </w:rPr>
-              <w:t>Model</w:t>
-            </w:r>
-          </w:p>
-        </w:tc>
-        <w:tc>
-          <w:tcPr>
-            <w:tcW w:type="dxa" w:w="1234"/>
-          </w:tcPr>
-          <w:p>
-            <w:r>
-              <w:rPr>
-                <w:b/>
-              </w:rPr>
-              <w:t>Part_Number</w:t>
-            </w:r>
-          </w:p>
-        </w:tc>
-        <w:tc>
-          <w:tcPr>
-            <w:tcW w:type="dxa" w:w="1234"/>
-          </w:tcPr>
-          <w:p>
-            <w:r>
-              <w:rPr>
-                <w:b/>
-              </w:rPr>
-              <w:t>Type</w:t>
-            </w:r>
-          </w:p>
-        </w:tc>
-        <w:tc>
-          <w:tcPr>
-            <w:tcW w:type="dxa" w:w="1234"/>
-          </w:tcPr>
-          <w:p>
-            <w:r>
-              <w:rPr>
-                <w:b/>
-              </w:rPr>
-              <w:t>Description</w:t>
-            </w:r>
-          </w:p>
-        </w:tc>
-        <w:tc>
-          <w:tcPr>
-            <w:tcW w:type="dxa" w:w="1234"/>
-          </w:tcPr>
-          <w:p>
-            <w:r>
-              <w:rPr>
-                <w:b/>
-              </w:rPr>
-              <w:t>Qty</w:t>
-            </w:r>
-          </w:p>
-        </w:tc>
-      </w:tr>
-      <w:tr>
-        <w:tc>
-          <w:tcPr>
-            <w:tcW w:type="dxa" w:w="1234"/>
-          </w:tcPr>
-          <w:p>
-            <w:r>
-              <w:t>U2</w:t>
-            </w:r>
-          </w:p>
-        </w:tc>
-        <w:tc>
-          <w:tcPr>
-            <w:tcW w:type="dxa" w:w="1234"/>
-          </w:tcPr>
-          <w:p>
-            <w:r>
-              <w:t>Infineon</w:t>
-            </w:r>
-          </w:p>
-        </w:tc>
-        <w:tc>
-          <w:tcPr>
-            <w:tcW w:type="dxa" w:w="1234"/>
-          </w:tcPr>
-          <w:p>
-            <w:r>
-              <w:t>IMC300A</w:t>
-            </w:r>
-          </w:p>
-        </w:tc>
-        <w:tc>
-          <w:tcPr>
-            <w:tcW w:type="dxa" w:w="1234"/>
-          </w:tcPr>
-          <w:p>
-            <w:r>
-              <w:t>IMC300A</w:t>
-            </w:r>
-          </w:p>
-        </w:tc>
-        <w:tc>
-          <w:tcPr>
-            <w:tcW w:type="dxa" w:w="1234"/>
-          </w:tcPr>
-          <w:p>
-            <w:r>
-              <w:t>Motor Controller IC</w:t>
-            </w:r>
-          </w:p>
-        </w:tc>
-        <w:tc>
-          <w:tcPr>
-            <w:tcW w:type="dxa" w:w="1234"/>
-          </w:tcPr>
-          <w:p>
-            <w:r>
-              <w:t>Integrated motor control IC combining a motion-control engine with a three-phase gate driver.</w:t>
-            </w:r>
-          </w:p>
-        </w:tc>
-        <w:tc>
-          <w:tcPr>
-            <w:tcW w:type="dxa" w:w="1234"/>
-          </w:tcPr>
-          <w:p>
-            <w:r>
-              <w:t>1</w:t>
-            </w:r>
-          </w:p>
-        </w:tc>
-      </w:tr>
-      <w:tr>
-        <w:tc>
-          <w:tcPr>
-            <w:tcW w:type="dxa" w:w="1234"/>
-          </w:tcPr>
-          <w:p>
-            <w:r>
-              <w:t>C1</w:t>
-            </w:r>
-          </w:p>
-        </w:tc>
-        <w:tc>
-          <w:tcPr>
-            <w:tcW w:type="dxa" w:w="1234"/>
-          </w:tcPr>
-          <w:p>
-            <w:r>
-              <w:t>Murata</w:t>
-            </w:r>
-          </w:p>
-        </w:tc>
-        <w:tc>
-          <w:tcPr>
-            <w:tcW w:type="dxa" w:w="1234"/>
-          </w:tcPr>
-          <w:p>
-            <w:r>
-              <w:t>GRM31CR71E106KA12</w:t>
-            </w:r>
-          </w:p>
-        </w:tc>
-        <w:tc>
-          <w:tcPr>
-            <w:tcW w:type="dxa" w:w="1234"/>
-          </w:tcPr>
-          <w:p>
-            <w:r>
-              <w:t>GRM31CR71E106KA12</w:t>
-            </w:r>
-          </w:p>
-        </w:tc>
-        <w:tc>
-          <w:tcPr>
-            <w:tcW w:type="dxa" w:w="1234"/>
-          </w:tcPr>
-          <w:p>
-            <w:r>
-              <w:t>Ceramic Capacitor</w:t>
-            </w:r>
-          </w:p>
-        </w:tc>
-        <w:tc>
-          <w:tcPr>
-            <w:tcW w:type="dxa" w:w="1234"/>
-          </w:tcPr>
-          <w:p>
-            <w:r>
-              <w:t>10 uF / 25 V X7R multilayer ceramic capacitor.</w:t>
-            </w:r>
-          </w:p>
-        </w:tc>
-        <w:tc>
-          <w:tcPr>
-            <w:tcW w:type="dxa" w:w="1234"/>
-          </w:tcPr>
-          <w:p>
-            <w:r>
-              <w:t>1</w:t>
-            </w:r>
-          </w:p>
-        </w:tc>
-      </w:tr>
-      <w:tr>
-        <w:tc>
-          <w:tcPr>
-            <w:tcW w:type="dxa" w:w="1234"/>
-          </w:tcPr>
-          <w:p>
-            <w:r>
-              <w:t>CON1</w:t>
-            </w:r>
-          </w:p>
-        </w:tc>
-        <w:tc>
-          <w:tcPr>
-            <w:tcW w:type="dxa" w:w="1234"/>
-          </w:tcPr>
-          <w:p>
-            <w:r>
-              <w:t>Phoenix Contact</w:t>
-            </w:r>
-          </w:p>
-        </w:tc>
-        <w:tc>
-          <w:tcPr>
-            <w:tcW w:type="dxa" w:w="1234"/>
-          </w:tcPr>
-          <w:p>
-            <w:r>
-              <w:t>MSTBVA 2.5/2-G</w:t>
-            </w:r>
-          </w:p>
-        </w:tc>
-        <w:tc>
-          <w:tcPr>
-            <w:tcW w:type="dxa" w:w="1234"/>
-          </w:tcPr>
-          <w:p>
-            <w:r>
-              <w:t>MSTBVA 2.5/2-G</w:t>
-            </w:r>
-          </w:p>
-        </w:tc>
-        <w:tc>
-          <w:tcPr>
-            <w:tcW w:type="dxa" w:w="1234"/>
-          </w:tcPr>
-          <w:p>
-            <w:r>
-              <w:t>Connector</w:t>
-            </w:r>
-          </w:p>
-        </w:tc>
-        <w:tc>
-          <w:tcPr>
-            <w:tcW w:type="dxa" w:w="1234"/>
-          </w:tcPr>
-          <w:p>
-            <w:r>
-              <w:t>Phoenix Contact MSTBVA 2.5 series PCB header (5.08 mm pitch, rated 12 A / 320 V).</w:t>
-            </w:r>
-          </w:p>
-        </w:tc>
-        <w:tc>
-          <w:tcPr>
-            <w:tcW w:type="dxa" w:w="1234"/>
-          </w:tcPr>
-          <w:p>
-            <w:r>
-              <w:t>1</w:t>
-            </w:r>
-          </w:p>
-        </w:tc>
-      </w:tr>
-      <w:tr>
-        <w:tc>
-          <w:tcPr>
-            <w:tcW w:type="dxa" w:w="1234"/>
-          </w:tcPr>
-          <w:p>
-            <w:r>
-              <w:t>U3</w:t>
-            </w:r>
-          </w:p>
-        </w:tc>
-        <w:tc>
-          <w:tcPr>
-            <w:tcW w:type="dxa" w:w="1234"/>
-          </w:tcPr>
-          <w:p>
-            <w:r>
-              <w:t>STMicroelectronics</w:t>
-            </w:r>
-          </w:p>
-        </w:tc>
-        <w:tc>
-          <w:tcPr>
-            <w:tcW w:type="dxa" w:w="1234"/>
-          </w:tcPr>
-          <w:p>
-            <w:r>
-              <w:t>STM32G474</w:t>
-            </w:r>
-          </w:p>
-        </w:tc>
-        <w:tc>
-          <w:tcPr>
-            <w:tcW w:type="dxa" w:w="1234"/>
-          </w:tcPr>
-          <w:p>
-            <w:r>
-              <w:t>STM32G474</w:t>
-            </w:r>
-          </w:p>
-        </w:tc>
-        <w:tc>
-          <w:tcPr>
-            <w:tcW w:type="dxa" w:w="1234"/>
-          </w:tcPr>
-          <w:p>
-            <w:r>
-              <w:t>Microcontroller</w:t>
-            </w:r>
-          </w:p>
-        </w:tc>
-        <w:tc>
-          <w:tcPr>
-            <w:tcW w:type="dxa" w:w="1234"/>
-          </w:tcPr>
-          <w:p>
-            <w:r>
-              <w:t>Arm Cortex-M4 microcontroller (170 MHz) optimized for digital power and motor control, with high-resolution timers for PWM generation, fast 12-bit ADCs, and rich connectivity (SPI, I2C, UART, CAN-FD).</w:t>
-            </w:r>
-          </w:p>
-        </w:tc>
-        <w:tc>
-          <w:tcPr>
-            <w:tcW w:type="dxa" w:w="1234"/>
-          </w:tcPr>
-          <w:p>
-            <w:r>
-              <w:t>1</w:t>
-            </w:r>
-          </w:p>
-        </w:tc>
-      </w:tr>
-      <w:tr>
-        <w:tc>
-          <w:tcPr>
-            <w:tcW w:type="dxa" w:w="1234"/>
-          </w:tcPr>
-          <w:p>
-            <w:r>
-              <w:t>U1</w:t>
-            </w:r>
-          </w:p>
-        </w:tc>
-        <w:tc>
-          <w:tcPr>
-            <w:tcW w:type="dxa" w:w="1234"/>
-          </w:tcPr>
-          <w:p>
-            <w:r>
-              <w:t>Texas Instruments</w:t>
-            </w:r>
-          </w:p>
-        </w:tc>
-        <w:tc>
-          <w:tcPr>
-            <w:tcW w:type="dxa" w:w="1234"/>
-          </w:tcPr>
-          <w:p>
-            <w:r>
-              <w:t>BQ76952</w:t>
-            </w:r>
-          </w:p>
-        </w:tc>
-        <w:tc>
-          <w:tcPr>
-            <w:tcW w:type="dxa" w:w="1234"/>
-          </w:tcPr>
-          <w:p>
-            <w:r>
-              <w:t>BQ76952</w:t>
-            </w:r>
-          </w:p>
-        </w:tc>
-        <w:tc>
-          <w:tcPr>
-            <w:tcW w:type="dxa" w:w="1234"/>
-          </w:tcPr>
-          <w:p>
-            <w:r>
-              <w:t>Battery Monitor IC</w:t>
-            </w:r>
-          </w:p>
-        </w:tc>
-        <w:tc>
-          <w:tcPr>
-            <w:tcW w:type="dxa" w:w="1234"/>
-          </w:tcPr>
-          <w:p>
-            <w:r>
-              <w:t>16-series battery monitor and protector for Li-ion/LiFePO4 packs.</w:t>
-            </w:r>
-          </w:p>
-        </w:tc>
-        <w:tc>
-          <w:tcPr>
-            <w:tcW w:type="dxa" w:w="1234"/>
-          </w:tcPr>
-          <w:p>
-            <w:r>
-              <w:t>1</w:t>
-            </w:r>
-          </w:p>
-        </w:tc>
-      </w:tr>
-      <w:tr>
-        <w:tc>
-          <w:tcPr>
-            <w:tcW w:type="dxa" w:w="1234"/>
-          </w:tcPr>
-          <w:p>
-            <w:r>
-              <w:t>D1</w:t>
-            </w:r>
-          </w:p>
-        </w:tc>
-        <w:tc>
-          <w:tcPr>
-            <w:tcW w:type="dxa" w:w="1234"/>
-          </w:tcPr>
-          <w:p>
-            <w:r>
-              <w:t>Vishay</w:t>
-            </w:r>
-          </w:p>
-        </w:tc>
-        <w:tc>
-          <w:tcPr>
-            <w:tcW w:type="dxa" w:w="1234"/>
-          </w:tcPr>
-          <w:p>
-            <w:r>
-              <w:t>SS34</w:t>
-            </w:r>
-          </w:p>
-        </w:tc>
-        <w:tc>
-          <w:tcPr>
-            <w:tcW w:type="dxa" w:w="1234"/>
-          </w:tcPr>
-          <w:p>
-            <w:r>
-              <w:t>SS34</w:t>
-            </w:r>
-          </w:p>
-        </w:tc>
-        <w:tc>
-          <w:tcPr>
-            <w:tcW w:type="dxa" w:w="1234"/>
-          </w:tcPr>
-          <w:p>
-            <w:r>
-              <w:t>Schottky Diode</w:t>
-            </w:r>
-          </w:p>
-        </w:tc>
-        <w:tc>
-          <w:tcPr>
-            <w:tcW w:type="dxa" w:w="1234"/>
-          </w:tcPr>
-          <w:p>
-            <w:r>
-              <w:t>3 A / 40 V Schottky barrier rectifier.</w:t>
-            </w:r>
-          </w:p>
-        </w:tc>
-        <w:tc>
-          <w:tcPr>
-            <w:tcW w:type="dxa" w:w="1234"/>
-          </w:tcPr>
-          <w:p>
-            <w:r>
-              <w:t>1</w:t>
-            </w:r>
-          </w:p>
-        </w:tc>
-      </w:tr>
-      <w:tr>
-        <w:tc>
-          <w:tcPr>
-            <w:tcW w:type="dxa" w:w="1234"/>
-          </w:tcPr>
-          <w:p>
-            <w:r>
-              <w:t>R1, R2</w:t>
-            </w:r>
-          </w:p>
-        </w:tc>
-        <w:tc>
-          <w:tcPr>
-            <w:tcW w:type="dxa" w:w="1234"/>
-          </w:tcPr>
-          <w:p>
-            <w:r>
-              <w:t>Yageo</w:t>
-            </w:r>
-          </w:p>
-        </w:tc>
-        <w:tc>
-          <w:tcPr>
-            <w:tcW w:type="dxa" w:w="1234"/>
-          </w:tcPr>
-          <w:p>
-            <w:r>
-              <w:t>RC0402FR-0710KL</w:t>
-            </w:r>
-          </w:p>
-        </w:tc>
-        <w:tc>
-          <w:tcPr>
-            <w:tcW w:type="dxa" w:w="1234"/>
-          </w:tcPr>
-          <w:p>
-            <w:r>
-              <w:t>RC0402FR-0710KL</w:t>
-            </w:r>
-          </w:p>
-        </w:tc>
-        <w:tc>
-          <w:tcPr>
-            <w:tcW w:type="dxa" w:w="1234"/>
-          </w:tcPr>
-          <w:p>
-            <w:r>
-              <w:t>Resistor</w:t>
-            </w:r>
-          </w:p>
-        </w:tc>
-        <w:tc>
-          <w:tcPr>
-            <w:tcW w:type="dxa" w:w="1234"/>
-          </w:tcPr>
-          <w:p>
-            <w:r>
-              <w:t>Yageo thick-film chip resistor, 0402, 1% tolerance.</w:t>
-            </w:r>
-          </w:p>
-        </w:tc>
-        <w:tc>
-          <w:tcPr>
-            <w:tcW w:type="dxa" w:w="1234"/>
-          </w:tcPr>
-          <w:p>
-            <w:r>
-              <w:t>2</w:t>
-            </w:r>
-          </w:p>
-        </w:tc>
-      </w:tr>
-    </w:tbl>
-    <w:p>
-      <w:r>
-        <w:br w:type="page"/>
-      </w:r>
-    </w:p>
-    <w:p>
-      <w:pPr>
-        <w:pStyle w:val="Heading1"/>
-      </w:pPr>
-      <w:r>
-        <w:t>2. System Overview</w:t>
+        <w:t>1. System Overview</w:t>
       </w:r>
     </w:p>
     <w:p>
       <w:r>
         <w:drawing>
           <wp:inline xmlns:a="http://schemas.openxmlformats.org/drawingml/2006/main" xmlns:pic="http://schemas.openxmlformats.org/drawingml/2006/picture">
-            <wp:extent cx="5760720" cy="2456121"/>
+            <wp:extent cx="5760720" cy="2337068"/>
             <wp:docPr id="1" name="Picture 1"/>
             <wp:cNvGraphicFramePr>
               <a:graphicFrameLocks noChangeAspect="1"/>
@@ -858,7 +232,7 @@
                   <pic:spPr>
                     <a:xfrm>
                       <a:off x="0" y="0"/>
-                      <a:ext cx="5760720" cy="2456121"/>
+                      <a:ext cx="5760720" cy="2337068"/>
                     </a:xfrm>
                     <a:prstGeom prst="rect"/>
                   </pic:spPr>
@@ -874,7 +248,7 @@
         <w:pStyle w:val="Heading2"/>
       </w:pPr>
       <w:r>
-        <w:t>2.1 Functional Description</w:t>
+        <w:t>1.1 Functional Description</w:t>
       </w:r>
     </w:p>
     <w:p>
@@ -894,7 +268,7 @@
     </w:p>
     <w:p>
       <w:r>
-        <w:t>Motor Drive: The Motor Drive subsystem carries the command and status signals that coordinate system operation.</w:t>
+        <w:t>Motor Drive: The Motor Drive subsystem converts control commands into the phase currents that drive the motor.</w:t>
       </w:r>
     </w:p>
     <w:p>
@@ -907,7 +281,7 @@
         <w:pStyle w:val="Heading2"/>
       </w:pPr>
       <w:r>
-        <w:t>2.2 Subsystem Interconnections</w:t>
+        <w:t>1.2 Sub-Module Interconnections</w:t>
       </w:r>
     </w:p>
     <w:tbl>
@@ -944,7 +318,7 @@
               <w:rPr>
                 <w:b/>
               </w:rPr>
-              <w:t>Subsystems</w:t>
+              <w:t>Sub-Modules</w:t>
             </w:r>
           </w:p>
         </w:tc>
@@ -1101,7 +475,7 @@
         <w:pStyle w:val="Heading1"/>
       </w:pPr>
       <w:r>
-        <w:t>3. Subsystem Descriptions</w:t>
+        <w:t>2. Sub-Module Descriptions</w:t>
       </w:r>
     </w:p>
     <w:p>
@@ -1109,7 +483,7 @@
         <w:pStyle w:val="Heading2"/>
       </w:pPr>
       <w:r>
-        <w:t>3.1 Power Distribution</w:t>
+        <w:t>2.1 Power Distribution</w:t>
       </w:r>
     </w:p>
     <w:p>
@@ -1153,7 +527,7 @@
         <w:pStyle w:val="Heading3"/>
       </w:pPr>
       <w:r>
-        <w:t>3.1.1 Functional Description</w:t>
+        <w:t>2.1.1 Functional Description</w:t>
       </w:r>
     </w:p>
     <w:p>
@@ -1176,7 +550,20 @@
         <w:pStyle w:val="Heading3"/>
       </w:pPr>
       <w:r>
-        <w:t>3.1.2 Component Roles</w:t>
+        <w:t>2.1.2 Role in the Overall System</w:t>
+      </w:r>
+    </w:p>
+    <w:p>
+      <w:r>
+        <w:t>Within the BLDC Controller, the Power Distribution sub-module is one of the principal functional stages. It forms the power entry and conditioning stage: every downstream function depends on the rails it establishes. It interfaces with the Control Interface sub-module through U1 (signals: BMS_ALERT, I2C_Clock, I2C_Data). It interfaces with the Motor Drive sub-module through D1 (signals: DC_BUS).</w:t>
+      </w:r>
+    </w:p>
+    <w:p>
+      <w:pPr>
+        <w:pStyle w:val="Heading3"/>
+      </w:pPr>
+      <w:r>
+        <w:t>2.1.3 Component Roles</w:t>
       </w:r>
     </w:p>
     <w:p>
@@ -1224,7 +611,7 @@
         <w:pStyle w:val="Heading3"/>
       </w:pPr>
       <w:r>
-        <w:t>3.1.3 Interconnections with Other Subsystems</w:t>
+        <w:t>2.1.4 Interconnections with Other Sub-Modules</w:t>
       </w:r>
     </w:p>
     <w:tbl>
@@ -1248,7 +635,7 @@
               <w:rPr>
                 <w:b/>
               </w:rPr>
-              <w:t>Connected Subsystem</w:t>
+              <w:t>Connected Sub-Module</w:t>
             </w:r>
           </w:p>
         </w:tc>
@@ -1349,7 +736,7 @@
         <w:pStyle w:val="Heading3"/>
       </w:pPr>
       <w:r>
-        <w:t>3.1.4 Signal List</w:t>
+        <w:t>2.1.5 Signal List</w:t>
       </w:r>
     </w:p>
     <w:tbl>
@@ -1607,7 +994,7 @@
         <w:pStyle w:val="Heading2"/>
       </w:pPr>
       <w:r>
-        <w:t>3.2 Control Interface</w:t>
+        <w:t>2.2 Control Interface</w:t>
       </w:r>
     </w:p>
     <w:p>
@@ -1651,7 +1038,7 @@
         <w:pStyle w:val="Heading3"/>
       </w:pPr>
       <w:r>
-        <w:t>3.2.1 Functional Description</w:t>
+        <w:t>2.2.1 Functional Description</w:t>
       </w:r>
     </w:p>
     <w:p>
@@ -1674,7 +1061,20 @@
         <w:pStyle w:val="Heading3"/>
       </w:pPr>
       <w:r>
-        <w:t>3.2.2 Component Roles</w:t>
+        <w:t>2.2.2 Role in the Overall System</w:t>
+      </w:r>
+    </w:p>
+    <w:p>
+      <w:r>
+        <w:t>Within the BLDC Controller, the Control Interface sub-module is one of the principal functional stages. It forms the supervisory and communication stage, closing the loop between measurement, protection and actuation. It interfaces with the Motor Drive sub-module through U2, U3 (signals: DC_BUS, DRV_FAULT, PHASE_U, PHASE_V, PHASE_W, PWM_U, PWM_V, PWM_W…). It interfaces with the Power Distribution sub-module through U1 (signals: BMS_HW_ALERT, GND_REF, V_BAT).</w:t>
+      </w:r>
+    </w:p>
+    <w:p>
+      <w:pPr>
+        <w:pStyle w:val="Heading3"/>
+      </w:pPr>
+      <w:r>
+        <w:t>2.2.3 Component Roles</w:t>
       </w:r>
     </w:p>
     <w:p>
@@ -1722,7 +1122,7 @@
         <w:pStyle w:val="Heading3"/>
       </w:pPr>
       <w:r>
-        <w:t>3.2.3 Interconnections with Other Subsystems</w:t>
+        <w:t>2.2.4 Interconnections with Other Sub-Modules</w:t>
       </w:r>
     </w:p>
     <w:tbl>
@@ -1746,7 +1146,7 @@
               <w:rPr>
                 <w:b/>
               </w:rPr>
-              <w:t>Connected Subsystem</w:t>
+              <w:t>Connected Sub-Module</w:t>
             </w:r>
           </w:p>
         </w:tc>
@@ -1847,7 +1247,7 @@
         <w:pStyle w:val="Heading3"/>
       </w:pPr>
       <w:r>
-        <w:t>3.2.4 Signal List</w:t>
+        <w:t>2.2.5 Signal List</w:t>
       </w:r>
     </w:p>
     <w:tbl>
@@ -2201,7 +1601,7 @@
         <w:pStyle w:val="Heading2"/>
       </w:pPr>
       <w:r>
-        <w:t>3.3 Motor Drive</w:t>
+        <w:t>2.3 Motor Drive</w:t>
       </w:r>
     </w:p>
     <w:p>
@@ -2245,12 +1645,12 @@
         <w:pStyle w:val="Heading3"/>
       </w:pPr>
       <w:r>
-        <w:t>3.3.1 Functional Description</w:t>
+        <w:t>2.3.1 Functional Description</w:t>
       </w:r>
     </w:p>
     <w:p>
       <w:r>
-        <w:t>The Motor Drive subsystem carries the command and status signals that coordinate system operation.</w:t>
+        <w:t>The Motor Drive subsystem converts control commands into the phase currents that drive the motor.</w:t>
       </w:r>
     </w:p>
     <w:p>
@@ -2268,7 +1668,20 @@
         <w:pStyle w:val="Heading3"/>
       </w:pPr>
       <w:r>
-        <w:t>3.3.2 Component Roles</w:t>
+        <w:t>2.3.2 Role in the Overall System</w:t>
+      </w:r>
+    </w:p>
+    <w:p>
+      <w:r>
+        <w:t>Within the BLDC Controller, the Motor Drive sub-module is one of the principal functional stages. It forms the actuation stage, converting the controller's commands into the system's physical output. It interfaces with the Control Interface sub-module through U2, U3 (signals: BMS_ALERT, CS_PULLUP, I2C_Clock, I2C_Data, SPI_CLK, SPI_CS, SPI_MISO, SPI_MOSI). It interfaces with the Power Distribution sub-module through D1 (signals: 12V_IN, 12V_PROT, V_BAT).</w:t>
+      </w:r>
+    </w:p>
+    <w:p>
+      <w:pPr>
+        <w:pStyle w:val="Heading3"/>
+      </w:pPr>
+      <w:r>
+        <w:t>2.3.3 Component Roles</w:t>
       </w:r>
     </w:p>
     <w:p>
@@ -2316,7 +1729,7 @@
         <w:pStyle w:val="Heading3"/>
       </w:pPr>
       <w:r>
-        <w:t>3.3.3 Interconnections with Other Subsystems</w:t>
+        <w:t>2.3.4 Interconnections with Other Sub-Modules</w:t>
       </w:r>
     </w:p>
     <w:tbl>
@@ -2340,7 +1753,7 @@
               <w:rPr>
                 <w:b/>
               </w:rPr>
-              <w:t>Connected Subsystem</w:t>
+              <w:t>Connected Sub-Module</w:t>
             </w:r>
           </w:p>
         </w:tc>
@@ -2441,7 +1854,7 @@
         <w:pStyle w:val="Heading3"/>
       </w:pPr>
       <w:r>
-        <w:t>3.3.4 Signal List</w:t>
+        <w:t>2.3.5 Signal List</w:t>
       </w:r>
     </w:p>
     <w:tbl>
@@ -2795,7 +2208,782 @@
         <w:pStyle w:val="Heading1"/>
       </w:pPr>
       <w:r>
-        <w:t>4. Appendix — Connectivity Data</w:t>
+        <w:t>3. Bill of Materials</w:t>
+      </w:r>
+    </w:p>
+    <w:p>
+      <w:r>
+        <w:t>Curated bill of materials derived from the connectivity data. Entries marked 'TBD' were inferred from connectivity context and require confirmation before procurement.</w:t>
+      </w:r>
+    </w:p>
+    <w:tbl>
+      <w:tblPr>
+        <w:tblStyle w:val="LightGrid-Accent1"/>
+        <w:tblW w:type="auto" w:w="0"/>
+        <w:tblLook w:firstColumn="1" w:firstRow="1" w:lastColumn="0" w:lastRow="0" w:noHBand="0" w:noVBand="1" w:val="04A0"/>
+      </w:tblPr>
+      <w:tblGrid>
+        <w:gridCol w:w="1234"/>
+        <w:gridCol w:w="1234"/>
+        <w:gridCol w:w="1234"/>
+        <w:gridCol w:w="1234"/>
+        <w:gridCol w:w="1234"/>
+        <w:gridCol w:w="1234"/>
+        <w:gridCol w:w="1234"/>
+      </w:tblGrid>
+      <w:tr>
+        <w:tc>
+          <w:tcPr>
+            <w:tcW w:type="dxa" w:w="1234"/>
+          </w:tcPr>
+          <w:p>
+            <w:r>
+              <w:rPr>
+                <w:b/>
+              </w:rPr>
+              <w:t>Reference_IDs</w:t>
+            </w:r>
+          </w:p>
+        </w:tc>
+        <w:tc>
+          <w:tcPr>
+            <w:tcW w:type="dxa" w:w="1234"/>
+          </w:tcPr>
+          <w:p>
+            <w:r>
+              <w:rPr>
+                <w:b/>
+              </w:rPr>
+              <w:t>Make</w:t>
+            </w:r>
+          </w:p>
+        </w:tc>
+        <w:tc>
+          <w:tcPr>
+            <w:tcW w:type="dxa" w:w="1234"/>
+          </w:tcPr>
+          <w:p>
+            <w:r>
+              <w:rPr>
+                <w:b/>
+              </w:rPr>
+              <w:t>Model</w:t>
+            </w:r>
+          </w:p>
+        </w:tc>
+        <w:tc>
+          <w:tcPr>
+            <w:tcW w:type="dxa" w:w="1234"/>
+          </w:tcPr>
+          <w:p>
+            <w:r>
+              <w:rPr>
+                <w:b/>
+              </w:rPr>
+              <w:t>Part_Number</w:t>
+            </w:r>
+          </w:p>
+        </w:tc>
+        <w:tc>
+          <w:tcPr>
+            <w:tcW w:type="dxa" w:w="1234"/>
+          </w:tcPr>
+          <w:p>
+            <w:r>
+              <w:rPr>
+                <w:b/>
+              </w:rPr>
+              <w:t>Type</w:t>
+            </w:r>
+          </w:p>
+        </w:tc>
+        <w:tc>
+          <w:tcPr>
+            <w:tcW w:type="dxa" w:w="1234"/>
+          </w:tcPr>
+          <w:p>
+            <w:r>
+              <w:rPr>
+                <w:b/>
+              </w:rPr>
+              <w:t>Description</w:t>
+            </w:r>
+          </w:p>
+        </w:tc>
+        <w:tc>
+          <w:tcPr>
+            <w:tcW w:type="dxa" w:w="1234"/>
+          </w:tcPr>
+          <w:p>
+            <w:r>
+              <w:rPr>
+                <w:b/>
+              </w:rPr>
+              <w:t>Qty</w:t>
+            </w:r>
+          </w:p>
+        </w:tc>
+      </w:tr>
+      <w:tr>
+        <w:tc>
+          <w:tcPr>
+            <w:tcW w:type="dxa" w:w="1234"/>
+          </w:tcPr>
+          <w:p>
+            <w:r>
+              <w:t>U2</w:t>
+            </w:r>
+          </w:p>
+        </w:tc>
+        <w:tc>
+          <w:tcPr>
+            <w:tcW w:type="dxa" w:w="1234"/>
+          </w:tcPr>
+          <w:p>
+            <w:r>
+              <w:t>Infineon</w:t>
+            </w:r>
+          </w:p>
+        </w:tc>
+        <w:tc>
+          <w:tcPr>
+            <w:tcW w:type="dxa" w:w="1234"/>
+          </w:tcPr>
+          <w:p>
+            <w:r>
+              <w:t>IMC300A</w:t>
+            </w:r>
+          </w:p>
+        </w:tc>
+        <w:tc>
+          <w:tcPr>
+            <w:tcW w:type="dxa" w:w="1234"/>
+          </w:tcPr>
+          <w:p>
+            <w:r>
+              <w:t>IMC300A</w:t>
+            </w:r>
+          </w:p>
+        </w:tc>
+        <w:tc>
+          <w:tcPr>
+            <w:tcW w:type="dxa" w:w="1234"/>
+          </w:tcPr>
+          <w:p>
+            <w:r>
+              <w:t>Motor Controller IC</w:t>
+            </w:r>
+          </w:p>
+        </w:tc>
+        <w:tc>
+          <w:tcPr>
+            <w:tcW w:type="dxa" w:w="1234"/>
+          </w:tcPr>
+          <w:p>
+            <w:r>
+              <w:t>Integrated motor control IC combining a motion-control engine with a three-phase gate driver.</w:t>
+            </w:r>
+          </w:p>
+        </w:tc>
+        <w:tc>
+          <w:tcPr>
+            <w:tcW w:type="dxa" w:w="1234"/>
+          </w:tcPr>
+          <w:p>
+            <w:r>
+              <w:t>1</w:t>
+            </w:r>
+          </w:p>
+        </w:tc>
+      </w:tr>
+      <w:tr>
+        <w:tc>
+          <w:tcPr>
+            <w:tcW w:type="dxa" w:w="1234"/>
+          </w:tcPr>
+          <w:p>
+            <w:r>
+              <w:t>C1</w:t>
+            </w:r>
+          </w:p>
+        </w:tc>
+        <w:tc>
+          <w:tcPr>
+            <w:tcW w:type="dxa" w:w="1234"/>
+          </w:tcPr>
+          <w:p>
+            <w:r>
+              <w:t>Murata</w:t>
+            </w:r>
+          </w:p>
+        </w:tc>
+        <w:tc>
+          <w:tcPr>
+            <w:tcW w:type="dxa" w:w="1234"/>
+          </w:tcPr>
+          <w:p>
+            <w:r>
+              <w:t>GRM31CR71E106KA12</w:t>
+            </w:r>
+          </w:p>
+        </w:tc>
+        <w:tc>
+          <w:tcPr>
+            <w:tcW w:type="dxa" w:w="1234"/>
+          </w:tcPr>
+          <w:p>
+            <w:r>
+              <w:t>GRM31CR71E106KA12</w:t>
+            </w:r>
+          </w:p>
+        </w:tc>
+        <w:tc>
+          <w:tcPr>
+            <w:tcW w:type="dxa" w:w="1234"/>
+          </w:tcPr>
+          <w:p>
+            <w:r>
+              <w:t>Ceramic Capacitor</w:t>
+            </w:r>
+          </w:p>
+        </w:tc>
+        <w:tc>
+          <w:tcPr>
+            <w:tcW w:type="dxa" w:w="1234"/>
+          </w:tcPr>
+          <w:p>
+            <w:r>
+              <w:t>10 uF / 25 V X7R multilayer ceramic capacitor.</w:t>
+            </w:r>
+          </w:p>
+        </w:tc>
+        <w:tc>
+          <w:tcPr>
+            <w:tcW w:type="dxa" w:w="1234"/>
+          </w:tcPr>
+          <w:p>
+            <w:r>
+              <w:t>1</w:t>
+            </w:r>
+          </w:p>
+        </w:tc>
+      </w:tr>
+      <w:tr>
+        <w:tc>
+          <w:tcPr>
+            <w:tcW w:type="dxa" w:w="1234"/>
+          </w:tcPr>
+          <w:p>
+            <w:r>
+              <w:t>CON1</w:t>
+            </w:r>
+          </w:p>
+        </w:tc>
+        <w:tc>
+          <w:tcPr>
+            <w:tcW w:type="dxa" w:w="1234"/>
+          </w:tcPr>
+          <w:p>
+            <w:r>
+              <w:t>Phoenix Contact</w:t>
+            </w:r>
+          </w:p>
+        </w:tc>
+        <w:tc>
+          <w:tcPr>
+            <w:tcW w:type="dxa" w:w="1234"/>
+          </w:tcPr>
+          <w:p>
+            <w:r>
+              <w:t>MSTBVA 2.5/2-G</w:t>
+            </w:r>
+          </w:p>
+        </w:tc>
+        <w:tc>
+          <w:tcPr>
+            <w:tcW w:type="dxa" w:w="1234"/>
+          </w:tcPr>
+          <w:p>
+            <w:r>
+              <w:t>MSTBVA 2.5/2-G</w:t>
+            </w:r>
+          </w:p>
+        </w:tc>
+        <w:tc>
+          <w:tcPr>
+            <w:tcW w:type="dxa" w:w="1234"/>
+          </w:tcPr>
+          <w:p>
+            <w:r>
+              <w:t>Connector</w:t>
+            </w:r>
+          </w:p>
+        </w:tc>
+        <w:tc>
+          <w:tcPr>
+            <w:tcW w:type="dxa" w:w="1234"/>
+          </w:tcPr>
+          <w:p>
+            <w:r>
+              <w:t>Phoenix Contact MSTBVA 2.5 series PCB header (5.08 mm pitch, rated 12 A / 320 V).</w:t>
+            </w:r>
+          </w:p>
+        </w:tc>
+        <w:tc>
+          <w:tcPr>
+            <w:tcW w:type="dxa" w:w="1234"/>
+          </w:tcPr>
+          <w:p>
+            <w:r>
+              <w:t>1</w:t>
+            </w:r>
+          </w:p>
+        </w:tc>
+      </w:tr>
+      <w:tr>
+        <w:tc>
+          <w:tcPr>
+            <w:tcW w:type="dxa" w:w="1234"/>
+          </w:tcPr>
+          <w:p>
+            <w:r>
+              <w:t>U3</w:t>
+            </w:r>
+          </w:p>
+        </w:tc>
+        <w:tc>
+          <w:tcPr>
+            <w:tcW w:type="dxa" w:w="1234"/>
+          </w:tcPr>
+          <w:p>
+            <w:r>
+              <w:t>STMicroelectronics</w:t>
+            </w:r>
+          </w:p>
+        </w:tc>
+        <w:tc>
+          <w:tcPr>
+            <w:tcW w:type="dxa" w:w="1234"/>
+          </w:tcPr>
+          <w:p>
+            <w:r>
+              <w:t>STM32G474</w:t>
+            </w:r>
+          </w:p>
+        </w:tc>
+        <w:tc>
+          <w:tcPr>
+            <w:tcW w:type="dxa" w:w="1234"/>
+          </w:tcPr>
+          <w:p>
+            <w:r>
+              <w:t>STM32G474</w:t>
+            </w:r>
+          </w:p>
+        </w:tc>
+        <w:tc>
+          <w:tcPr>
+            <w:tcW w:type="dxa" w:w="1234"/>
+          </w:tcPr>
+          <w:p>
+            <w:r>
+              <w:t>Microcontroller</w:t>
+            </w:r>
+          </w:p>
+        </w:tc>
+        <w:tc>
+          <w:tcPr>
+            <w:tcW w:type="dxa" w:w="1234"/>
+          </w:tcPr>
+          <w:p>
+            <w:r>
+              <w:t>Arm Cortex-M4 microcontroller (170 MHz) optimized for digital power and motor control, with high-resolution timers for PWM generation, fast 12-bit ADCs, and rich connectivity (SPI, I2C, UART, CAN-FD).</w:t>
+            </w:r>
+          </w:p>
+        </w:tc>
+        <w:tc>
+          <w:tcPr>
+            <w:tcW w:type="dxa" w:w="1234"/>
+          </w:tcPr>
+          <w:p>
+            <w:r>
+              <w:t>1</w:t>
+            </w:r>
+          </w:p>
+        </w:tc>
+      </w:tr>
+      <w:tr>
+        <w:tc>
+          <w:tcPr>
+            <w:tcW w:type="dxa" w:w="1234"/>
+          </w:tcPr>
+          <w:p>
+            <w:r>
+              <w:t>U1</w:t>
+            </w:r>
+          </w:p>
+        </w:tc>
+        <w:tc>
+          <w:tcPr>
+            <w:tcW w:type="dxa" w:w="1234"/>
+          </w:tcPr>
+          <w:p>
+            <w:r>
+              <w:t>Texas Instruments</w:t>
+            </w:r>
+          </w:p>
+        </w:tc>
+        <w:tc>
+          <w:tcPr>
+            <w:tcW w:type="dxa" w:w="1234"/>
+          </w:tcPr>
+          <w:p>
+            <w:r>
+              <w:t>BQ76952</w:t>
+            </w:r>
+          </w:p>
+        </w:tc>
+        <w:tc>
+          <w:tcPr>
+            <w:tcW w:type="dxa" w:w="1234"/>
+          </w:tcPr>
+          <w:p>
+            <w:r>
+              <w:t>BQ76952</w:t>
+            </w:r>
+          </w:p>
+        </w:tc>
+        <w:tc>
+          <w:tcPr>
+            <w:tcW w:type="dxa" w:w="1234"/>
+          </w:tcPr>
+          <w:p>
+            <w:r>
+              <w:t>Battery Monitor IC</w:t>
+            </w:r>
+          </w:p>
+        </w:tc>
+        <w:tc>
+          <w:tcPr>
+            <w:tcW w:type="dxa" w:w="1234"/>
+          </w:tcPr>
+          <w:p>
+            <w:r>
+              <w:t>16-series battery monitor and protector for Li-ion/LiFePO4 packs.</w:t>
+            </w:r>
+          </w:p>
+        </w:tc>
+        <w:tc>
+          <w:tcPr>
+            <w:tcW w:type="dxa" w:w="1234"/>
+          </w:tcPr>
+          <w:p>
+            <w:r>
+              <w:t>1</w:t>
+            </w:r>
+          </w:p>
+        </w:tc>
+      </w:tr>
+      <w:tr>
+        <w:tc>
+          <w:tcPr>
+            <w:tcW w:type="dxa" w:w="1234"/>
+          </w:tcPr>
+          <w:p>
+            <w:r>
+              <w:t>D1</w:t>
+            </w:r>
+          </w:p>
+        </w:tc>
+        <w:tc>
+          <w:tcPr>
+            <w:tcW w:type="dxa" w:w="1234"/>
+          </w:tcPr>
+          <w:p>
+            <w:r>
+              <w:t>Vishay</w:t>
+            </w:r>
+          </w:p>
+        </w:tc>
+        <w:tc>
+          <w:tcPr>
+            <w:tcW w:type="dxa" w:w="1234"/>
+          </w:tcPr>
+          <w:p>
+            <w:r>
+              <w:t>SS34</w:t>
+            </w:r>
+          </w:p>
+        </w:tc>
+        <w:tc>
+          <w:tcPr>
+            <w:tcW w:type="dxa" w:w="1234"/>
+          </w:tcPr>
+          <w:p>
+            <w:r>
+              <w:t>SS34</w:t>
+            </w:r>
+          </w:p>
+        </w:tc>
+        <w:tc>
+          <w:tcPr>
+            <w:tcW w:type="dxa" w:w="1234"/>
+          </w:tcPr>
+          <w:p>
+            <w:r>
+              <w:t>Schottky Diode</w:t>
+            </w:r>
+          </w:p>
+        </w:tc>
+        <w:tc>
+          <w:tcPr>
+            <w:tcW w:type="dxa" w:w="1234"/>
+          </w:tcPr>
+          <w:p>
+            <w:r>
+              <w:t>3 A / 40 V Schottky barrier rectifier.</w:t>
+            </w:r>
+          </w:p>
+        </w:tc>
+        <w:tc>
+          <w:tcPr>
+            <w:tcW w:type="dxa" w:w="1234"/>
+          </w:tcPr>
+          <w:p>
+            <w:r>
+              <w:t>1</w:t>
+            </w:r>
+          </w:p>
+        </w:tc>
+      </w:tr>
+      <w:tr>
+        <w:tc>
+          <w:tcPr>
+            <w:tcW w:type="dxa" w:w="1234"/>
+          </w:tcPr>
+          <w:p>
+            <w:r>
+              <w:t>R1, R2</w:t>
+            </w:r>
+          </w:p>
+        </w:tc>
+        <w:tc>
+          <w:tcPr>
+            <w:tcW w:type="dxa" w:w="1234"/>
+          </w:tcPr>
+          <w:p>
+            <w:r>
+              <w:t>Yageo</w:t>
+            </w:r>
+          </w:p>
+        </w:tc>
+        <w:tc>
+          <w:tcPr>
+            <w:tcW w:type="dxa" w:w="1234"/>
+          </w:tcPr>
+          <w:p>
+            <w:r>
+              <w:t>RC0402FR-0710KL</w:t>
+            </w:r>
+          </w:p>
+        </w:tc>
+        <w:tc>
+          <w:tcPr>
+            <w:tcW w:type="dxa" w:w="1234"/>
+          </w:tcPr>
+          <w:p>
+            <w:r>
+              <w:t>RC0402FR-0710KL</w:t>
+            </w:r>
+          </w:p>
+        </w:tc>
+        <w:tc>
+          <w:tcPr>
+            <w:tcW w:type="dxa" w:w="1234"/>
+          </w:tcPr>
+          <w:p>
+            <w:r>
+              <w:t>Resistor</w:t>
+            </w:r>
+          </w:p>
+        </w:tc>
+        <w:tc>
+          <w:tcPr>
+            <w:tcW w:type="dxa" w:w="1234"/>
+          </w:tcPr>
+          <w:p>
+            <w:r>
+              <w:t>Yageo thick-film chip resistor, 0402, 1% tolerance.</w:t>
+            </w:r>
+          </w:p>
+        </w:tc>
+        <w:tc>
+          <w:tcPr>
+            <w:tcW w:type="dxa" w:w="1234"/>
+          </w:tcPr>
+          <w:p>
+            <w:r>
+              <w:t>2</w:t>
+            </w:r>
+          </w:p>
+        </w:tc>
+      </w:tr>
+      <w:tr>
+        <w:tc>
+          <w:tcPr>
+            <w:tcW w:type="dxa" w:w="1234"/>
+          </w:tcPr>
+          <w:p>
+            <w:r>
+              <w:t>CON2</w:t>
+            </w:r>
+          </w:p>
+        </w:tc>
+        <w:tc>
+          <w:tcPr>
+            <w:tcW w:type="dxa" w:w="1234"/>
+          </w:tcPr>
+          <w:p>
+            <w:r>
+              <w:t>TBD</w:t>
+            </w:r>
+          </w:p>
+        </w:tc>
+        <w:tc>
+          <w:tcPr>
+            <w:tcW w:type="dxa" w:w="1234"/>
+          </w:tcPr>
+          <w:p>
+            <w:r>
+              <w:t>TBD</w:t>
+            </w:r>
+          </w:p>
+        </w:tc>
+        <w:tc>
+          <w:tcPr>
+            <w:tcW w:type="dxa" w:w="1234"/>
+          </w:tcPr>
+          <w:p>
+            <w:r>
+              <w:t>TBD</w:t>
+            </w:r>
+          </w:p>
+        </w:tc>
+        <w:tc>
+          <w:tcPr>
+            <w:tcW w:type="dxa" w:w="1234"/>
+          </w:tcPr>
+          <w:p>
+            <w:r>
+              <w:t>Connector</w:t>
+            </w:r>
+          </w:p>
+        </w:tc>
+        <w:tc>
+          <w:tcPr>
+            <w:tcW w:type="dxa" w:w="1234"/>
+          </w:tcPr>
+          <w:p>
+            <w:r>
+              <w:t>Connector inferred from connectivity context — confirm part selection.</w:t>
+            </w:r>
+          </w:p>
+        </w:tc>
+        <w:tc>
+          <w:tcPr>
+            <w:tcW w:type="dxa" w:w="1234"/>
+          </w:tcPr>
+          <w:p>
+            <w:r>
+              <w:t>1</w:t>
+            </w:r>
+          </w:p>
+        </w:tc>
+      </w:tr>
+      <w:tr>
+        <w:tc>
+          <w:tcPr>
+            <w:tcW w:type="dxa" w:w="1234"/>
+          </w:tcPr>
+          <w:p>
+            <w:r>
+              <w:t>M1</w:t>
+            </w:r>
+          </w:p>
+        </w:tc>
+        <w:tc>
+          <w:tcPr>
+            <w:tcW w:type="dxa" w:w="1234"/>
+          </w:tcPr>
+          <w:p>
+            <w:r>
+              <w:t>TBD</w:t>
+            </w:r>
+          </w:p>
+        </w:tc>
+        <w:tc>
+          <w:tcPr>
+            <w:tcW w:type="dxa" w:w="1234"/>
+          </w:tcPr>
+          <w:p>
+            <w:r>
+              <w:t>TBD</w:t>
+            </w:r>
+          </w:p>
+        </w:tc>
+        <w:tc>
+          <w:tcPr>
+            <w:tcW w:type="dxa" w:w="1234"/>
+          </w:tcPr>
+          <w:p>
+            <w:r>
+              <w:t>TBD</w:t>
+            </w:r>
+          </w:p>
+        </w:tc>
+        <w:tc>
+          <w:tcPr>
+            <w:tcW w:type="dxa" w:w="1234"/>
+          </w:tcPr>
+          <w:p>
+            <w:r>
+              <w:t>Motor</w:t>
+            </w:r>
+          </w:p>
+        </w:tc>
+        <w:tc>
+          <w:tcPr>
+            <w:tcW w:type="dxa" w:w="1234"/>
+          </w:tcPr>
+          <w:p>
+            <w:r>
+              <w:t>Motor inferred from connectivity context — confirm part selection.</w:t>
+            </w:r>
+          </w:p>
+        </w:tc>
+        <w:tc>
+          <w:tcPr>
+            <w:tcW w:type="dxa" w:w="1234"/>
+          </w:tcPr>
+          <w:p>
+            <w:r>
+              <w:t>1</w:t>
+            </w:r>
+          </w:p>
+        </w:tc>
+      </w:tr>
+    </w:tbl>
+    <w:p>
+      <w:r>
+        <w:br w:type="page"/>
+      </w:r>
+    </w:p>
+    <w:p>
+      <w:pPr>
+        <w:pStyle w:val="Heading1"/>
+      </w:pPr>
+      <w:r>
+        <w:t>4. Connectivity Data</w:t>
       </w:r>
     </w:p>
     <w:p>

--- a/engg-fable-docs/output/Technical_User_Manual.docx
+++ b/engg-fable-docs/output/Technical_User_Manual.docx
@@ -211,7 +211,7 @@
       <w:r>
         <w:drawing>
           <wp:inline xmlns:a="http://schemas.openxmlformats.org/drawingml/2006/main" xmlns:pic="http://schemas.openxmlformats.org/drawingml/2006/picture">
-            <wp:extent cx="5760720" cy="2337068"/>
+            <wp:extent cx="5760720" cy="2242545"/>
             <wp:docPr id="1" name="Picture 1"/>
             <wp:cNvGraphicFramePr>
               <a:graphicFrameLocks noChangeAspect="1"/>
@@ -232,7 +232,7 @@
                   <pic:spPr>
                     <a:xfrm>
                       <a:off x="0" y="0"/>
-                      <a:ext cx="5760720" cy="2337068"/>
+                      <a:ext cx="5760720" cy="2242545"/>
                     </a:xfrm>
                     <a:prstGeom prst="rect"/>
                   </pic:spPr>
@@ -490,7 +490,7 @@
       <w:r>
         <w:drawing>
           <wp:inline xmlns:a="http://schemas.openxmlformats.org/drawingml/2006/main" xmlns:pic="http://schemas.openxmlformats.org/drawingml/2006/picture">
-            <wp:extent cx="5760720" cy="2224963"/>
+            <wp:extent cx="5760720" cy="2120116"/>
             <wp:docPr id="2" name="Picture 2"/>
             <wp:cNvGraphicFramePr>
               <a:graphicFrameLocks noChangeAspect="1"/>
@@ -511,7 +511,7 @@
                   <pic:spPr>
                     <a:xfrm>
                       <a:off x="0" y="0"/>
-                      <a:ext cx="5760720" cy="2224963"/>
+                      <a:ext cx="5760720" cy="2120116"/>
                     </a:xfrm>
                     <a:prstGeom prst="rect"/>
                   </pic:spPr>
@@ -1001,7 +1001,7 @@
       <w:r>
         <w:drawing>
           <wp:inline xmlns:a="http://schemas.openxmlformats.org/drawingml/2006/main" xmlns:pic="http://schemas.openxmlformats.org/drawingml/2006/picture">
-            <wp:extent cx="5760720" cy="3325294"/>
+            <wp:extent cx="5760720" cy="3079366"/>
             <wp:docPr id="3" name="Picture 3"/>
             <wp:cNvGraphicFramePr>
               <a:graphicFrameLocks noChangeAspect="1"/>
@@ -1022,7 +1022,7 @@
                   <pic:spPr>
                     <a:xfrm>
                       <a:off x="0" y="0"/>
-                      <a:ext cx="5760720" cy="3325294"/>
+                      <a:ext cx="5760720" cy="3079366"/>
                     </a:xfrm>
                     <a:prstGeom prst="rect"/>
                   </pic:spPr>
@@ -1608,7 +1608,7 @@
       <w:r>
         <w:drawing>
           <wp:inline xmlns:a="http://schemas.openxmlformats.org/drawingml/2006/main" xmlns:pic="http://schemas.openxmlformats.org/drawingml/2006/picture">
-            <wp:extent cx="5760720" cy="7617854"/>
+            <wp:extent cx="5760720" cy="7374048"/>
             <wp:docPr id="4" name="Picture 4"/>
             <wp:cNvGraphicFramePr>
               <a:graphicFrameLocks noChangeAspect="1"/>
@@ -1629,7 +1629,7 @@
                   <pic:spPr>
                     <a:xfrm>
                       <a:off x="0" y="0"/>
-                      <a:ext cx="5760720" cy="7617854"/>
+                      <a:ext cx="5760720" cy="7374048"/>
                     </a:xfrm>
                     <a:prstGeom prst="rect"/>
                   </pic:spPr>

--- a/engg-fable-docs/output/Technical_User_Manual.docx
+++ b/engg-fable-docs/output/Technical_User_Manual.docx
@@ -490,7 +490,7 @@
       <w:r>
         <w:drawing>
           <wp:inline xmlns:a="http://schemas.openxmlformats.org/drawingml/2006/main" xmlns:pic="http://schemas.openxmlformats.org/drawingml/2006/picture">
-            <wp:extent cx="5760720" cy="2120116"/>
+            <wp:extent cx="5760720" cy="1707519"/>
             <wp:docPr id="2" name="Picture 2"/>
             <wp:cNvGraphicFramePr>
               <a:graphicFrameLocks noChangeAspect="1"/>
@@ -511,7 +511,7 @@
                   <pic:spPr>
                     <a:xfrm>
                       <a:off x="0" y="0"/>
-                      <a:ext cx="5760720" cy="2120116"/>
+                      <a:ext cx="5760720" cy="1707519"/>
                     </a:xfrm>
                     <a:prstGeom prst="rect"/>
                   </pic:spPr>
@@ -1001,7 +1001,7 @@
       <w:r>
         <w:drawing>
           <wp:inline xmlns:a="http://schemas.openxmlformats.org/drawingml/2006/main" xmlns:pic="http://schemas.openxmlformats.org/drawingml/2006/picture">
-            <wp:extent cx="5760720" cy="3079366"/>
+            <wp:extent cx="5760720" cy="2429104"/>
             <wp:docPr id="3" name="Picture 3"/>
             <wp:cNvGraphicFramePr>
               <a:graphicFrameLocks noChangeAspect="1"/>
@@ -1022,7 +1022,7 @@
                   <pic:spPr>
                     <a:xfrm>
                       <a:off x="0" y="0"/>
-                      <a:ext cx="5760720" cy="3079366"/>
+                      <a:ext cx="5760720" cy="2429104"/>
                     </a:xfrm>
                     <a:prstGeom prst="rect"/>
                   </pic:spPr>
@@ -1608,7 +1608,7 @@
       <w:r>
         <w:drawing>
           <wp:inline xmlns:a="http://schemas.openxmlformats.org/drawingml/2006/main" xmlns:pic="http://schemas.openxmlformats.org/drawingml/2006/picture">
-            <wp:extent cx="5760720" cy="7374048"/>
+            <wp:extent cx="5760720" cy="3807085"/>
             <wp:docPr id="4" name="Picture 4"/>
             <wp:cNvGraphicFramePr>
               <a:graphicFrameLocks noChangeAspect="1"/>
@@ -1629,7 +1629,7 @@
                   <pic:spPr>
                     <a:xfrm>
                       <a:off x="0" y="0"/>
-                      <a:ext cx="5760720" cy="7374048"/>
+                      <a:ext cx="5760720" cy="3807085"/>
                     </a:xfrm>
                     <a:prstGeom prst="rect"/>
                   </pic:spPr>

--- a/engg-fable-docs/output/Technical_User_Manual.docx
+++ b/engg-fable-docs/output/Technical_User_Manual.docx
@@ -49,7 +49,7 @@
         <w:rPr>
           <w:sz w:val="22"/>
         </w:rPr>
-        <w:t>Document No: TUM-001    Version: 1.0    Date: 2026-07-05</w:t>
+        <w:t>Document No: TUM-001    Version: 1.0    Date: 2026-07-06</w:t>
         <w:br/>
         <w:t>Prepared by: Engineering Documentation Generator</w:t>
       </w:r>
@@ -150,7 +150,7 @@
           </w:tcPr>
           <w:p>
             <w:r>
-              <w:t>2026-07-05</w:t>
+              <w:t>2026-07-06</w:t>
             </w:r>
           </w:p>
         </w:tc>
@@ -258,17 +258,17 @@
     </w:p>
     <w:p>
       <w:r>
-        <w:t>Power Distribution: The Power Distribution subsystem conditions and distributes electrical power to the rest of the system.</w:t>
+        <w:t>Power Distribution: The Power Distribution sub-module conditions and distributes electrical power to the rest of the system.</w:t>
       </w:r>
     </w:p>
     <w:p>
       <w:r>
-        <w:t>Control Interface: The Control Interface subsystem provides the digital communication backbone between the system's intelligent devices.</w:t>
+        <w:t>Control Interface: The Control Interface sub-module provides the digital communication backbone between the system's intelligent devices.</w:t>
       </w:r>
     </w:p>
     <w:p>
       <w:r>
-        <w:t>Motor Drive: The Motor Drive subsystem converts control commands into the phase currents that drive the motor.</w:t>
+        <w:t>Motor Drive: The Motor Drive sub-module converts control commands into the phase currents that drive the motor.</w:t>
       </w:r>
     </w:p>
     <w:p>
@@ -490,7 +490,7 @@
       <w:r>
         <w:drawing>
           <wp:inline xmlns:a="http://schemas.openxmlformats.org/drawingml/2006/main" xmlns:pic="http://schemas.openxmlformats.org/drawingml/2006/picture">
-            <wp:extent cx="5760720" cy="1707519"/>
+            <wp:extent cx="5760720" cy="1742014"/>
             <wp:docPr id="2" name="Picture 2"/>
             <wp:cNvGraphicFramePr>
               <a:graphicFrameLocks noChangeAspect="1"/>
@@ -511,7 +511,7 @@
                   <pic:spPr>
                     <a:xfrm>
                       <a:off x="0" y="0"/>
-                      <a:ext cx="5760720" cy="1707519"/>
+                      <a:ext cx="5760720" cy="1742014"/>
                     </a:xfrm>
                     <a:prstGeom prst="rect"/>
                   </pic:spPr>
@@ -532,17 +532,17 @@
     </w:p>
     <w:p>
       <w:r>
-        <w:t>The Power Distribution subsystem conditions and distributes electrical power to the rest of the system.</w:t>
+        <w:t>The Power Distribution sub-module conditions and distributes electrical power to the rest of the system.</w:t>
       </w:r>
     </w:p>
     <w:p>
       <w:r>
-        <w:t>Power flow: 12V_IN passes from CON1 (pin Pin_1) to D1 (pin ANODE). 12V_PROT passes from D1 (pin CATHODE) to C1 (pin POS). V_BAT passes from D1 (pin CATHODE) to U1 (pin BAT+).</w:t>
+        <w:t>Power enters the stage on 12V_IN and, after conditioning, is made available as 12V_PROT, V_BAT for downstream use. Coordination and protection status are exchanged through the control signals BMS_HW_ALERT. A common ground reference is maintained throughout the stage.</w:t>
       </w:r>
     </w:p>
     <w:p>
       <w:r>
-        <w:t>Signal flow: C1 connects to U1 via GND_REF (NEG → GND). U1 signals CON2 via BMS_HW_ALERT (ALERT → Pin_1).</w:t>
+        <w:t>The sub-module integrates 5 components operating together as a single functional stage; the individual parts are listed in the Bill of Materials.</w:t>
       </w:r>
     </w:p>
     <w:p>
@@ -563,55 +563,7 @@
         <w:pStyle w:val="Heading3"/>
       </w:pPr>
       <w:r>
-        <w:t>2.1.3 Component Roles</w:t>
-      </w:r>
-    </w:p>
-    <w:p>
-      <w:pPr>
-        <w:pStyle w:val="ListBullet"/>
-      </w:pPr>
-      <w:r>
-        <w:t>C1 — Murata GRM31CR71E106KA12 (Ceramic Capacitor). 10 uF / 25 V X7R multilayer ceramic capacitor. Provides bulk decoupling and input filtering on the protected supply rail, smoothing transients before power reaches downstream ICs. In this subsystem, C1 drives GND_REF to U1; receives 12V_PROT from D1, GND from CON1.</w:t>
-      </w:r>
-    </w:p>
-    <w:p>
-      <w:pPr>
-        <w:pStyle w:val="ListBullet"/>
-      </w:pPr>
-      <w:r>
-        <w:t>CON1 — Phoenix Contact MSTBVA 2.5/2-G (Connector). Phoenix Contact MSTBVA 2.5 series PCB header (5.08 mm pitch, rated 12 A / 320 V). Serves as the main power entry point for the external 12 V supply and its return. In this subsystem, CON1 drives 12V_IN to D1, GND to C1.</w:t>
-      </w:r>
-    </w:p>
-    <w:p>
-      <w:pPr>
-        <w:pStyle w:val="ListBullet"/>
-      </w:pPr>
-      <w:r>
-        <w:t>CON2 (Connector). Connector used in this subsystem. In this subsystem, CON2 receives BMS_HW_ALERT from U1.</w:t>
-      </w:r>
-    </w:p>
-    <w:p>
-      <w:pPr>
-        <w:pStyle w:val="ListBullet"/>
-      </w:pPr>
-      <w:r>
-        <w:t>D1 — Vishay SS34 (Schottky Diode). 3 A / 40 V Schottky barrier rectifier. Used here for reverse-polarity protection of the 12 V input: low forward drop (~0.5 V) minimizes loss while blocking reverse-connected supply voltage. In this subsystem, D1 drives 12V_PROT to C1, V_BAT to U1; receives 12V_IN from CON1.</w:t>
-      </w:r>
-    </w:p>
-    <w:p>
-      <w:pPr>
-        <w:pStyle w:val="ListBullet"/>
-      </w:pPr>
-      <w:r>
-        <w:t>U1 — Texas Instruments BQ76952 (Battery Monitor IC). 16-series battery monitor and protector for Li-ion/LiFePO4 packs. Provides per-cell voltage measurement, coulomb counting, integrated protection (OV/UV/OCC/OCD/SCD), and a host interface over I2C/SPI. The ALERT output signals protection faults to the host controller. In this subsystem, U1 drives BMS_HW_ALERT to CON2; receives GND_REF from C1, V_BAT from D1.</w:t>
-      </w:r>
-    </w:p>
-    <w:p>
-      <w:pPr>
-        <w:pStyle w:val="Heading3"/>
-      </w:pPr>
-      <w:r>
-        <w:t>2.1.4 Interconnections with Other Sub-Modules</w:t>
+        <w:t>2.1.3 Interconnections with Other Sub-Modules</w:t>
       </w:r>
     </w:p>
     <w:tbl>
@@ -736,7 +688,7 @@
         <w:pStyle w:val="Heading3"/>
       </w:pPr>
       <w:r>
-        <w:t>2.1.5 Signal List</w:t>
+        <w:t>2.1.4 Signal List</w:t>
       </w:r>
     </w:p>
     <w:tbl>
@@ -1001,7 +953,7 @@
       <w:r>
         <w:drawing>
           <wp:inline xmlns:a="http://schemas.openxmlformats.org/drawingml/2006/main" xmlns:pic="http://schemas.openxmlformats.org/drawingml/2006/picture">
-            <wp:extent cx="5760720" cy="2429104"/>
+            <wp:extent cx="5760720" cy="2467508"/>
             <wp:docPr id="3" name="Picture 3"/>
             <wp:cNvGraphicFramePr>
               <a:graphicFrameLocks noChangeAspect="1"/>
@@ -1022,7 +974,7 @@
                   <pic:spPr>
                     <a:xfrm>
                       <a:off x="0" y="0"/>
-                      <a:ext cx="5760720" cy="2429104"/>
+                      <a:ext cx="5760720" cy="2467508"/>
                     </a:xfrm>
                     <a:prstGeom prst="rect"/>
                   </pic:spPr>
@@ -1043,17 +995,17 @@
     </w:p>
     <w:p>
       <w:r>
-        <w:t>The Control Interface subsystem provides the digital communication backbone between the system's intelligent devices.</w:t>
+        <w:t>The Control Interface sub-module provides the digital communication backbone between the system's intelligent devices.</w:t>
       </w:r>
     </w:p>
     <w:p>
       <w:r>
-        <w:t>Power flow: 3V3_SYS passes from R1 (pin Pin_2) to PWR_3V3 (pin NET).</w:t>
+        <w:t>The stage carries the supply net 3V3_SYS. Digital communication between the stage's devices is carried over I2C_Data, I2C_Clock, SPI_CLK, SPI_MOSI, SPI_MISO, SPI_CS, CS_PULLUP. Coordination and protection status are exchanged through the control signals BMS_ALERT.</w:t>
       </w:r>
     </w:p>
     <w:p>
       <w:r>
-        <w:t>Signal flow: U1 communicates with U3 via I2C_Data (SDA → I2C_SDA); I2C_Clock (SCL → I2C_SCL); BMS_ALERT (ALERT → PE0). U3 communicates with U2 via SPI_CLK (SPI1_SCK → SPI_CLK); SPI_MOSI (SPI1_MOSI → SPI_MOSI); SPI_CS (SPI1_NSS → SPI_CS). U2 communicates with U3 via SPI_MISO (SPI_MISO → SPI1_MISO). U3 communicates with R1 via CS_PULLUP (SPI1_NSS → Pin_1).</w:t>
+        <w:t>The sub-module integrates 5 components operating together as a single functional stage; the individual parts are listed in the Bill of Materials.</w:t>
       </w:r>
     </w:p>
     <w:p>
@@ -1074,55 +1026,7 @@
         <w:pStyle w:val="Heading3"/>
       </w:pPr>
       <w:r>
-        <w:t>2.2.3 Component Roles</w:t>
-      </w:r>
-    </w:p>
-    <w:p>
-      <w:pPr>
-        <w:pStyle w:val="ListBullet"/>
-      </w:pPr>
-      <w:r>
-        <w:t>PWR_3V3 (Power Rail). Power Rail used in this subsystem. In this subsystem, PWR_3V3 receives 3V3_SYS from R1.</w:t>
-      </w:r>
-    </w:p>
-    <w:p>
-      <w:pPr>
-        <w:pStyle w:val="ListBullet"/>
-      </w:pPr>
-      <w:r>
-        <w:t>R1 — Yageo RC0402FR-0710KL (Resistor). Yageo thick-film chip resistor, 0402, 1% tolerance. Used for pull-up biasing and voltage sensing dividers. In this subsystem, R1 drives 3V3_SYS to PWR_3V3; receives CS_PULLUP from U3.</w:t>
-      </w:r>
-    </w:p>
-    <w:p>
-      <w:pPr>
-        <w:pStyle w:val="ListBullet"/>
-      </w:pPr>
-      <w:r>
-        <w:t>U1 — Texas Instruments BQ76952 (Battery Monitor IC). 16-series battery monitor and protector for Li-ion/LiFePO4 packs. Provides per-cell voltage measurement, coulomb counting, integrated protection (OV/UV/OCC/OCD/SCD), and a host interface over I2C/SPI. The ALERT output signals protection faults to the host controller. In this subsystem, U1 drives BMS_ALERT to U3, I2C_Clock to U3, I2C_Data to U3.</w:t>
-      </w:r>
-    </w:p>
-    <w:p>
-      <w:pPr>
-        <w:pStyle w:val="ListBullet"/>
-      </w:pPr>
-      <w:r>
-        <w:t>U2 — Infineon IMC300A (Motor Controller IC). Integrated motor control IC combining a motion-control engine with a three-phase gate driver. Receives PWM commands, drives the power stage for phases U/V/W, monitors the DC bus, and reports faults (overcurrent, overtemperature) via a dedicated FAULT output. In this subsystem, U2 drives SPI_MISO to U3; receives SPI_CLK from U3, SPI_CS from U3, SPI_MOSI from U3.</w:t>
-      </w:r>
-    </w:p>
-    <w:p>
-      <w:pPr>
-        <w:pStyle w:val="ListBullet"/>
-      </w:pPr>
-      <w:r>
-        <w:t>U3 — STMicroelectronics STM32G474 (Microcontroller). Arm Cortex-M4 microcontroller (170 MHz) optimized for digital power and motor control, with high-resolution timers for PWM generation, fast 12-bit ADCs, and rich connectivity (SPI, I2C, UART, CAN-FD). Acts as the central controller: it supervises the battery monitor over I2C, commands the gate driver over SPI, and generates the three-phase PWM signals. In this subsystem, U3 drives CS_PULLUP to R1, SPI_CLK to U2, SPI_CS to U2, SPI_MOSI to U2; receives BMS_ALERT from U1, I2C_Clock from U1, I2C_Data from U1, SPI_MISO from U2.</w:t>
-      </w:r>
-    </w:p>
-    <w:p>
-      <w:pPr>
-        <w:pStyle w:val="Heading3"/>
-      </w:pPr>
-      <w:r>
-        <w:t>2.2.4 Interconnections with Other Sub-Modules</w:t>
+        <w:t>2.2.3 Interconnections with Other Sub-Modules</w:t>
       </w:r>
     </w:p>
     <w:tbl>
@@ -1247,7 +1151,7 @@
         <w:pStyle w:val="Heading3"/>
       </w:pPr>
       <w:r>
-        <w:t>2.2.5 Signal List</w:t>
+        <w:t>2.2.4 Signal List</w:t>
       </w:r>
     </w:p>
     <w:tbl>
@@ -1608,7 +1512,7 @@
       <w:r>
         <w:drawing>
           <wp:inline xmlns:a="http://schemas.openxmlformats.org/drawingml/2006/main" xmlns:pic="http://schemas.openxmlformats.org/drawingml/2006/picture">
-            <wp:extent cx="5760720" cy="3807085"/>
+            <wp:extent cx="5760720" cy="3869701"/>
             <wp:docPr id="4" name="Picture 4"/>
             <wp:cNvGraphicFramePr>
               <a:graphicFrameLocks noChangeAspect="1"/>
@@ -1629,7 +1533,7 @@
                   <pic:spPr>
                     <a:xfrm>
                       <a:off x="0" y="0"/>
-                      <a:ext cx="5760720" cy="3807085"/>
+                      <a:ext cx="5760720" cy="3869701"/>
                     </a:xfrm>
                     <a:prstGeom prst="rect"/>
                   </pic:spPr>
@@ -1650,17 +1554,17 @@
     </w:p>
     <w:p>
       <w:r>
-        <w:t>The Motor Drive subsystem converts control commands into the phase currents that drive the motor.</w:t>
+        <w:t>The Motor Drive sub-module converts control commands into the phase currents that drive the motor.</w:t>
       </w:r>
     </w:p>
     <w:p>
       <w:r>
-        <w:t>Power flow: DC_BUS passes from D1 (pin CATHODE) to U2 (pin VDC).</w:t>
+        <w:t>The stage carries the supply net DC_BUS. Coordination and protection status are exchanged through the control signals PWM_U, PWM_V, PWM_W, DRV_FAULT. Operating conditions are monitored via V_SENSE. The stage delivers the three-phase outputs PHASE_U, PHASE_V, PHASE_W that drive the motor.</w:t>
       </w:r>
     </w:p>
     <w:p>
       <w:r>
-        <w:t>Signal flow: U3 signals U2 via PWM_U (PA0 → IN_U); PWM_V (PA1 → IN_V); PWM_W (PA2 → IN_W). U2 signals U3 via DRV_FAULT (FAULT → PB0). U2 drives M1 via PHASE_U (OUT1 → U); PHASE_V (OUT2 → V); PHASE_W (OUT3 → W). R2 connects to U2 via V_SENSE (Pin_1 → VDC).</w:t>
+        <w:t>The sub-module integrates 5 components operating together as a single functional stage; the individual parts are listed in the Bill of Materials.</w:t>
       </w:r>
     </w:p>
     <w:p>
@@ -1681,55 +1585,7 @@
         <w:pStyle w:val="Heading3"/>
       </w:pPr>
       <w:r>
-        <w:t>2.3.3 Component Roles</w:t>
-      </w:r>
-    </w:p>
-    <w:p>
-      <w:pPr>
-        <w:pStyle w:val="ListBullet"/>
-      </w:pPr>
-      <w:r>
-        <w:t>D1 — Vishay SS34 (Schottky Diode). 3 A / 40 V Schottky barrier rectifier. Used here for reverse-polarity protection of the 12 V input: low forward drop (~0.5 V) minimizes loss while blocking reverse-connected supply voltage. In this subsystem, D1 drives DC_BUS to U2.</w:t>
-      </w:r>
-    </w:p>
-    <w:p>
-      <w:pPr>
-        <w:pStyle w:val="ListBullet"/>
-      </w:pPr>
-      <w:r>
-        <w:t>M1 (Motor). Motor used in this subsystem. In this subsystem, M1 receives PHASE_U from U2, PHASE_V from U2, PHASE_W from U2.</w:t>
-      </w:r>
-    </w:p>
-    <w:p>
-      <w:pPr>
-        <w:pStyle w:val="ListBullet"/>
-      </w:pPr>
-      <w:r>
-        <w:t>R2 — Yageo RC0402FR-0710KL (Resistor). Yageo thick-film chip resistor, 0402, 1% tolerance. Used for pull-up biasing and voltage sensing dividers. In this subsystem, R2 drives V_SENSE to U2.</w:t>
-      </w:r>
-    </w:p>
-    <w:p>
-      <w:pPr>
-        <w:pStyle w:val="ListBullet"/>
-      </w:pPr>
-      <w:r>
-        <w:t>U2 — Infineon IMC300A (Motor Controller IC). Integrated motor control IC combining a motion-control engine with a three-phase gate driver. Receives PWM commands, drives the power stage for phases U/V/W, monitors the DC bus, and reports faults (overcurrent, overtemperature) via a dedicated FAULT output. In this subsystem, U2 drives DRV_FAULT to U3, PHASE_U to M1, PHASE_V to M1, PHASE_W to M1; receives DC_BUS from D1, PWM_U from U3, PWM_V from U3, PWM_W from U3, V_SENSE from R2.</w:t>
-      </w:r>
-    </w:p>
-    <w:p>
-      <w:pPr>
-        <w:pStyle w:val="ListBullet"/>
-      </w:pPr>
-      <w:r>
-        <w:t>U3 — STMicroelectronics STM32G474 (Microcontroller). Arm Cortex-M4 microcontroller (170 MHz) optimized for digital power and motor control, with high-resolution timers for PWM generation, fast 12-bit ADCs, and rich connectivity (SPI, I2C, UART, CAN-FD). Acts as the central controller: it supervises the battery monitor over I2C, commands the gate driver over SPI, and generates the three-phase PWM signals. In this subsystem, U3 drives PWM_U to U2, PWM_V to U2, PWM_W to U2; receives DRV_FAULT from U2.</w:t>
-      </w:r>
-    </w:p>
-    <w:p>
-      <w:pPr>
-        <w:pStyle w:val="Heading3"/>
-      </w:pPr>
-      <w:r>
-        <w:t>2.3.4 Interconnections with Other Sub-Modules</w:t>
+        <w:t>2.3.3 Interconnections with Other Sub-Modules</w:t>
       </w:r>
     </w:p>
     <w:tbl>
@@ -1854,7 +1710,7 @@
         <w:pStyle w:val="Heading3"/>
       </w:pPr>
       <w:r>
-        <w:t>2.3.5 Signal List</w:t>
+        <w:t>2.3.4 Signal List</w:t>
       </w:r>
     </w:p>
     <w:tbl>
